--- a/data/移动应用开发/大纲/软件23+6+《移动应用开发》+教学大纲+20260713.docx
+++ b/data/移动应用开发/大纲/软件23+6+《移动应用开发》+教学大纲+20260713.docx
@@ -634,7 +634,15 @@
         <w:t>MAUI</w:t>
       </w:r>
       <w:r>
-        <w:t>）、微信小程序开发、华为鸿蒙多端应用技术、移动应用与后端交互（</w:t>
+        <w:t>）、</w:t>
+      </w:r>
+      <w:proofErr w:type="gramStart"/>
+      <w:r>
+        <w:t>微信小</w:t>
+      </w:r>
+      <w:proofErr w:type="gramEnd"/>
+      <w:r>
+        <w:t>程序开发、华为鸿蒙多端应用技术、移动应用与后端交互（</w:t>
       </w:r>
       <w:r>
         <w:t>RESTful API</w:t>
@@ -675,8 +683,13 @@
       <w:r>
         <w:t xml:space="preserve"> 48 </w:t>
       </w:r>
-      <w:r>
-        <w:t>个学时，其中理论教学为</w:t>
+      <w:proofErr w:type="gramStart"/>
+      <w:r>
+        <w:t>个</w:t>
+      </w:r>
+      <w:proofErr w:type="gramEnd"/>
+      <w:r>
+        <w:t>学时，其中理论教学为</w:t>
       </w:r>
       <w:r>
         <w:t xml:space="preserve"> 24 </w:t>
@@ -694,7 +707,15 @@
         <w:t xml:space="preserve"> 6 </w:t>
       </w:r>
       <w:r>
-        <w:t>人、每人负责一个技术栈的协作探究模式。本课程的考评方式为考查，包括平时考核（</w:t>
+        <w:t>人、每人负责一个技术</w:t>
+      </w:r>
+      <w:proofErr w:type="gramStart"/>
+      <w:r>
+        <w:t>栈</w:t>
+      </w:r>
+      <w:proofErr w:type="gramEnd"/>
+      <w:r>
+        <w:t>的协作探究模式。本课程的考评方式为考查，包括平时考核（</w:t>
       </w:r>
       <w:r>
         <w:t>20%</w:t>
@@ -981,6 +1002,7 @@
                 <w:szCs w:val="21"/>
               </w:rPr>
             </w:pPr>
+            <w:bookmarkStart w:id="1" w:name="_Hlk234930368"/>
             <w:r>
               <w:rPr>
                 <w:color w:val="000000" w:themeColor="text1"/>
@@ -1049,7 +1071,25 @@
                 <w:color w:val="000000" w:themeColor="text1"/>
                 <w:szCs w:val="21"/>
               </w:rPr>
-              <w:t>跨平台）及主流平台特性，理解技术选型逻辑，熟悉跨平台开发框架和</w:t>
+              <w:t>跨平台）及主流平台特性，理解技术选型逻辑，</w:t>
+            </w:r>
+            <w:proofErr w:type="gramStart"/>
+            <w:r>
+              <w:rPr>
+                <w:rFonts w:hint="eastAsia"/>
+                <w:color w:val="000000" w:themeColor="text1"/>
+                <w:szCs w:val="21"/>
+              </w:rPr>
+              <w:t>熟悉跨</w:t>
+            </w:r>
+            <w:proofErr w:type="gramEnd"/>
+            <w:r>
+              <w:rPr>
+                <w:rFonts w:hint="eastAsia"/>
+                <w:color w:val="000000" w:themeColor="text1"/>
+                <w:szCs w:val="21"/>
+              </w:rPr>
+              <w:t>平台开发框架和</w:t>
             </w:r>
             <w:r>
               <w:rPr>
@@ -1378,7 +1418,27 @@
                 <w:kern w:val="0"/>
                 <w:szCs w:val="21"/>
               </w:rPr>
-              <w:t>调研对比多端开发方案，分析不同技术栈在跨设备适配场景中的优劣，具备技术方案评估与选型能力。</w:t>
+              <w:t>调研对比多端开发方案，分析不同技术</w:t>
+            </w:r>
+            <w:proofErr w:type="gramStart"/>
+            <w:r>
+              <w:rPr>
+                <w:rFonts w:hint="eastAsia"/>
+                <w:color w:val="000000" w:themeColor="text1"/>
+                <w:kern w:val="0"/>
+                <w:szCs w:val="21"/>
+              </w:rPr>
+              <w:t>栈</w:t>
+            </w:r>
+            <w:proofErr w:type="gramEnd"/>
+            <w:r>
+              <w:rPr>
+                <w:rFonts w:hint="eastAsia"/>
+                <w:color w:val="000000" w:themeColor="text1"/>
+                <w:kern w:val="0"/>
+                <w:szCs w:val="21"/>
+              </w:rPr>
+              <w:t>在跨设备适配场景中的优劣，具备技术方案评估与选型能力。</w:t>
             </w:r>
           </w:p>
         </w:tc>
@@ -1582,6 +1642,7 @@
         </w:tc>
       </w:tr>
     </w:tbl>
+    <w:bookmarkEnd w:id="1"/>
     <w:p>
       <w:pPr>
         <w:widowControl/>
@@ -1734,8 +1795,19 @@
           <w:kern w:val="0"/>
           <w:szCs w:val="21"/>
         </w:rPr>
-        <w:t>生态、微信</w:t>
-      </w:r>
+        <w:t>生态、</w:t>
+      </w:r>
+      <w:proofErr w:type="gramStart"/>
+      <w:r>
+        <w:rPr>
+          <w:rFonts w:hint="eastAsia"/>
+          <w:color w:val="000000" w:themeColor="text1"/>
+          <w:kern w:val="0"/>
+          <w:szCs w:val="21"/>
+        </w:rPr>
+        <w:t>微信</w:t>
+      </w:r>
+      <w:proofErr w:type="gramEnd"/>
       <w:r>
         <w:rPr>
           <w:rFonts w:hint="eastAsia"/>
@@ -2261,12 +2333,21 @@
           <w:color w:val="000000" w:themeColor="text1"/>
         </w:rPr>
       </w:pPr>
+      <w:proofErr w:type="gramStart"/>
       <w:r>
         <w:rPr>
           <w:rFonts w:eastAsia="黑体" w:hint="eastAsia"/>
           <w:color w:val="000000" w:themeColor="text1"/>
         </w:rPr>
-        <w:t>课程思政元素：</w:t>
+        <w:t>课程思政元素</w:t>
+      </w:r>
+      <w:proofErr w:type="gramEnd"/>
+      <w:r>
+        <w:rPr>
+          <w:rFonts w:eastAsia="黑体" w:hint="eastAsia"/>
+          <w:color w:val="000000" w:themeColor="text1"/>
+        </w:rPr>
+        <w:t>：</w:t>
       </w:r>
       <w:r>
         <w:rPr>
@@ -2679,12 +2760,21 @@
           <w:color w:val="000000" w:themeColor="text1"/>
         </w:rPr>
       </w:pPr>
-      <w:r>
-        <w:rPr>
-          <w:rFonts w:eastAsia="黑体"/>
-          <w:color w:val="000000" w:themeColor="text1"/>
-        </w:rPr>
-        <w:t>课程思政元素：</w:t>
+      <w:proofErr w:type="gramStart"/>
+      <w:r>
+        <w:rPr>
+          <w:rFonts w:eastAsia="黑体"/>
+          <w:color w:val="000000" w:themeColor="text1"/>
+        </w:rPr>
+        <w:t>课程思政元素</w:t>
+      </w:r>
+      <w:proofErr w:type="gramEnd"/>
+      <w:r>
+        <w:rPr>
+          <w:rFonts w:eastAsia="黑体"/>
+          <w:color w:val="000000" w:themeColor="text1"/>
+        </w:rPr>
+        <w:t>：</w:t>
       </w:r>
       <w:r>
         <w:rPr>
@@ -3522,12 +3612,21 @@
           <w:color w:val="000000" w:themeColor="text1"/>
         </w:rPr>
       </w:pPr>
-      <w:r>
-        <w:rPr>
-          <w:rFonts w:eastAsia="黑体"/>
-          <w:color w:val="000000" w:themeColor="text1"/>
-        </w:rPr>
-        <w:t>课程思政元素：</w:t>
+      <w:proofErr w:type="gramStart"/>
+      <w:r>
+        <w:rPr>
+          <w:rFonts w:eastAsia="黑体"/>
+          <w:color w:val="000000" w:themeColor="text1"/>
+        </w:rPr>
+        <w:t>课程思政元素</w:t>
+      </w:r>
+      <w:proofErr w:type="gramEnd"/>
+      <w:r>
+        <w:rPr>
+          <w:rFonts w:eastAsia="黑体"/>
+          <w:color w:val="000000" w:themeColor="text1"/>
+        </w:rPr>
+        <w:t>：</w:t>
       </w:r>
       <w:r>
         <w:rPr>
@@ -3628,14 +3727,25 @@
           <w:szCs w:val="21"/>
         </w:rPr>
       </w:pPr>
-      <w:r>
-        <w:rPr>
-          <w:rFonts w:hint="eastAsia"/>
-          <w:color w:val="000000" w:themeColor="text1"/>
-          <w:kern w:val="0"/>
-          <w:szCs w:val="21"/>
-        </w:rPr>
-        <w:t>微信小程序：</w:t>
+      <w:proofErr w:type="gramStart"/>
+      <w:r>
+        <w:rPr>
+          <w:rFonts w:hint="eastAsia"/>
+          <w:color w:val="000000" w:themeColor="text1"/>
+          <w:kern w:val="0"/>
+          <w:szCs w:val="21"/>
+        </w:rPr>
+        <w:t>微信小</w:t>
+      </w:r>
+      <w:proofErr w:type="gramEnd"/>
+      <w:r>
+        <w:rPr>
+          <w:rFonts w:hint="eastAsia"/>
+          <w:color w:val="000000" w:themeColor="text1"/>
+          <w:kern w:val="0"/>
+          <w:szCs w:val="21"/>
+        </w:rPr>
+        <w:t>程序：</w:t>
       </w:r>
       <w:r>
         <w:rPr>
@@ -3827,7 +3937,7 @@
         </w:rPr>
         <w:t>学生学习预期成果：</w:t>
       </w:r>
-      <w:bookmarkStart w:id="1" w:name="_Hlk136368169"/>
+      <w:bookmarkStart w:id="2" w:name="_Hlk136368169"/>
       <w:r>
         <w:rPr>
           <w:rFonts w:hint="eastAsia"/>
@@ -3873,7 +3983,7 @@
         <w:t>。</w:t>
       </w:r>
     </w:p>
-    <w:bookmarkEnd w:id="1"/>
+    <w:bookmarkEnd w:id="2"/>
     <w:p>
       <w:pPr>
         <w:spacing w:line="360" w:lineRule="exact"/>
@@ -3890,14 +4000,25 @@
         </w:rPr>
         <w:t>教学重点：</w:t>
       </w:r>
-      <w:r>
-        <w:rPr>
-          <w:rFonts w:hint="eastAsia"/>
-          <w:color w:val="000000" w:themeColor="text1"/>
-          <w:kern w:val="0"/>
-          <w:szCs w:val="21"/>
-        </w:rPr>
-        <w:t>微信小程序页面路由与数据绑定。</w:t>
+      <w:proofErr w:type="gramStart"/>
+      <w:r>
+        <w:rPr>
+          <w:rFonts w:hint="eastAsia"/>
+          <w:color w:val="000000" w:themeColor="text1"/>
+          <w:kern w:val="0"/>
+          <w:szCs w:val="21"/>
+        </w:rPr>
+        <w:t>微信小</w:t>
+      </w:r>
+      <w:proofErr w:type="gramEnd"/>
+      <w:r>
+        <w:rPr>
+          <w:rFonts w:hint="eastAsia"/>
+          <w:color w:val="000000" w:themeColor="text1"/>
+          <w:kern w:val="0"/>
+          <w:szCs w:val="21"/>
+        </w:rPr>
+        <w:t>程序页面路由与数据绑定。</w:t>
       </w:r>
     </w:p>
     <w:p>
@@ -3935,12 +4056,21 @@
           <w:color w:val="000000" w:themeColor="text1"/>
         </w:rPr>
       </w:pPr>
-      <w:r>
-        <w:rPr>
-          <w:rFonts w:eastAsia="黑体"/>
-          <w:color w:val="000000" w:themeColor="text1"/>
-        </w:rPr>
-        <w:t>课程思政元素：</w:t>
+      <w:proofErr w:type="gramStart"/>
+      <w:r>
+        <w:rPr>
+          <w:rFonts w:eastAsia="黑体"/>
+          <w:color w:val="000000" w:themeColor="text1"/>
+        </w:rPr>
+        <w:t>课程思政元素</w:t>
+      </w:r>
+      <w:proofErr w:type="gramEnd"/>
+      <w:r>
+        <w:rPr>
+          <w:rFonts w:eastAsia="黑体"/>
+          <w:color w:val="000000" w:themeColor="text1"/>
+        </w:rPr>
+        <w:t>：</w:t>
       </w:r>
       <w:r>
         <w:rPr>
@@ -4240,7 +4370,27 @@
           <w:kern w:val="0"/>
           <w:szCs w:val="21"/>
         </w:rPr>
-        <w:t>开发多端应用，实现设备间数据同步，支撑课程目标</w:t>
+        <w:t>开发多端应用，实现设备</w:t>
+      </w:r>
+      <w:proofErr w:type="gramStart"/>
+      <w:r>
+        <w:rPr>
+          <w:rFonts w:hint="eastAsia"/>
+          <w:color w:val="000000" w:themeColor="text1"/>
+          <w:kern w:val="0"/>
+          <w:szCs w:val="21"/>
+        </w:rPr>
+        <w:t>间数据</w:t>
+      </w:r>
+      <w:proofErr w:type="gramEnd"/>
+      <w:r>
+        <w:rPr>
+          <w:rFonts w:hint="eastAsia"/>
+          <w:color w:val="000000" w:themeColor="text1"/>
+          <w:kern w:val="0"/>
+          <w:szCs w:val="21"/>
+        </w:rPr>
+        <w:t>同步，支撑课程目标</w:t>
       </w:r>
       <w:r>
         <w:rPr>
@@ -4345,12 +4495,21 @@
           <w:color w:val="000000" w:themeColor="text1"/>
         </w:rPr>
       </w:pPr>
-      <w:r>
-        <w:rPr>
-          <w:rFonts w:eastAsia="黑体"/>
-          <w:color w:val="000000" w:themeColor="text1"/>
-        </w:rPr>
-        <w:t>课程思政元素：</w:t>
+      <w:proofErr w:type="gramStart"/>
+      <w:r>
+        <w:rPr>
+          <w:rFonts w:eastAsia="黑体"/>
+          <w:color w:val="000000" w:themeColor="text1"/>
+        </w:rPr>
+        <w:t>课程思政元素</w:t>
+      </w:r>
+      <w:proofErr w:type="gramEnd"/>
+      <w:r>
+        <w:rPr>
+          <w:rFonts w:eastAsia="黑体"/>
+          <w:color w:val="000000" w:themeColor="text1"/>
+        </w:rPr>
+        <w:t>：</w:t>
       </w:r>
       <w:r>
         <w:rPr>
@@ -4480,7 +4639,15 @@
         <w:t>iOS</w:t>
       </w:r>
       <w:r>
-        <w:t>）、小程序本地缓存、鸿蒙数据管理。</w:t>
+        <w:t>）、小</w:t>
+      </w:r>
+      <w:proofErr w:type="gramStart"/>
+      <w:r>
+        <w:t>程序本地</w:t>
+      </w:r>
+      <w:proofErr w:type="gramEnd"/>
+      <w:r>
+        <w:t>缓存、鸿蒙数据管理。</w:t>
       </w:r>
     </w:p>
     <w:p>
@@ -4496,8 +4663,13 @@
         </w:rPr>
       </w:pPr>
       <w:r>
-        <w:t>移动平台工程实践：权限管理与运行时权限请求、应用生命周期管理、后台任务处理、推送通知集成、蓝牙</w:t>
-      </w:r>
+        <w:t>移动平台工程实践：权限管理与运行时权限请求、应用生命周期管理、后台任务处理、推送通知集成、</w:t>
+      </w:r>
+      <w:proofErr w:type="gramStart"/>
+      <w:r>
+        <w:t>蓝牙</w:t>
+      </w:r>
+      <w:proofErr w:type="gramEnd"/>
       <w:r>
         <w:t xml:space="preserve">/WiFi </w:t>
       </w:r>
@@ -4586,7 +4758,15 @@
         </w:rPr>
       </w:pPr>
       <w:r>
-        <w:t>学生学习预期成果：整合多技术栈完成综合项目，掌握移动平台工程实践（权限管理、生命周期、性能优化、应用发布），能借助</w:t>
+        <w:t>学生学习预期成果：整合多技术</w:t>
+      </w:r>
+      <w:proofErr w:type="gramStart"/>
+      <w:r>
+        <w:t>栈</w:t>
+      </w:r>
+      <w:proofErr w:type="gramEnd"/>
+      <w:r>
+        <w:t>完成综合项目，掌握移动平台工程实践（权限管理、生命周期、性能优化、应用发布），能借助</w:t>
       </w:r>
       <w:r>
         <w:t xml:space="preserve"> AI </w:t>
@@ -4628,7 +4808,15 @@
         </w:rPr>
       </w:pPr>
       <w:r>
-        <w:t>教学难点：跨技术栈调试与性能调优、应用商店上架规范。</w:t>
+        <w:t>教学难点：跨技术</w:t>
+      </w:r>
+      <w:proofErr w:type="gramStart"/>
+      <w:r>
+        <w:t>栈</w:t>
+      </w:r>
+      <w:proofErr w:type="gramEnd"/>
+      <w:r>
+        <w:t>调试与性能调优、应用商店上架规范。</w:t>
       </w:r>
     </w:p>
     <w:p>
@@ -4639,12 +4827,21 @@
           <w:color w:val="000000" w:themeColor="text1"/>
         </w:rPr>
       </w:pPr>
+      <w:proofErr w:type="gramStart"/>
       <w:r>
         <w:rPr>
           <w:rFonts w:eastAsia="黑体" w:hint="eastAsia"/>
           <w:color w:val="000000" w:themeColor="text1"/>
         </w:rPr>
-        <w:t>课程思政元素：</w:t>
+        <w:t>课程思政元素</w:t>
+      </w:r>
+      <w:proofErr w:type="gramEnd"/>
+      <w:r>
+        <w:rPr>
+          <w:rFonts w:eastAsia="黑体" w:hint="eastAsia"/>
+          <w:color w:val="000000" w:themeColor="text1"/>
+        </w:rPr>
+        <w:t>：</w:t>
       </w:r>
       <w:r>
         <w:rPr>
@@ -5985,12 +6182,21 @@
                 <w:szCs w:val="21"/>
               </w:rPr>
             </w:pPr>
-            <w:r>
-              <w:rPr>
-                <w:color w:val="000000" w:themeColor="text1"/>
-                <w:szCs w:val="21"/>
-              </w:rPr>
-              <w:t>微信小程序开发</w:t>
+            <w:proofErr w:type="gramStart"/>
+            <w:r>
+              <w:rPr>
+                <w:color w:val="000000" w:themeColor="text1"/>
+                <w:szCs w:val="21"/>
+              </w:rPr>
+              <w:t>微信小</w:t>
+            </w:r>
+            <w:proofErr w:type="gramEnd"/>
+            <w:r>
+              <w:rPr>
+                <w:color w:val="000000" w:themeColor="text1"/>
+                <w:szCs w:val="21"/>
+              </w:rPr>
+              <w:t>程序开发</w:t>
             </w:r>
           </w:p>
         </w:tc>
@@ -6706,7 +6912,29 @@
           <w:kern w:val="0"/>
           <w:szCs w:val="21"/>
         </w:rPr>
-        <w:t>实验项目一：</w:t>
+        <w:t>实验项目</w:t>
+      </w:r>
+      <w:proofErr w:type="gramStart"/>
+      <w:r>
+        <w:rPr>
+          <w:rFonts w:eastAsia="黑体"/>
+          <w:bCs/>
+          <w:color w:val="000000" w:themeColor="text1"/>
+          <w:kern w:val="0"/>
+          <w:szCs w:val="21"/>
+        </w:rPr>
+        <w:t>一</w:t>
+      </w:r>
+      <w:proofErr w:type="gramEnd"/>
+      <w:r>
+        <w:rPr>
+          <w:rFonts w:eastAsia="黑体"/>
+          <w:bCs/>
+          <w:color w:val="000000" w:themeColor="text1"/>
+          <w:kern w:val="0"/>
+          <w:szCs w:val="21"/>
+        </w:rPr>
+        <w:t>：</w:t>
       </w:r>
       <w:r>
         <w:rPr>
@@ -6773,7 +7001,23 @@
           <w:rFonts w:hint="eastAsia"/>
           <w:color w:val="000000" w:themeColor="text1"/>
         </w:rPr>
-        <w:t>环境、微信开发者工具、</w:t>
+        <w:t>环境、</w:t>
+      </w:r>
+      <w:proofErr w:type="gramStart"/>
+      <w:r>
+        <w:rPr>
+          <w:rFonts w:hint="eastAsia"/>
+          <w:color w:val="000000" w:themeColor="text1"/>
+        </w:rPr>
+        <w:t>微信开发</w:t>
+      </w:r>
+      <w:proofErr w:type="gramEnd"/>
+      <w:r>
+        <w:rPr>
+          <w:rFonts w:hint="eastAsia"/>
+          <w:color w:val="000000" w:themeColor="text1"/>
+        </w:rPr>
+        <w:t>者工具、</w:t>
       </w:r>
       <w:proofErr w:type="spellStart"/>
       <w:r>
@@ -7671,12 +7915,21 @@
         </w:rPr>
         <w:t xml:space="preserve"> H5 </w:t>
       </w:r>
-      <w:r>
-        <w:rPr>
-          <w:rFonts w:hint="eastAsia"/>
-          <w:color w:val="000000" w:themeColor="text1"/>
-        </w:rPr>
-        <w:t>和微信小程序版本）</w:t>
+      <w:proofErr w:type="gramStart"/>
+      <w:r>
+        <w:rPr>
+          <w:rFonts w:hint="eastAsia"/>
+          <w:color w:val="000000" w:themeColor="text1"/>
+        </w:rPr>
+        <w:t>和微信小</w:t>
+      </w:r>
+      <w:proofErr w:type="gramEnd"/>
+      <w:r>
+        <w:rPr>
+          <w:rFonts w:hint="eastAsia"/>
+          <w:color w:val="000000" w:themeColor="text1"/>
+        </w:rPr>
+        <w:t>程序版本）</w:t>
       </w:r>
       <w:r>
         <w:rPr>
@@ -7909,6 +8162,7 @@
         </w:rPr>
         <w:t>五：</w:t>
       </w:r>
+      <w:proofErr w:type="gramStart"/>
       <w:r>
         <w:rPr>
           <w:rFonts w:eastAsia="黑体" w:hint="eastAsia"/>
@@ -7916,7 +8170,17 @@
           <w:kern w:val="0"/>
           <w:szCs w:val="21"/>
         </w:rPr>
-        <w:t>微信小程序开发</w:t>
+        <w:t>微信小</w:t>
+      </w:r>
+      <w:proofErr w:type="gramEnd"/>
+      <w:r>
+        <w:rPr>
+          <w:rFonts w:eastAsia="黑体" w:hint="eastAsia"/>
+          <w:color w:val="000000" w:themeColor="text1"/>
+          <w:kern w:val="0"/>
+          <w:szCs w:val="21"/>
+        </w:rPr>
+        <w:t>程序开发</w:t>
       </w:r>
     </w:p>
     <w:p>
@@ -8446,13 +8710,26 @@
         <w:br/>
       </w:r>
       <w:r>
-        <w:t>团队开发某业务应用（建议选题涉及传感器或硬件交互场景，如运动健康、智能家居控制等），每人负责一个技术栈（</w:t>
+        <w:t>团队开发某业务应用（建议选题涉及传感器或硬件交互场景，如运动健康、智能家居控制等），每人负责一个技术</w:t>
+      </w:r>
+      <w:proofErr w:type="gramStart"/>
+      <w:r>
+        <w:t>栈</w:t>
+      </w:r>
+      <w:proofErr w:type="gramEnd"/>
+      <w:r>
+        <w:t>（</w:t>
       </w:r>
       <w:r>
         <w:t>Android/Flutter/React Native/Uniapp/MAUI/</w:t>
       </w:r>
-      <w:r>
-        <w:t>微信小程序），使用</w:t>
+      <w:proofErr w:type="gramStart"/>
+      <w:r>
+        <w:t>微信小</w:t>
+      </w:r>
+      <w:proofErr w:type="gramEnd"/>
+      <w:r>
+        <w:t>程序），使用</w:t>
       </w:r>
       <w:r>
         <w:t xml:space="preserve"> Git </w:t>
@@ -8498,7 +8775,15 @@
         <w:t xml:space="preserve">- </w:t>
       </w:r>
       <w:r>
-        <w:t>测试验证：编写单元测试用例，进行功能测试与跨端兼容性测试</w:t>
+        <w:t>测试验证：编写单元测试用例，进行功能测试</w:t>
+      </w:r>
+      <w:proofErr w:type="gramStart"/>
+      <w:r>
+        <w:t>与跨端兼容性</w:t>
+      </w:r>
+      <w:proofErr w:type="gramEnd"/>
+      <w:r>
+        <w:t>测试</w:t>
       </w:r>
       <w:r>
         <w:br/>
@@ -8568,7 +8853,15 @@
         <w:t xml:space="preserve"> AI </w:t>
       </w:r>
       <w:r>
-        <w:t>新范式全流程开发能力，从而支撑课程目标</w:t>
+        <w:t>新</w:t>
+      </w:r>
+      <w:proofErr w:type="gramStart"/>
+      <w:r>
+        <w:t>范式全</w:t>
+      </w:r>
+      <w:proofErr w:type="gramEnd"/>
+      <w:r>
+        <w:t>流程开发能力，从而支撑课程目标</w:t>
       </w:r>
       <w:r>
         <w:t xml:space="preserve"> 1-4 </w:t>
@@ -9552,12 +9845,21 @@
                 <w:szCs w:val="21"/>
               </w:rPr>
             </w:pPr>
-            <w:r>
-              <w:rPr>
-                <w:color w:val="000000" w:themeColor="text1"/>
-                <w:szCs w:val="21"/>
-              </w:rPr>
-              <w:t>微信小程序开发</w:t>
+            <w:proofErr w:type="gramStart"/>
+            <w:r>
+              <w:rPr>
+                <w:color w:val="000000" w:themeColor="text1"/>
+                <w:szCs w:val="21"/>
+              </w:rPr>
+              <w:t>微信小</w:t>
+            </w:r>
+            <w:proofErr w:type="gramEnd"/>
+            <w:r>
+              <w:rPr>
+                <w:color w:val="000000" w:themeColor="text1"/>
+                <w:szCs w:val="21"/>
+              </w:rPr>
+              <w:t>程序开发</w:t>
             </w:r>
           </w:p>
         </w:tc>
@@ -10345,7 +10647,7 @@
         </w:rPr>
         <w:t>）计算平时成绩。其中，平时作业考核：教师评判作业并根据作业内容的正确性、完成认真度及规范性给出评定成绩；课堂表现：</w:t>
       </w:r>
-      <w:bookmarkStart w:id="2" w:name="_Hlk136369104"/>
+      <w:bookmarkStart w:id="3" w:name="_Hlk136369104"/>
       <w:r>
         <w:rPr>
           <w:bCs/>
@@ -10355,7 +10657,7 @@
         </w:rPr>
         <w:t>教师</w:t>
       </w:r>
-      <w:bookmarkEnd w:id="2"/>
+      <w:bookmarkEnd w:id="3"/>
       <w:r>
         <w:rPr>
           <w:bCs/>
@@ -12469,7 +12771,15 @@
           </w:tcPr>
           <w:p>
             <w:r>
-              <w:t>熟练掌握主流工具链及原生开发核心概念，能独立实现页面交互，技术选型分析准确。</w:t>
+              <w:t>熟练掌握主流工具链及原生开发核心概念，能</w:t>
+            </w:r>
+            <w:proofErr w:type="gramStart"/>
+            <w:r>
+              <w:t>独立实现</w:t>
+            </w:r>
+            <w:proofErr w:type="gramEnd"/>
+            <w:r>
+              <w:t>页面交互，技术选型分析准确。</w:t>
             </w:r>
           </w:p>
         </w:tc>
@@ -12773,7 +13083,15 @@
               <w:t xml:space="preserve"> DevEco Studio </w:t>
             </w:r>
             <w:r>
-              <w:t>开发多端应用，能系统对比分析不同技术方案的优劣并形成报告。</w:t>
+              <w:t>开发多端应用，能系统对</w:t>
+            </w:r>
+            <w:proofErr w:type="gramStart"/>
+            <w:r>
+              <w:t>比分析</w:t>
+            </w:r>
+            <w:proofErr w:type="gramEnd"/>
+            <w:r>
+              <w:t>不同技术方案的优劣并形成报告。</w:t>
             </w:r>
           </w:p>
         </w:tc>
@@ -12928,7 +13246,15 @@
           </w:tcPr>
           <w:p>
             <w:r>
-              <w:t>独立整合多技术栈完成综合项目，熟练使用</w:t>
+              <w:t>独立整合多技术</w:t>
+            </w:r>
+            <w:proofErr w:type="gramStart"/>
+            <w:r>
+              <w:t>栈</w:t>
+            </w:r>
+            <w:proofErr w:type="gramEnd"/>
+            <w:r>
+              <w:t>完成综合项目，熟练使用</w:t>
             </w:r>
             <w:r>
               <w:t xml:space="preserve"> Git </w:t>
@@ -12956,7 +13282,15 @@
           </w:tcPr>
           <w:p>
             <w:r>
-              <w:t>整合多技术栈完成综合项目，能使用</w:t>
+              <w:t>整合多技术</w:t>
+            </w:r>
+            <w:proofErr w:type="gramStart"/>
+            <w:r>
+              <w:t>栈</w:t>
+            </w:r>
+            <w:proofErr w:type="gramEnd"/>
+            <w:r>
+              <w:t>完成综合项目，能使用</w:t>
             </w:r>
             <w:r>
               <w:t xml:space="preserve"> Git </w:t>
@@ -12984,7 +13318,15 @@
           </w:tcPr>
           <w:p>
             <w:r>
-              <w:t>基本整合技术栈完成项目，能使用</w:t>
+              <w:t>基本整合技术</w:t>
+            </w:r>
+            <w:proofErr w:type="gramStart"/>
+            <w:r>
+              <w:t>栈</w:t>
+            </w:r>
+            <w:proofErr w:type="gramEnd"/>
+            <w:r>
+              <w:t>完成项目，能使用</w:t>
             </w:r>
             <w:r>
               <w:t xml:space="preserve"> Git </w:t>
@@ -13006,7 +13348,15 @@
           </w:tcPr>
           <w:p>
             <w:r>
-              <w:t>不能整合技术栈完成项目，不具备协作与优化能力。</w:t>
+              <w:t>不能整合技术</w:t>
+            </w:r>
+            <w:proofErr w:type="gramStart"/>
+            <w:r>
+              <w:t>栈</w:t>
+            </w:r>
+            <w:proofErr w:type="gramEnd"/>
+            <w:r>
+              <w:t>完成项目，不具备协作与优化能力。</w:t>
             </w:r>
           </w:p>
         </w:tc>
@@ -13523,7 +13873,15 @@
           </w:tcPr>
           <w:p>
             <w:r>
-              <w:t>跨平台应用开发、微信小程序开发</w:t>
+              <w:t>跨平台应用开发、</w:t>
+            </w:r>
+            <w:proofErr w:type="gramStart"/>
+            <w:r>
+              <w:t>微信小</w:t>
+            </w:r>
+            <w:proofErr w:type="gramEnd"/>
+            <w:r>
+              <w:t>程序开发</w:t>
             </w:r>
           </w:p>
         </w:tc>
@@ -13539,13 +13897,26 @@
           </w:tcPr>
           <w:p>
             <w:r>
-              <w:t>熟练掌握所选框架的异步编程与状态管理，独立实现</w:t>
-            </w:r>
+              <w:t>熟练掌握所选框架的异步编程与状态管理，</w:t>
+            </w:r>
+            <w:proofErr w:type="gramStart"/>
+            <w:r>
+              <w:t>独立实现</w:t>
+            </w:r>
+            <w:proofErr w:type="gramEnd"/>
             <w:r>
               <w:t xml:space="preserve"> RESTful API </w:t>
             </w:r>
             <w:r>
-              <w:t>数据交互与列表刷新；熟练开发小程序并运用</w:t>
+              <w:t>数据</w:t>
+            </w:r>
+            <w:proofErr w:type="gramStart"/>
+            <w:r>
+              <w:t>交互与</w:t>
+            </w:r>
+            <w:proofErr w:type="gramEnd"/>
+            <w:r>
+              <w:t>列表刷新；熟练开发小程序并运用</w:t>
             </w:r>
             <w:r>
               <w:t xml:space="preserve"> AI </w:t>
@@ -13573,7 +13944,15 @@
               <w:t xml:space="preserve"> API </w:t>
             </w:r>
             <w:r>
-              <w:t>数据交互与列表刷新；能开发基础功能小程序并使用</w:t>
+              <w:t>数据</w:t>
+            </w:r>
+            <w:proofErr w:type="gramStart"/>
+            <w:r>
+              <w:t>交互与</w:t>
+            </w:r>
+            <w:proofErr w:type="gramEnd"/>
+            <w:r>
+              <w:t>列表刷新；能开发基础功能小程序并使用</w:t>
             </w:r>
             <w:r>
               <w:t xml:space="preserve"> AI </w:t>
@@ -13849,7 +14228,15 @@
           </w:tcPr>
           <w:p>
             <w:r>
-              <w:t>提交可运行的多端应用及完整技术选型对比报告，熟练使用</w:t>
+              <w:t>提交可运行的多端应用及</w:t>
+            </w:r>
+            <w:proofErr w:type="gramStart"/>
+            <w:r>
+              <w:t>完整技术</w:t>
+            </w:r>
+            <w:proofErr w:type="gramEnd"/>
+            <w:r>
+              <w:t>选型对比报告，熟练使用</w:t>
             </w:r>
             <w:r>
               <w:t xml:space="preserve"> Git </w:t>
@@ -14421,7 +14808,15 @@
           </w:tcPr>
           <w:p>
             <w:r>
-              <w:t>移动平台适配：多端适配方案、权限管理、硬件集成与性能优化</w:t>
+              <w:t>移动平台适配：多端</w:t>
+            </w:r>
+            <w:proofErr w:type="gramStart"/>
+            <w:r>
+              <w:t>适</w:t>
+            </w:r>
+            <w:proofErr w:type="gramEnd"/>
+            <w:r>
+              <w:t>配方案、权限管理、硬件集成与性能优化</w:t>
             </w:r>
           </w:p>
         </w:tc>
@@ -14811,8 +15206,13 @@
       <w:r>
         <w:t xml:space="preserve">[4] </w:t>
       </w:r>
-      <w:r>
-        <w:t>亢少军</w:t>
+      <w:proofErr w:type="gramStart"/>
+      <w:r>
+        <w:t>亢</w:t>
+      </w:r>
+      <w:proofErr w:type="gramEnd"/>
+      <w:r>
+        <w:t>少军</w:t>
       </w:r>
       <w:r>
         <w:t xml:space="preserve">. Flutter </w:t>
@@ -14847,9 +15247,11 @@
       <w:r>
         <w:t xml:space="preserve">[5] </w:t>
       </w:r>
+      <w:proofErr w:type="gramStart"/>
       <w:r>
         <w:t>刘望舒</w:t>
       </w:r>
+      <w:proofErr w:type="gramEnd"/>
       <w:r>
         <w:t xml:space="preserve">. Android </w:t>
       </w:r>
@@ -14876,14 +15278,21 @@
       <w:r>
         <w:t xml:space="preserve">[6] </w:t>
       </w:r>
+      <w:proofErr w:type="gramStart"/>
       <w:r>
         <w:t>柳峰</w:t>
       </w:r>
+      <w:proofErr w:type="gramEnd"/>
       <w:r>
         <w:t xml:space="preserve">. </w:t>
       </w:r>
-      <w:r>
-        <w:t>微信小程序开发零基础入门（第</w:t>
+      <w:proofErr w:type="gramStart"/>
+      <w:r>
+        <w:t>微信小</w:t>
+      </w:r>
+      <w:proofErr w:type="gramEnd"/>
+      <w:r>
+        <w:t>程序开发零基础入门（第</w:t>
       </w:r>
       <w:r>
         <w:t>2</w:t>
@@ -15085,7 +15494,7 @@
           <w:noProof/>
         </w:rPr>
         <w:drawing>
-          <wp:inline distT="0" distB="0" distL="0" distR="0" wp14:anchorId="0529C6D3" wp14:editId="18F7ACBE">
+          <wp:inline distT="0" distB="0" distL="0" distR="0" wp14:anchorId="0529C6D3" wp14:editId="4219B5F2">
             <wp:extent cx="556895" cy="245745"/>
             <wp:effectExtent l="0" t="0" r="0" b="1905"/>
             <wp:docPr id="608503808" name="图片 3"/>
@@ -15166,12 +15575,7 @@
     </w:p>
     <w:p/>
     <w:sectPr>
-      <w:headerReference w:type="even" r:id="rId9"/>
-      <w:headerReference w:type="default" r:id="rId10"/>
-      <w:footerReference w:type="even" r:id="rId11"/>
-      <w:footerReference w:type="default" r:id="rId12"/>
-      <w:headerReference w:type="first" r:id="rId13"/>
-      <w:footerReference w:type="first" r:id="rId14"/>
+      <w:footerReference w:type="default" r:id="rId9"/>
       <w:pgSz w:w="11906" w:h="16838"/>
       <w:pgMar w:top="1440" w:right="1800" w:bottom="1440" w:left="1800" w:header="851" w:footer="992" w:gutter="0"/>
       <w:cols w:space="425"/>
@@ -15201,16 +15605,6 @@
 </file>
 
 <file path=word/footer1.xml><?xml version="1.0" encoding="utf-8"?>
-<w:ftr xmlns:wpc="http://schemas.microsoft.com/office/word/2010/wordprocessingCanvas" xmlns:cx="http://schemas.microsoft.com/office/drawing/2014/chartex" xmlns:cx1="http://schemas.microsoft.com/office/drawing/2015/9/8/chartex" xmlns:cx2="http://schemas.microsoft.com/office/drawing/2015/10/21/chartex" xmlns:cx3="http://schemas.microsoft.com/office/drawing/2016/5/9/chartex" xmlns:cx4="http://schemas.microsoft.com/office/drawing/2016/5/10/chartex" xmlns:cx5="http://schemas.microsoft.com/office/drawing/2016/5/11/chartex" xmlns:cx6="http://schemas.microsoft.com/office/drawing/2016/5/12/chartex" xmlns:cx7="http://schemas.microsoft.com/office/drawing/2016/5/13/chartex" xmlns:cx8="http://schemas.microsoft.com/office/drawing/2016/5/14/chartex" xmlns:mc="http://schemas.openxmlformats.org/markup-compatibility/2006" xmlns:aink="http://schemas.microsoft.com/office/drawing/2016/ink" xmlns:am3d="http://schemas.microsoft.com/office/drawing/2017/model3d" xmlns:o="urn:schemas-microsoft-com:office:office" xmlns:oel="http://schemas.microsoft.com/office/2019/extlst" xmlns:r="http://schemas.openxmlformats.org/officeDocument/2006/relationships" xmlns:m="http://schemas.openxmlformats.org/officeDocument/2006/math" xmlns:v="urn:schemas-microsoft-com:vml" xmlns:wp14="http://schemas.microsoft.com/office/word/2010/wordprocessingDrawing" xmlns:wp="http://schemas.openxmlformats.org/drawingml/2006/wordprocessingDrawing" xmlns:w10="urn:schemas-microsoft-com:office:word" xmlns:w="http://schemas.openxmlformats.org/wordprocessingml/2006/main" xmlns:w14="http://schemas.microsoft.com/office/word/2010/wordml" xmlns:w15="http://schemas.microsoft.com/office/word/2012/wordml" xmlns:w16cex="http://schemas.microsoft.com/office/word/2018/wordml/cex" xmlns:w16cid="http://schemas.microsoft.com/office/word/2016/wordml/cid" xmlns:w16="http://schemas.microsoft.com/office/word/2018/wordml" xmlns:w16du="http://schemas.microsoft.com/office/word/2023/wordml/word16du" xmlns:w16sdtdh="http://schemas.microsoft.com/office/word/2020/wordml/sdtdatahash" xmlns:w16sdtfl="http://schemas.microsoft.com/office/word/2024/wordml/sdtformatlock" xmlns:w16se="http://schemas.microsoft.com/office/word/2015/wordml/symex" xmlns:wpg="http://schemas.microsoft.com/office/word/2010/wordprocessingGroup" xmlns:wpi="http://schemas.microsoft.com/office/word/2010/wordprocessingInk" xmlns:wne="http://schemas.microsoft.com/office/word/2006/wordml" xmlns:wps="http://schemas.microsoft.com/office/word/2010/wordprocessingShape" mc:Ignorable="w14 w15 w16se w16cid w16 w16cex w16sdtdh w16sdtfl w16du wp14">
-  <w:p>
-    <w:pPr>
-      <w:pStyle w:val="a6"/>
-    </w:pPr>
-  </w:p>
-</w:ftr>
-</file>
-
-<file path=word/footer2.xml><?xml version="1.0" encoding="utf-8"?>
 <w:ftr xmlns:wpc="http://schemas.microsoft.com/office/word/2010/wordprocessingCanvas" xmlns:cx="http://schemas.microsoft.com/office/drawing/2014/chartex" xmlns:cx1="http://schemas.microsoft.com/office/drawing/2015/9/8/chartex" xmlns:cx2="http://schemas.microsoft.com/office/drawing/2015/10/21/chartex" xmlns:cx3="http://schemas.microsoft.com/office/drawing/2016/5/9/chartex" xmlns:cx4="http://schemas.microsoft.com/office/drawing/2016/5/10/chartex" xmlns:cx5="http://schemas.microsoft.com/office/drawing/2016/5/11/chartex" xmlns:cx6="http://schemas.microsoft.com/office/drawing/2016/5/12/chartex" xmlns:cx7="http://schemas.microsoft.com/office/drawing/2016/5/13/chartex" xmlns:cx8="http://schemas.microsoft.com/office/drawing/2016/5/14/chartex" xmlns:mc="http://schemas.openxmlformats.org/markup-compatibility/2006" xmlns:aink="http://schemas.microsoft.com/office/drawing/2016/ink" xmlns:am3d="http://schemas.microsoft.com/office/drawing/2017/model3d" xmlns:o="urn:schemas-microsoft-com:office:office" xmlns:oel="http://schemas.microsoft.com/office/2019/extlst" xmlns:r="http://schemas.openxmlformats.org/officeDocument/2006/relationships" xmlns:m="http://schemas.openxmlformats.org/officeDocument/2006/math" xmlns:v="urn:schemas-microsoft-com:vml" xmlns:wp14="http://schemas.microsoft.com/office/word/2010/wordprocessingDrawing" xmlns:wp="http://schemas.openxmlformats.org/drawingml/2006/wordprocessingDrawing" xmlns:w10="urn:schemas-microsoft-com:office:word" xmlns:w="http://schemas.openxmlformats.org/wordprocessingml/2006/main" xmlns:w14="http://schemas.microsoft.com/office/word/2010/wordml" xmlns:w15="http://schemas.microsoft.com/office/word/2012/wordml" xmlns:w16cex="http://schemas.microsoft.com/office/word/2018/wordml/cex" xmlns:w16cid="http://schemas.microsoft.com/office/word/2016/wordml/cid" xmlns:w16="http://schemas.microsoft.com/office/word/2018/wordml" xmlns:w16du="http://schemas.microsoft.com/office/word/2023/wordml/word16du" xmlns:w16sdtdh="http://schemas.microsoft.com/office/word/2020/wordml/sdtdatahash" xmlns:w16sdtfl="http://schemas.microsoft.com/office/word/2024/wordml/sdtformatlock" xmlns:w16se="http://schemas.microsoft.com/office/word/2015/wordml/symex" xmlns:wpg="http://schemas.microsoft.com/office/word/2010/wordprocessingGroup" xmlns:wpi="http://schemas.microsoft.com/office/word/2010/wordprocessingInk" xmlns:wne="http://schemas.microsoft.com/office/word/2006/wordml" xmlns:wps="http://schemas.microsoft.com/office/word/2010/wordprocessingShape" mc:Ignorable="w14 w15 w16se w16cid w16 w16cex w16sdtdh w16sdtfl w16du wp14">
   <w:sdt>
     <w:sdtPr>
@@ -15225,9 +15619,6 @@
         <w:pPr>
           <w:pStyle w:val="a6"/>
           <w:jc w:val="center"/>
-          <w:rPr>
-            <w:rFonts w:hint="eastAsia"/>
-          </w:rPr>
         </w:pPr>
         <w:r>
           <w:fldChar w:fldCharType="begin"/>
@@ -15258,16 +15649,6 @@
 </w:ftr>
 </file>
 
-<file path=word/footer3.xml><?xml version="1.0" encoding="utf-8"?>
-<w:ftr xmlns:wpc="http://schemas.microsoft.com/office/word/2010/wordprocessingCanvas" xmlns:cx="http://schemas.microsoft.com/office/drawing/2014/chartex" xmlns:cx1="http://schemas.microsoft.com/office/drawing/2015/9/8/chartex" xmlns:cx2="http://schemas.microsoft.com/office/drawing/2015/10/21/chartex" xmlns:cx3="http://schemas.microsoft.com/office/drawing/2016/5/9/chartex" xmlns:cx4="http://schemas.microsoft.com/office/drawing/2016/5/10/chartex" xmlns:cx5="http://schemas.microsoft.com/office/drawing/2016/5/11/chartex" xmlns:cx6="http://schemas.microsoft.com/office/drawing/2016/5/12/chartex" xmlns:cx7="http://schemas.microsoft.com/office/drawing/2016/5/13/chartex" xmlns:cx8="http://schemas.microsoft.com/office/drawing/2016/5/14/chartex" xmlns:mc="http://schemas.openxmlformats.org/markup-compatibility/2006" xmlns:aink="http://schemas.microsoft.com/office/drawing/2016/ink" xmlns:am3d="http://schemas.microsoft.com/office/drawing/2017/model3d" xmlns:o="urn:schemas-microsoft-com:office:office" xmlns:oel="http://schemas.microsoft.com/office/2019/extlst" xmlns:r="http://schemas.openxmlformats.org/officeDocument/2006/relationships" xmlns:m="http://schemas.openxmlformats.org/officeDocument/2006/math" xmlns:v="urn:schemas-microsoft-com:vml" xmlns:wp14="http://schemas.microsoft.com/office/word/2010/wordprocessingDrawing" xmlns:wp="http://schemas.openxmlformats.org/drawingml/2006/wordprocessingDrawing" xmlns:w10="urn:schemas-microsoft-com:office:word" xmlns:w="http://schemas.openxmlformats.org/wordprocessingml/2006/main" xmlns:w14="http://schemas.microsoft.com/office/word/2010/wordml" xmlns:w15="http://schemas.microsoft.com/office/word/2012/wordml" xmlns:w16cex="http://schemas.microsoft.com/office/word/2018/wordml/cex" xmlns:w16cid="http://schemas.microsoft.com/office/word/2016/wordml/cid" xmlns:w16="http://schemas.microsoft.com/office/word/2018/wordml" xmlns:w16du="http://schemas.microsoft.com/office/word/2023/wordml/word16du" xmlns:w16sdtdh="http://schemas.microsoft.com/office/word/2020/wordml/sdtdatahash" xmlns:w16sdtfl="http://schemas.microsoft.com/office/word/2024/wordml/sdtformatlock" xmlns:w16se="http://schemas.microsoft.com/office/word/2015/wordml/symex" xmlns:wpg="http://schemas.microsoft.com/office/word/2010/wordprocessingGroup" xmlns:wpi="http://schemas.microsoft.com/office/word/2010/wordprocessingInk" xmlns:wne="http://schemas.microsoft.com/office/word/2006/wordml" xmlns:wps="http://schemas.microsoft.com/office/word/2010/wordprocessingShape" mc:Ignorable="w14 w15 w16se w16cid w16 w16cex w16sdtdh w16sdtfl w16du wp14">
-  <w:p>
-    <w:pPr>
-      <w:pStyle w:val="a6"/>
-    </w:pPr>
-  </w:p>
-</w:ftr>
-</file>
-
 <file path=word/footnotes.xml><?xml version="1.0" encoding="utf-8"?>
 <w:footnotes xmlns:wpc="http://schemas.microsoft.com/office/word/2010/wordprocessingCanvas" xmlns:cx="http://schemas.microsoft.com/office/drawing/2014/chartex" xmlns:cx1="http://schemas.microsoft.com/office/drawing/2015/9/8/chartex" xmlns:cx2="http://schemas.microsoft.com/office/drawing/2015/10/21/chartex" xmlns:cx3="http://schemas.microsoft.com/office/drawing/2016/5/9/chartex" xmlns:cx4="http://schemas.microsoft.com/office/drawing/2016/5/10/chartex" xmlns:cx5="http://schemas.microsoft.com/office/drawing/2016/5/11/chartex" xmlns:cx6="http://schemas.microsoft.com/office/drawing/2016/5/12/chartex" xmlns:cx7="http://schemas.microsoft.com/office/drawing/2016/5/13/chartex" xmlns:cx8="http://schemas.microsoft.com/office/drawing/2016/5/14/chartex" xmlns:mc="http://schemas.openxmlformats.org/markup-compatibility/2006" xmlns:aink="http://schemas.microsoft.com/office/drawing/2016/ink" xmlns:am3d="http://schemas.microsoft.com/office/drawing/2017/model3d" xmlns:o="urn:schemas-microsoft-com:office:office" xmlns:oel="http://schemas.microsoft.com/office/2019/extlst" xmlns:r="http://schemas.openxmlformats.org/officeDocument/2006/relationships" xmlns:m="http://schemas.openxmlformats.org/officeDocument/2006/math" xmlns:v="urn:schemas-microsoft-com:vml" xmlns:wp14="http://schemas.microsoft.com/office/word/2010/wordprocessingDrawing" xmlns:wp="http://schemas.openxmlformats.org/drawingml/2006/wordprocessingDrawing" xmlns:w10="urn:schemas-microsoft-com:office:word" xmlns:w="http://schemas.openxmlformats.org/wordprocessingml/2006/main" xmlns:w14="http://schemas.microsoft.com/office/word/2010/wordml" xmlns:w15="http://schemas.microsoft.com/office/word/2012/wordml" xmlns:w16cex="http://schemas.microsoft.com/office/word/2018/wordml/cex" xmlns:w16cid="http://schemas.microsoft.com/office/word/2016/wordml/cid" xmlns:w16="http://schemas.microsoft.com/office/word/2018/wordml" xmlns:w16du="http://schemas.microsoft.com/office/word/2023/wordml/word16du" xmlns:w16sdtdh="http://schemas.microsoft.com/office/word/2020/wordml/sdtdatahash" xmlns:w16sdtfl="http://schemas.microsoft.com/office/word/2024/wordml/sdtformatlock" xmlns:w16se="http://schemas.microsoft.com/office/word/2015/wordml/symex" xmlns:wpg="http://schemas.microsoft.com/office/word/2010/wordprocessingGroup" xmlns:wpi="http://schemas.microsoft.com/office/word/2010/wordprocessingInk" xmlns:wne="http://schemas.microsoft.com/office/word/2006/wordml" xmlns:wps="http://schemas.microsoft.com/office/word/2010/wordprocessingShape" mc:Ignorable="w14 w15 w16se w16cid w16 w16cex w16sdtdh w16sdtfl w16du wp14">
   <w:footnote w:type="separator" w:id="-1">
@@ -15285,36 +15666,6 @@
     </w:p>
   </w:footnote>
 </w:footnotes>
-</file>
-
-<file path=word/header1.xml><?xml version="1.0" encoding="utf-8"?>
-<w:hdr xmlns:wpc="http://schemas.microsoft.com/office/word/2010/wordprocessingCanvas" xmlns:cx="http://schemas.microsoft.com/office/drawing/2014/chartex" xmlns:cx1="http://schemas.microsoft.com/office/drawing/2015/9/8/chartex" xmlns:cx2="http://schemas.microsoft.com/office/drawing/2015/10/21/chartex" xmlns:cx3="http://schemas.microsoft.com/office/drawing/2016/5/9/chartex" xmlns:cx4="http://schemas.microsoft.com/office/drawing/2016/5/10/chartex" xmlns:cx5="http://schemas.microsoft.com/office/drawing/2016/5/11/chartex" xmlns:cx6="http://schemas.microsoft.com/office/drawing/2016/5/12/chartex" xmlns:cx7="http://schemas.microsoft.com/office/drawing/2016/5/13/chartex" xmlns:cx8="http://schemas.microsoft.com/office/drawing/2016/5/14/chartex" xmlns:mc="http://schemas.openxmlformats.org/markup-compatibility/2006" xmlns:aink="http://schemas.microsoft.com/office/drawing/2016/ink" xmlns:am3d="http://schemas.microsoft.com/office/drawing/2017/model3d" xmlns:o="urn:schemas-microsoft-com:office:office" xmlns:oel="http://schemas.microsoft.com/office/2019/extlst" xmlns:r="http://schemas.openxmlformats.org/officeDocument/2006/relationships" xmlns:m="http://schemas.openxmlformats.org/officeDocument/2006/math" xmlns:v="urn:schemas-microsoft-com:vml" xmlns:wp14="http://schemas.microsoft.com/office/word/2010/wordprocessingDrawing" xmlns:wp="http://schemas.openxmlformats.org/drawingml/2006/wordprocessingDrawing" xmlns:w10="urn:schemas-microsoft-com:office:word" xmlns:w="http://schemas.openxmlformats.org/wordprocessingml/2006/main" xmlns:w14="http://schemas.microsoft.com/office/word/2010/wordml" xmlns:w15="http://schemas.microsoft.com/office/word/2012/wordml" xmlns:w16cex="http://schemas.microsoft.com/office/word/2018/wordml/cex" xmlns:w16cid="http://schemas.microsoft.com/office/word/2016/wordml/cid" xmlns:w16="http://schemas.microsoft.com/office/word/2018/wordml" xmlns:w16du="http://schemas.microsoft.com/office/word/2023/wordml/word16du" xmlns:w16sdtdh="http://schemas.microsoft.com/office/word/2020/wordml/sdtdatahash" xmlns:w16sdtfl="http://schemas.microsoft.com/office/word/2024/wordml/sdtformatlock" xmlns:w16se="http://schemas.microsoft.com/office/word/2015/wordml/symex" xmlns:wpg="http://schemas.microsoft.com/office/word/2010/wordprocessingGroup" xmlns:wpi="http://schemas.microsoft.com/office/word/2010/wordprocessingInk" xmlns:wne="http://schemas.microsoft.com/office/word/2006/wordml" xmlns:wps="http://schemas.microsoft.com/office/word/2010/wordprocessingShape" mc:Ignorable="w14 w15 w16se w16cid w16 w16cex w16sdtdh w16sdtfl w16du wp14">
-  <w:p>
-    <w:pPr>
-      <w:pStyle w:val="a4"/>
-    </w:pPr>
-  </w:p>
-</w:hdr>
-</file>
-
-<file path=word/header2.xml><?xml version="1.0" encoding="utf-8"?>
-<w:hdr xmlns:wpc="http://schemas.microsoft.com/office/word/2010/wordprocessingCanvas" xmlns:cx="http://schemas.microsoft.com/office/drawing/2014/chartex" xmlns:cx1="http://schemas.microsoft.com/office/drawing/2015/9/8/chartex" xmlns:cx2="http://schemas.microsoft.com/office/drawing/2015/10/21/chartex" xmlns:cx3="http://schemas.microsoft.com/office/drawing/2016/5/9/chartex" xmlns:cx4="http://schemas.microsoft.com/office/drawing/2016/5/10/chartex" xmlns:cx5="http://schemas.microsoft.com/office/drawing/2016/5/11/chartex" xmlns:cx6="http://schemas.microsoft.com/office/drawing/2016/5/12/chartex" xmlns:cx7="http://schemas.microsoft.com/office/drawing/2016/5/13/chartex" xmlns:cx8="http://schemas.microsoft.com/office/drawing/2016/5/14/chartex" xmlns:mc="http://schemas.openxmlformats.org/markup-compatibility/2006" xmlns:aink="http://schemas.microsoft.com/office/drawing/2016/ink" xmlns:am3d="http://schemas.microsoft.com/office/drawing/2017/model3d" xmlns:o="urn:schemas-microsoft-com:office:office" xmlns:oel="http://schemas.microsoft.com/office/2019/extlst" xmlns:r="http://schemas.openxmlformats.org/officeDocument/2006/relationships" xmlns:m="http://schemas.openxmlformats.org/officeDocument/2006/math" xmlns:v="urn:schemas-microsoft-com:vml" xmlns:wp14="http://schemas.microsoft.com/office/word/2010/wordprocessingDrawing" xmlns:wp="http://schemas.openxmlformats.org/drawingml/2006/wordprocessingDrawing" xmlns:w10="urn:schemas-microsoft-com:office:word" xmlns:w="http://schemas.openxmlformats.org/wordprocessingml/2006/main" xmlns:w14="http://schemas.microsoft.com/office/word/2010/wordml" xmlns:w15="http://schemas.microsoft.com/office/word/2012/wordml" xmlns:w16cex="http://schemas.microsoft.com/office/word/2018/wordml/cex" xmlns:w16cid="http://schemas.microsoft.com/office/word/2016/wordml/cid" xmlns:w16="http://schemas.microsoft.com/office/word/2018/wordml" xmlns:w16du="http://schemas.microsoft.com/office/word/2023/wordml/word16du" xmlns:w16sdtdh="http://schemas.microsoft.com/office/word/2020/wordml/sdtdatahash" xmlns:w16sdtfl="http://schemas.microsoft.com/office/word/2024/wordml/sdtformatlock" xmlns:w16se="http://schemas.microsoft.com/office/word/2015/wordml/symex" xmlns:wpg="http://schemas.microsoft.com/office/word/2010/wordprocessingGroup" xmlns:wpi="http://schemas.microsoft.com/office/word/2010/wordprocessingInk" xmlns:wne="http://schemas.microsoft.com/office/word/2006/wordml" xmlns:wps="http://schemas.microsoft.com/office/word/2010/wordprocessingShape" mc:Ignorable="w14 w15 w16se w16cid w16 w16cex w16sdtdh w16sdtfl w16du wp14">
-  <w:p>
-    <w:pPr>
-      <w:pStyle w:val="a4"/>
-    </w:pPr>
-  </w:p>
-</w:hdr>
-</file>
-
-<file path=word/header3.xml><?xml version="1.0" encoding="utf-8"?>
-<w:hdr xmlns:wpc="http://schemas.microsoft.com/office/word/2010/wordprocessingCanvas" xmlns:cx="http://schemas.microsoft.com/office/drawing/2014/chartex" xmlns:cx1="http://schemas.microsoft.com/office/drawing/2015/9/8/chartex" xmlns:cx2="http://schemas.microsoft.com/office/drawing/2015/10/21/chartex" xmlns:cx3="http://schemas.microsoft.com/office/drawing/2016/5/9/chartex" xmlns:cx4="http://schemas.microsoft.com/office/drawing/2016/5/10/chartex" xmlns:cx5="http://schemas.microsoft.com/office/drawing/2016/5/11/chartex" xmlns:cx6="http://schemas.microsoft.com/office/drawing/2016/5/12/chartex" xmlns:cx7="http://schemas.microsoft.com/office/drawing/2016/5/13/chartex" xmlns:cx8="http://schemas.microsoft.com/office/drawing/2016/5/14/chartex" xmlns:mc="http://schemas.openxmlformats.org/markup-compatibility/2006" xmlns:aink="http://schemas.microsoft.com/office/drawing/2016/ink" xmlns:am3d="http://schemas.microsoft.com/office/drawing/2017/model3d" xmlns:o="urn:schemas-microsoft-com:office:office" xmlns:oel="http://schemas.microsoft.com/office/2019/extlst" xmlns:r="http://schemas.openxmlformats.org/officeDocument/2006/relationships" xmlns:m="http://schemas.openxmlformats.org/officeDocument/2006/math" xmlns:v="urn:schemas-microsoft-com:vml" xmlns:wp14="http://schemas.microsoft.com/office/word/2010/wordprocessingDrawing" xmlns:wp="http://schemas.openxmlformats.org/drawingml/2006/wordprocessingDrawing" xmlns:w10="urn:schemas-microsoft-com:office:word" xmlns:w="http://schemas.openxmlformats.org/wordprocessingml/2006/main" xmlns:w14="http://schemas.microsoft.com/office/word/2010/wordml" xmlns:w15="http://schemas.microsoft.com/office/word/2012/wordml" xmlns:w16cex="http://schemas.microsoft.com/office/word/2018/wordml/cex" xmlns:w16cid="http://schemas.microsoft.com/office/word/2016/wordml/cid" xmlns:w16="http://schemas.microsoft.com/office/word/2018/wordml" xmlns:w16du="http://schemas.microsoft.com/office/word/2023/wordml/word16du" xmlns:w16sdtdh="http://schemas.microsoft.com/office/word/2020/wordml/sdtdatahash" xmlns:w16sdtfl="http://schemas.microsoft.com/office/word/2024/wordml/sdtformatlock" xmlns:w16se="http://schemas.microsoft.com/office/word/2015/wordml/symex" xmlns:wpg="http://schemas.microsoft.com/office/word/2010/wordprocessingGroup" xmlns:wpi="http://schemas.microsoft.com/office/word/2010/wordprocessingInk" xmlns:wne="http://schemas.microsoft.com/office/word/2006/wordml" xmlns:wps="http://schemas.microsoft.com/office/word/2010/wordprocessingShape" mc:Ignorable="w14 w15 w16se w16cid w16 w16cex w16sdtdh w16sdtfl w16du wp14">
-  <w:p>
-    <w:pPr>
-      <w:pStyle w:val="a4"/>
-    </w:pPr>
-  </w:p>
-</w:hdr>
 </file>
 
 <file path=word/numbering.xml><?xml version="1.0" encoding="utf-8"?>

--- a/data/移动应用开发/大纲/软件23+6+《移动应用开发》+教学大纲+20260713.docx
+++ b/data/移动应用开发/大纲/软件23+6+《移动应用开发》+教学大纲+20260713.docx
@@ -1690,31 +1690,7 @@
         </w:rPr>
       </w:pPr>
       <w:r>
-        <w:rPr>
-          <w:rFonts w:eastAsia="黑体"/>
-          <w:color w:val="000000" w:themeColor="text1"/>
-          <w:kern w:val="0"/>
-          <w:szCs w:val="21"/>
-        </w:rPr>
-        <w:t>第一章</w:t>
-      </w:r>
-      <w:r>
-        <w:rPr>
-          <w:rFonts w:eastAsia="黑体"/>
-          <w:color w:val="000000" w:themeColor="text1"/>
-          <w:kern w:val="0"/>
-          <w:szCs w:val="21"/>
-        </w:rPr>
-        <w:t xml:space="preserve"> </w:t>
-      </w:r>
-      <w:r>
-        <w:rPr>
-          <w:rFonts w:eastAsia="黑体" w:hint="eastAsia"/>
-          <w:color w:val="000000" w:themeColor="text1"/>
-          <w:kern w:val="0"/>
-          <w:szCs w:val="21"/>
-        </w:rPr>
-        <w:t>移动应用开发技术体系</w:t>
+        <w:t>第一章 移动应用开发技术体系</w:t>
       </w:r>
     </w:p>
     <w:p>
@@ -1727,10 +1703,6 @@
         </w:rPr>
       </w:pPr>
       <w:r>
-        <w:rPr>
-          <w:rFonts w:eastAsia="黑体" w:hint="eastAsia"/>
-          <w:color w:val="000000" w:themeColor="text1"/>
-        </w:rPr>
         <w:t>教学内容：</w:t>
       </w:r>
     </w:p>
@@ -1748,13 +1720,7 @@
         </w:rPr>
       </w:pPr>
       <w:r>
-        <w:rPr>
-          <w:rFonts w:hint="eastAsia"/>
-          <w:color w:val="000000" w:themeColor="text1"/>
-          <w:kern w:val="0"/>
-          <w:szCs w:val="21"/>
-        </w:rPr>
-        <w:t>移动应用分类：原生应用、混合应用、小程序、多端应用的技术特征</w:t>
+        <w:t>移动应用分类：原生应用、混合应用、小程序、多端应用的技术特征与适用场景。</w:t>
       </w:r>
     </w:p>
     <w:p>
@@ -1771,60 +1737,7 @@
         </w:rPr>
       </w:pPr>
       <w:r>
-        <w:rPr>
-          <w:rFonts w:hint="eastAsia"/>
-          <w:color w:val="000000" w:themeColor="text1"/>
-          <w:kern w:val="0"/>
-          <w:szCs w:val="21"/>
-        </w:rPr>
-        <w:t>主流开发平台对比：</w:t>
-      </w:r>
-      <w:r>
-        <w:rPr>
-          <w:rFonts w:hint="eastAsia"/>
-          <w:color w:val="000000" w:themeColor="text1"/>
-          <w:kern w:val="0"/>
-          <w:szCs w:val="21"/>
-        </w:rPr>
-        <w:t xml:space="preserve">Android/iOS </w:t>
-      </w:r>
-      <w:r>
-        <w:rPr>
-          <w:rFonts w:hint="eastAsia"/>
-          <w:color w:val="000000" w:themeColor="text1"/>
-          <w:kern w:val="0"/>
-          <w:szCs w:val="21"/>
-        </w:rPr>
-        <w:t>生态、</w:t>
-      </w:r>
-      <w:proofErr w:type="gramStart"/>
-      <w:r>
-        <w:rPr>
-          <w:rFonts w:hint="eastAsia"/>
-          <w:color w:val="000000" w:themeColor="text1"/>
-          <w:kern w:val="0"/>
-          <w:szCs w:val="21"/>
-        </w:rPr>
-        <w:t>微信</w:t>
-      </w:r>
-      <w:proofErr w:type="gramEnd"/>
-      <w:r>
-        <w:rPr>
-          <w:rFonts w:hint="eastAsia"/>
-          <w:color w:val="000000" w:themeColor="text1"/>
-          <w:kern w:val="0"/>
-          <w:szCs w:val="21"/>
-        </w:rPr>
-        <w:t>/</w:t>
-      </w:r>
-      <w:r>
-        <w:rPr>
-          <w:rFonts w:hint="eastAsia"/>
-          <w:color w:val="000000" w:themeColor="text1"/>
-          <w:kern w:val="0"/>
-          <w:szCs w:val="21"/>
-        </w:rPr>
-        <w:t>支付宝小程序平台、华为鸿蒙多端框架</w:t>
+        <w:t>主流开发平台对比：Android/iOS 生态、微信小程序平台、华为鸿蒙多端框架。</w:t>
       </w:r>
     </w:p>
     <w:p>
@@ -1841,134 +1754,7 @@
         </w:rPr>
       </w:pPr>
       <w:r>
-        <w:rPr>
-          <w:rFonts w:hint="eastAsia"/>
-          <w:color w:val="000000" w:themeColor="text1"/>
-          <w:kern w:val="0"/>
-          <w:szCs w:val="21"/>
-        </w:rPr>
-        <w:t>开发工具链：</w:t>
-      </w:r>
-      <w:r>
-        <w:rPr>
-          <w:rFonts w:hint="eastAsia"/>
-          <w:color w:val="000000" w:themeColor="text1"/>
-          <w:kern w:val="0"/>
-          <w:szCs w:val="21"/>
-        </w:rPr>
-        <w:t>Android Studio</w:t>
-      </w:r>
-      <w:r>
-        <w:rPr>
-          <w:rFonts w:hint="eastAsia"/>
-          <w:color w:val="000000" w:themeColor="text1"/>
-          <w:kern w:val="0"/>
-          <w:szCs w:val="21"/>
-        </w:rPr>
-        <w:t>、</w:t>
-      </w:r>
-      <w:r>
-        <w:rPr>
-          <w:rFonts w:hint="eastAsia"/>
-          <w:color w:val="000000" w:themeColor="text1"/>
-          <w:kern w:val="0"/>
-          <w:szCs w:val="21"/>
-        </w:rPr>
-        <w:t>Xcode</w:t>
-      </w:r>
-      <w:r>
-        <w:rPr>
-          <w:rFonts w:hint="eastAsia"/>
-          <w:color w:val="000000" w:themeColor="text1"/>
-          <w:kern w:val="0"/>
-          <w:szCs w:val="21"/>
-        </w:rPr>
-        <w:t>、</w:t>
-      </w:r>
-      <w:proofErr w:type="spellStart"/>
-      <w:r>
-        <w:rPr>
-          <w:rFonts w:hint="eastAsia"/>
-          <w:color w:val="000000" w:themeColor="text1"/>
-          <w:kern w:val="0"/>
-          <w:szCs w:val="21"/>
-        </w:rPr>
-        <w:t>HBuilderX</w:t>
-      </w:r>
-      <w:proofErr w:type="spellEnd"/>
-      <w:r>
-        <w:rPr>
-          <w:rFonts w:hint="eastAsia"/>
-          <w:color w:val="000000" w:themeColor="text1"/>
-          <w:kern w:val="0"/>
-          <w:szCs w:val="21"/>
-        </w:rPr>
-        <w:t>、</w:t>
-      </w:r>
-      <w:proofErr w:type="spellStart"/>
-      <w:r>
-        <w:rPr>
-          <w:rFonts w:hint="eastAsia"/>
-          <w:color w:val="000000" w:themeColor="text1"/>
-          <w:kern w:val="0"/>
-          <w:szCs w:val="21"/>
-        </w:rPr>
-        <w:t>DevEco</w:t>
-      </w:r>
-      <w:proofErr w:type="spellEnd"/>
-      <w:r>
-        <w:rPr>
-          <w:rFonts w:hint="eastAsia"/>
-          <w:color w:val="000000" w:themeColor="text1"/>
-          <w:kern w:val="0"/>
-          <w:szCs w:val="21"/>
-        </w:rPr>
-        <w:t xml:space="preserve"> Studio</w:t>
-      </w:r>
-      <w:r>
-        <w:rPr>
-          <w:rFonts w:hint="eastAsia"/>
-          <w:color w:val="000000" w:themeColor="text1"/>
-          <w:kern w:val="0"/>
-          <w:szCs w:val="21"/>
-        </w:rPr>
-        <w:t>、</w:t>
-      </w:r>
-      <w:r>
-        <w:rPr>
-          <w:rFonts w:hint="eastAsia"/>
-          <w:color w:val="000000" w:themeColor="text1"/>
-          <w:kern w:val="0"/>
-          <w:szCs w:val="21"/>
-        </w:rPr>
-        <w:t>Visual Studio</w:t>
-      </w:r>
-      <w:r>
-        <w:rPr>
-          <w:rFonts w:hint="eastAsia"/>
-          <w:color w:val="000000" w:themeColor="text1"/>
-          <w:kern w:val="0"/>
-          <w:szCs w:val="21"/>
-        </w:rPr>
-        <w:t>（</w:t>
-      </w:r>
-      <w:r>
-        <w:rPr>
-          <w:rFonts w:hint="eastAsia"/>
-          <w:color w:val="000000" w:themeColor="text1"/>
-          <w:kern w:val="0"/>
-          <w:szCs w:val="21"/>
-        </w:rPr>
-        <w:t xml:space="preserve">Xamarin </w:t>
-      </w:r>
-      <w:r>
-        <w:rPr>
-          <w:rFonts w:hint="eastAsia"/>
-          <w:color w:val="000000" w:themeColor="text1"/>
-          <w:kern w:val="0"/>
-          <w:szCs w:val="21"/>
-        </w:rPr>
-        <w:t>开发）等</w:t>
+        <w:t>开发工具链：Android Studio、Xcode、HBuilderX、DevEco Studio、Visual Studio（MAUI）等。</w:t>
       </w:r>
     </w:p>
     <w:p>
@@ -1985,69 +1771,7 @@
         </w:rPr>
       </w:pPr>
       <w:r>
-        <w:rPr>
-          <w:rFonts w:hint="eastAsia"/>
-          <w:color w:val="000000" w:themeColor="text1"/>
-          <w:kern w:val="0"/>
-          <w:szCs w:val="21"/>
-        </w:rPr>
-        <w:t xml:space="preserve">AI </w:t>
-      </w:r>
-      <w:r>
-        <w:rPr>
-          <w:rFonts w:hint="eastAsia"/>
-          <w:color w:val="000000" w:themeColor="text1"/>
-          <w:kern w:val="0"/>
-          <w:szCs w:val="21"/>
-        </w:rPr>
-        <w:t>编程工具介绍：</w:t>
-      </w:r>
-      <w:r>
-        <w:rPr>
-          <w:rFonts w:hint="eastAsia"/>
-          <w:color w:val="000000" w:themeColor="text1"/>
-          <w:kern w:val="0"/>
-          <w:szCs w:val="21"/>
-        </w:rPr>
-        <w:t>GitHub Copilot</w:t>
-      </w:r>
-      <w:r>
-        <w:rPr>
-          <w:rFonts w:hint="eastAsia"/>
-          <w:color w:val="000000" w:themeColor="text1"/>
-          <w:kern w:val="0"/>
-          <w:szCs w:val="21"/>
-        </w:rPr>
-        <w:t>、</w:t>
-      </w:r>
-      <w:proofErr w:type="spellStart"/>
-      <w:r>
-        <w:rPr>
-          <w:rFonts w:hint="eastAsia"/>
-          <w:color w:val="000000" w:themeColor="text1"/>
-          <w:kern w:val="0"/>
-          <w:szCs w:val="21"/>
-        </w:rPr>
-        <w:t>CodeGeeX</w:t>
-      </w:r>
-      <w:proofErr w:type="spellEnd"/>
-      <w:r>
-        <w:rPr>
-          <w:rFonts w:hint="eastAsia"/>
-          <w:color w:val="000000" w:themeColor="text1"/>
-          <w:kern w:val="0"/>
-          <w:szCs w:val="21"/>
-        </w:rPr>
-        <w:t xml:space="preserve"> </w:t>
-      </w:r>
-      <w:r>
-        <w:rPr>
-          <w:rFonts w:hint="eastAsia"/>
-          <w:color w:val="000000" w:themeColor="text1"/>
-          <w:kern w:val="0"/>
-          <w:szCs w:val="21"/>
-        </w:rPr>
-        <w:t>等在移动开发中的辅助作用</w:t>
+        <w:t>AI 编程工具：TRAE 等在移动开发中的辅助作用。</w:t>
       </w:r>
     </w:p>
     <w:p>
@@ -2064,49 +1788,7 @@
         </w:rPr>
       </w:pPr>
       <w:r>
-        <w:rPr>
-          <w:rFonts w:hint="eastAsia"/>
-          <w:color w:val="000000" w:themeColor="text1"/>
-          <w:kern w:val="0"/>
-          <w:szCs w:val="21"/>
-        </w:rPr>
-        <w:t>技术选型方法论：基于项目需求（性能</w:t>
-      </w:r>
-      <w:r>
-        <w:rPr>
-          <w:rFonts w:hint="eastAsia"/>
-          <w:color w:val="000000" w:themeColor="text1"/>
-          <w:kern w:val="0"/>
-          <w:szCs w:val="21"/>
-        </w:rPr>
-        <w:t>/</w:t>
-      </w:r>
-      <w:r>
-        <w:rPr>
-          <w:rFonts w:hint="eastAsia"/>
-          <w:color w:val="000000" w:themeColor="text1"/>
-          <w:kern w:val="0"/>
-          <w:szCs w:val="21"/>
-        </w:rPr>
-        <w:t>成本</w:t>
-      </w:r>
-      <w:r>
-        <w:rPr>
-          <w:rFonts w:hint="eastAsia"/>
-          <w:color w:val="000000" w:themeColor="text1"/>
-          <w:kern w:val="0"/>
-          <w:szCs w:val="21"/>
-        </w:rPr>
-        <w:t>/</w:t>
-      </w:r>
-      <w:r>
-        <w:rPr>
-          <w:rFonts w:hint="eastAsia"/>
-          <w:color w:val="000000" w:themeColor="text1"/>
-          <w:kern w:val="0"/>
-          <w:szCs w:val="21"/>
-        </w:rPr>
-        <w:t>跨平台性）的决策模型</w:t>
+        <w:t>技术选型方法论：基于项目需求（性能/成本/跨平台性/团队技术栈）的决策模型。</w:t>
       </w:r>
     </w:p>
     <w:p>
@@ -2123,78 +1805,7 @@
         </w:rPr>
       </w:pPr>
       <w:r>
-        <w:rPr>
-          <w:rFonts w:hint="eastAsia"/>
-          <w:color w:val="000000" w:themeColor="text1"/>
-          <w:kern w:val="0"/>
-          <w:szCs w:val="21"/>
-        </w:rPr>
-        <w:t>混合开发框架技术路线对比：原生代码共享（</w:t>
-      </w:r>
-      <w:r>
-        <w:rPr>
-          <w:rFonts w:hint="eastAsia"/>
-          <w:color w:val="000000" w:themeColor="text1"/>
-          <w:kern w:val="0"/>
-          <w:szCs w:val="21"/>
-        </w:rPr>
-        <w:t>Flutter/Xamarin</w:t>
-      </w:r>
-      <w:r>
-        <w:rPr>
-          <w:rFonts w:hint="eastAsia"/>
-          <w:color w:val="000000" w:themeColor="text1"/>
-          <w:kern w:val="0"/>
-          <w:szCs w:val="21"/>
-        </w:rPr>
-        <w:t>）与</w:t>
-      </w:r>
-      <w:r>
-        <w:rPr>
-          <w:rFonts w:hint="eastAsia"/>
-          <w:color w:val="000000" w:themeColor="text1"/>
-          <w:kern w:val="0"/>
-          <w:szCs w:val="21"/>
-        </w:rPr>
-        <w:t xml:space="preserve"> Web </w:t>
-      </w:r>
-      <w:r>
-        <w:rPr>
-          <w:rFonts w:hint="eastAsia"/>
-          <w:color w:val="000000" w:themeColor="text1"/>
-          <w:kern w:val="0"/>
-          <w:szCs w:val="21"/>
-        </w:rPr>
-        <w:t>技术封装（</w:t>
-      </w:r>
-      <w:r>
-        <w:rPr>
-          <w:rFonts w:hint="eastAsia"/>
-          <w:color w:val="000000" w:themeColor="text1"/>
-          <w:kern w:val="0"/>
-          <w:szCs w:val="21"/>
-        </w:rPr>
-        <w:t>Cordova/</w:t>
-      </w:r>
-      <w:proofErr w:type="spellStart"/>
-      <w:r>
-        <w:rPr>
-          <w:rFonts w:hint="eastAsia"/>
-          <w:color w:val="000000" w:themeColor="text1"/>
-          <w:kern w:val="0"/>
-          <w:szCs w:val="21"/>
-        </w:rPr>
-        <w:t>Uniapp</w:t>
-      </w:r>
-      <w:proofErr w:type="spellEnd"/>
-      <w:r>
-        <w:rPr>
-          <w:rFonts w:hint="eastAsia"/>
-          <w:color w:val="000000" w:themeColor="text1"/>
-          <w:kern w:val="0"/>
-          <w:szCs w:val="21"/>
-        </w:rPr>
-        <w:t>）的差异</w:t>
+        <w:t>跨平台技术路线对比：原生代码共享（Flutter/MAUI）、JS 桥接（React Native）与 Web 技术封装（Uniapp）的差异。</w:t>
       </w:r>
     </w:p>
     <w:p>
@@ -2207,60 +1818,7 @@
         </w:rPr>
       </w:pPr>
       <w:r>
-        <w:rPr>
-          <w:rFonts w:eastAsia="黑体" w:hint="eastAsia"/>
-          <w:color w:val="000000" w:themeColor="text1"/>
-        </w:rPr>
-        <w:t>学生学习预期成果：</w:t>
-      </w:r>
-      <w:r>
-        <w:rPr>
-          <w:rFonts w:hint="eastAsia"/>
-          <w:color w:val="000000" w:themeColor="text1"/>
-        </w:rPr>
-        <w:t>能够辨析不同开发模式的技术差异，掌握主流工具链使用，了解</w:t>
-      </w:r>
-      <w:r>
-        <w:rPr>
-          <w:rFonts w:hint="eastAsia"/>
-          <w:color w:val="000000" w:themeColor="text1"/>
-        </w:rPr>
-        <w:t xml:space="preserve"> Xamarin </w:t>
-      </w:r>
-      <w:r>
-        <w:rPr>
-          <w:rFonts w:hint="eastAsia"/>
-          <w:color w:val="000000" w:themeColor="text1"/>
-        </w:rPr>
-        <w:t>框架和</w:t>
-      </w:r>
-      <w:r>
-        <w:rPr>
-          <w:rFonts w:hint="eastAsia"/>
-          <w:color w:val="000000" w:themeColor="text1"/>
-        </w:rPr>
-        <w:t xml:space="preserve"> AI </w:t>
-      </w:r>
-      <w:r>
-        <w:rPr>
-          <w:rFonts w:hint="eastAsia"/>
-          <w:color w:val="000000" w:themeColor="text1"/>
-        </w:rPr>
-        <w:t>编程工具的基本情况，为课程目标</w:t>
-      </w:r>
-      <w:r>
-        <w:rPr>
-          <w:rFonts w:hint="eastAsia"/>
-          <w:color w:val="000000" w:themeColor="text1"/>
-        </w:rPr>
-        <w:t xml:space="preserve"> 1 </w:t>
-      </w:r>
-      <w:r>
-        <w:rPr>
-          <w:rFonts w:hint="eastAsia"/>
-          <w:color w:val="000000" w:themeColor="text1"/>
-        </w:rPr>
-        <w:t>提供支撑。</w:t>
+        <w:t>学生学习预期成果：能够辨析不同开发模式的技术差异，掌握主流工具链使用，了解各跨平台框架和 AI 编程工具的基本情况，为课程目标 1 提供支撑。</w:t>
       </w:r>
     </w:p>
     <w:p>
@@ -2273,32 +1831,7 @@
         </w:rPr>
       </w:pPr>
       <w:r>
-        <w:rPr>
-          <w:rFonts w:eastAsia="黑体" w:hint="eastAsia"/>
-          <w:color w:val="000000" w:themeColor="text1"/>
-        </w:rPr>
-        <w:t>教学重点：</w:t>
-      </w:r>
-      <w:r>
-        <w:rPr>
-          <w:rFonts w:hint="eastAsia"/>
-          <w:color w:val="000000" w:themeColor="text1"/>
-        </w:rPr>
-        <w:t>技术体系分类及适用场景、开发工具链实操、</w:t>
-      </w:r>
-      <w:r>
-        <w:rPr>
-          <w:rFonts w:hint="eastAsia"/>
-          <w:color w:val="000000" w:themeColor="text1"/>
-        </w:rPr>
-        <w:t xml:space="preserve">Xamarin </w:t>
-      </w:r>
-      <w:r>
-        <w:rPr>
-          <w:rFonts w:hint="eastAsia"/>
-          <w:color w:val="000000" w:themeColor="text1"/>
-        </w:rPr>
-        <w:t>框架简介。</w:t>
+        <w:t>教学重点：技术体系分类及适用场景、开发工具链实操。</w:t>
       </w:r>
     </w:p>
     <w:p>
@@ -2311,18 +1844,7 @@
         </w:rPr>
       </w:pPr>
       <w:r>
-        <w:rPr>
-          <w:rFonts w:eastAsia="黑体" w:hint="eastAsia"/>
-          <w:color w:val="000000" w:themeColor="text1"/>
-        </w:rPr>
-        <w:t>教学难点：</w:t>
-      </w:r>
-      <w:r>
-        <w:rPr>
-          <w:rFonts w:hint="eastAsia"/>
-          <w:color w:val="000000" w:themeColor="text1"/>
-        </w:rPr>
-        <w:t>技术选型决策逻辑。</w:t>
+        <w:t>教学难点：技术选型决策逻辑。</w:t>
       </w:r>
     </w:p>
     <w:p>
@@ -2333,35 +1855,8 @@
           <w:color w:val="000000" w:themeColor="text1"/>
         </w:rPr>
       </w:pPr>
-      <w:proofErr w:type="gramStart"/>
-      <w:r>
-        <w:rPr>
-          <w:rFonts w:eastAsia="黑体" w:hint="eastAsia"/>
-          <w:color w:val="000000" w:themeColor="text1"/>
-        </w:rPr>
-        <w:t>课程思政元素</w:t>
-      </w:r>
-      <w:proofErr w:type="gramEnd"/>
-      <w:r>
-        <w:rPr>
-          <w:rFonts w:eastAsia="黑体" w:hint="eastAsia"/>
-          <w:color w:val="000000" w:themeColor="text1"/>
-        </w:rPr>
-        <w:t>：</w:t>
-      </w:r>
-      <w:r>
-        <w:rPr>
-          <w:rFonts w:hint="eastAsia"/>
-          <w:color w:val="000000" w:themeColor="text1"/>
-        </w:rPr>
-        <w:t>通过国内外移动生态竞争案例，培养科技自立自强意识与技术判断力品格。</w:t>
-      </w:r>
-      <w:r>
-        <w:rPr>
-          <w:rFonts w:hint="eastAsia"/>
-          <w:color w:val="000000" w:themeColor="text1"/>
-        </w:rPr>
-        <w:t xml:space="preserve"> </w:t>
+      <w:r>
+        <w:t>课程思政元素：通过国内外移动生态竞争案例，培养科技自立自强意识与技术判断力品格。</w:t>
       </w:r>
     </w:p>
     <w:p>
@@ -2381,13 +1876,7 @@
         </w:rPr>
       </w:pPr>
       <w:r>
-        <w:rPr>
-          <w:rFonts w:eastAsia="黑体" w:hint="eastAsia"/>
-          <w:color w:val="000000" w:themeColor="text1"/>
-          <w:kern w:val="0"/>
-          <w:szCs w:val="21"/>
-        </w:rPr>
-        <w:t>原生开发基础</w:t>
+        <w:t>第二章 原生开发基础</w:t>
       </w:r>
     </w:p>
     <w:p>
@@ -2399,12 +1888,6 @@
         </w:rPr>
       </w:pPr>
       <w:r>
-        <w:rPr>
-          <w:rFonts w:eastAsia="黑体"/>
-          <w:color w:val="000000" w:themeColor="text1"/>
-          <w:kern w:val="0"/>
-          <w:szCs w:val="21"/>
-        </w:rPr>
         <w:t>教学内容：</w:t>
       </w:r>
     </w:p>
@@ -2422,87 +1905,7 @@
         </w:rPr>
       </w:pPr>
       <w:r>
-        <w:rPr>
-          <w:rFonts w:hint="eastAsia"/>
-          <w:color w:val="000000" w:themeColor="text1"/>
-          <w:kern w:val="0"/>
-          <w:szCs w:val="21"/>
-        </w:rPr>
-        <w:t xml:space="preserve">Android </w:t>
-      </w:r>
-      <w:r>
-        <w:rPr>
-          <w:rFonts w:hint="eastAsia"/>
-          <w:color w:val="000000" w:themeColor="text1"/>
-          <w:kern w:val="0"/>
-          <w:szCs w:val="21"/>
-        </w:rPr>
-        <w:t>开发：</w:t>
-      </w:r>
-      <w:r>
-        <w:rPr>
-          <w:rFonts w:hint="eastAsia"/>
-          <w:color w:val="000000" w:themeColor="text1"/>
-          <w:kern w:val="0"/>
-          <w:szCs w:val="21"/>
-        </w:rPr>
-        <w:t xml:space="preserve">Activity </w:t>
-      </w:r>
-      <w:r>
-        <w:rPr>
-          <w:rFonts w:hint="eastAsia"/>
-          <w:color w:val="000000" w:themeColor="text1"/>
-          <w:kern w:val="0"/>
-          <w:szCs w:val="21"/>
-        </w:rPr>
-        <w:t>生命周期、</w:t>
-      </w:r>
-      <w:r>
-        <w:rPr>
-          <w:rFonts w:hint="eastAsia"/>
-          <w:color w:val="000000" w:themeColor="text1"/>
-          <w:kern w:val="0"/>
-          <w:szCs w:val="21"/>
-        </w:rPr>
-        <w:t xml:space="preserve">UI </w:t>
-      </w:r>
-      <w:r>
-        <w:rPr>
-          <w:rFonts w:hint="eastAsia"/>
-          <w:color w:val="000000" w:themeColor="text1"/>
-          <w:kern w:val="0"/>
-          <w:szCs w:val="21"/>
-        </w:rPr>
-        <w:t>控件基础（</w:t>
-      </w:r>
-      <w:proofErr w:type="spellStart"/>
-      <w:r>
-        <w:rPr>
-          <w:rFonts w:hint="eastAsia"/>
-          <w:color w:val="000000" w:themeColor="text1"/>
-          <w:kern w:val="0"/>
-          <w:szCs w:val="21"/>
-        </w:rPr>
-        <w:t>TextView</w:t>
-      </w:r>
-      <w:proofErr w:type="spellEnd"/>
-      <w:r>
-        <w:rPr>
-          <w:rFonts w:hint="eastAsia"/>
-          <w:color w:val="000000" w:themeColor="text1"/>
-          <w:kern w:val="0"/>
-          <w:szCs w:val="21"/>
-        </w:rPr>
-        <w:t>/Button</w:t>
-      </w:r>
-      <w:r>
-        <w:rPr>
-          <w:rFonts w:hint="eastAsia"/>
-          <w:color w:val="000000" w:themeColor="text1"/>
-          <w:kern w:val="0"/>
-          <w:szCs w:val="21"/>
-        </w:rPr>
-        <w:t>）</w:t>
+        <w:t>Android 开发：Kotlin 语言基础、Activity 生命周期、UI 控件（TextView/Button/RecyclerView）、Logcat 调试。</w:t>
       </w:r>
     </w:p>
     <w:p>
@@ -2519,80 +1922,7 @@
         </w:rPr>
       </w:pPr>
       <w:r>
-        <w:rPr>
-          <w:rFonts w:hint="eastAsia"/>
-          <w:color w:val="000000" w:themeColor="text1"/>
-          <w:kern w:val="0"/>
-          <w:szCs w:val="21"/>
-        </w:rPr>
-        <w:t xml:space="preserve">iOS </w:t>
-      </w:r>
-      <w:r>
-        <w:rPr>
-          <w:rFonts w:hint="eastAsia"/>
-          <w:color w:val="000000" w:themeColor="text1"/>
-          <w:kern w:val="0"/>
-          <w:szCs w:val="21"/>
-        </w:rPr>
-        <w:t>开发入门：</w:t>
-      </w:r>
-      <w:proofErr w:type="spellStart"/>
-      <w:r>
-        <w:rPr>
-          <w:rFonts w:hint="eastAsia"/>
-          <w:color w:val="000000" w:themeColor="text1"/>
-          <w:kern w:val="0"/>
-          <w:szCs w:val="21"/>
-        </w:rPr>
-        <w:t>ViewController</w:t>
-      </w:r>
-      <w:proofErr w:type="spellEnd"/>
-      <w:r>
-        <w:rPr>
-          <w:rFonts w:hint="eastAsia"/>
-          <w:color w:val="000000" w:themeColor="text1"/>
-          <w:kern w:val="0"/>
-          <w:szCs w:val="21"/>
-        </w:rPr>
-        <w:t xml:space="preserve"> </w:t>
-      </w:r>
-      <w:r>
-        <w:rPr>
-          <w:rFonts w:hint="eastAsia"/>
-          <w:color w:val="000000" w:themeColor="text1"/>
-          <w:kern w:val="0"/>
-          <w:szCs w:val="21"/>
-        </w:rPr>
-        <w:t>架构、</w:t>
-      </w:r>
-      <w:proofErr w:type="spellStart"/>
-      <w:r>
-        <w:rPr>
-          <w:rFonts w:hint="eastAsia"/>
-          <w:color w:val="000000" w:themeColor="text1"/>
-          <w:kern w:val="0"/>
-          <w:szCs w:val="21"/>
-        </w:rPr>
-        <w:t>SwiftUI</w:t>
-      </w:r>
-      <w:proofErr w:type="spellEnd"/>
-      <w:r>
-        <w:rPr>
-          <w:rFonts w:hint="eastAsia"/>
-          <w:color w:val="000000" w:themeColor="text1"/>
-          <w:kern w:val="0"/>
-          <w:szCs w:val="21"/>
-        </w:rPr>
-        <w:t xml:space="preserve"> </w:t>
-      </w:r>
-      <w:r>
-        <w:rPr>
-          <w:rFonts w:hint="eastAsia"/>
-          <w:color w:val="000000" w:themeColor="text1"/>
-          <w:kern w:val="0"/>
-          <w:szCs w:val="21"/>
-        </w:rPr>
-        <w:t>基础组件</w:t>
+        <w:t>iOS 开发概述：ViewController 架构、SwiftUI 基础组件、Xcode 调试工具（理论讲授与演示为主）。</w:t>
       </w:r>
     </w:p>
     <w:p>
@@ -2610,31 +1940,7 @@
         </w:rPr>
       </w:pPr>
       <w:r>
-        <w:rPr>
-          <w:rFonts w:hint="eastAsia"/>
-          <w:color w:val="000000" w:themeColor="text1"/>
-          <w:kern w:val="0"/>
-          <w:szCs w:val="21"/>
-        </w:rPr>
-        <w:t>原生应用调试：</w:t>
-      </w:r>
-      <w:r>
-        <w:rPr>
-          <w:rFonts w:hint="eastAsia"/>
-          <w:color w:val="000000" w:themeColor="text1"/>
-          <w:kern w:val="0"/>
-          <w:szCs w:val="21"/>
-        </w:rPr>
-        <w:t xml:space="preserve">Logcat/Xcode </w:t>
-      </w:r>
-      <w:r>
-        <w:rPr>
-          <w:rFonts w:hint="eastAsia"/>
-          <w:color w:val="000000" w:themeColor="text1"/>
-          <w:kern w:val="0"/>
-          <w:szCs w:val="21"/>
-        </w:rPr>
-        <w:t>调试工具使用</w:t>
+        <w:t>原生与跨平台对比：原生开发的性能优势与开发成本分析。</w:t>
       </w:r>
     </w:p>
     <w:p>
@@ -2648,41 +1954,7 @@
         </w:rPr>
       </w:pPr>
       <w:r>
-        <w:rPr>
-          <w:rFonts w:eastAsia="黑体"/>
-          <w:color w:val="000000" w:themeColor="text1"/>
-          <w:kern w:val="0"/>
-          <w:szCs w:val="21"/>
-        </w:rPr>
-        <w:lastRenderedPageBreak/>
-        <w:t>学生学习预期成果：</w:t>
-      </w:r>
-      <w:r>
-        <w:rPr>
-          <w:rFonts w:hint="eastAsia"/>
-          <w:color w:val="000000" w:themeColor="text1"/>
-          <w:kern w:val="0"/>
-          <w:szCs w:val="21"/>
-        </w:rPr>
-        <w:t>掌握原生开发核心概念，能够实现简单页面交互，支撑课程目标</w:t>
-      </w:r>
-      <w:r>
-        <w:rPr>
-          <w:rFonts w:hint="eastAsia"/>
-          <w:color w:val="000000" w:themeColor="text1"/>
-          <w:kern w:val="0"/>
-          <w:szCs w:val="21"/>
-        </w:rPr>
-        <w:t xml:space="preserve"> 1</w:t>
-      </w:r>
-      <w:r>
-        <w:rPr>
-          <w:rFonts w:hint="eastAsia"/>
-          <w:color w:val="000000" w:themeColor="text1"/>
-          <w:kern w:val="0"/>
-          <w:szCs w:val="21"/>
-        </w:rPr>
-        <w:t>。</w:t>
+        <w:t>学生学习预期成果：掌握 Android 原生开发核心概念与 Kotlin 基础语法，能够实现简单页面交互；理解 iOS 开发基本架构与 SwiftUI 组件模型，支撑课程目标 1。</w:t>
       </w:r>
     </w:p>
     <w:p>
@@ -2696,31 +1968,7 @@
         </w:rPr>
       </w:pPr>
       <w:r>
-        <w:rPr>
-          <w:rFonts w:eastAsia="黑体"/>
-          <w:color w:val="000000" w:themeColor="text1"/>
-          <w:kern w:val="0"/>
-          <w:szCs w:val="21"/>
-        </w:rPr>
-        <w:t>教学重点：</w:t>
-      </w:r>
-      <w:r>
-        <w:rPr>
-          <w:rFonts w:hint="eastAsia"/>
-          <w:color w:val="000000" w:themeColor="text1"/>
-          <w:kern w:val="0"/>
-          <w:szCs w:val="21"/>
-        </w:rPr>
-        <w:t xml:space="preserve">Android/iOS </w:t>
-      </w:r>
-      <w:r>
-        <w:rPr>
-          <w:rFonts w:hint="eastAsia"/>
-          <w:color w:val="000000" w:themeColor="text1"/>
-          <w:kern w:val="0"/>
-          <w:szCs w:val="21"/>
-        </w:rPr>
-        <w:t>核心组件工作原理。</w:t>
+        <w:t>教学重点：Android Kotlin 开发核心组件、Activity 生命周期。</w:t>
       </w:r>
     </w:p>
     <w:p>
@@ -2734,22 +1982,7 @@
         </w:rPr>
       </w:pPr>
       <w:r>
-        <w:rPr>
-          <w:rFonts w:eastAsia="黑体"/>
-          <w:color w:val="000000" w:themeColor="text1"/>
-          <w:kern w:val="0"/>
-          <w:szCs w:val="21"/>
-        </w:rPr>
-        <w:t>教学难点：</w:t>
-      </w:r>
-      <w:r>
-        <w:rPr>
-          <w:rFonts w:hint="eastAsia"/>
-          <w:color w:val="000000" w:themeColor="text1"/>
-          <w:kern w:val="0"/>
-          <w:szCs w:val="21"/>
-        </w:rPr>
-        <w:t>原生平台特性差异。</w:t>
+        <w:t>教学难点：原生平台特性差异、Kotlin 与 Java 的对比选择。</w:t>
       </w:r>
     </w:p>
     <w:p>
@@ -2760,34 +1993,8 @@
           <w:color w:val="000000" w:themeColor="text1"/>
         </w:rPr>
       </w:pPr>
-      <w:proofErr w:type="gramStart"/>
-      <w:r>
-        <w:rPr>
-          <w:rFonts w:eastAsia="黑体"/>
-          <w:color w:val="000000" w:themeColor="text1"/>
-        </w:rPr>
-        <w:t>课程思政元素</w:t>
-      </w:r>
-      <w:proofErr w:type="gramEnd"/>
-      <w:r>
-        <w:rPr>
-          <w:rFonts w:eastAsia="黑体"/>
-          <w:color w:val="000000" w:themeColor="text1"/>
-        </w:rPr>
-        <w:t>：</w:t>
-      </w:r>
-      <w:r>
-        <w:rPr>
-          <w:rFonts w:hint="eastAsia"/>
-          <w:color w:val="000000" w:themeColor="text1"/>
-        </w:rPr>
-        <w:t>从系统底层逻辑培养严谨的工程思维与问题溯源能力</w:t>
-      </w:r>
-      <w:r>
-        <w:rPr>
-          <w:color w:val="000000" w:themeColor="text1"/>
-        </w:rPr>
-        <w:t>。</w:t>
+      <w:r>
+        <w:t>课程思政元素：从系统底层逻辑培养严谨的工程思维与问题溯源能力。</w:t>
       </w:r>
     </w:p>
     <w:p>
@@ -2807,13 +2014,7 @@
         </w:rPr>
       </w:pPr>
       <w:r>
-        <w:rPr>
-          <w:rFonts w:eastAsia="黑体" w:hint="eastAsia"/>
-          <w:color w:val="000000" w:themeColor="text1"/>
-          <w:kern w:val="0"/>
-          <w:szCs w:val="21"/>
-        </w:rPr>
-        <w:t>混合开发技术</w:t>
+        <w:t>第三章 跨平台应用开发</w:t>
       </w:r>
     </w:p>
     <w:p>
@@ -2825,12 +2026,6 @@
         </w:rPr>
       </w:pPr>
       <w:r>
-        <w:rPr>
-          <w:rFonts w:eastAsia="黑体"/>
-          <w:color w:val="000000" w:themeColor="text1"/>
-          <w:kern w:val="0"/>
-          <w:szCs w:val="21"/>
-        </w:rPr>
         <w:t>教学内容：</w:t>
       </w:r>
     </w:p>
@@ -2849,58 +2044,7 @@
         </w:rPr>
       </w:pPr>
       <w:r>
-        <w:rPr>
-          <w:rFonts w:hint="eastAsia"/>
-          <w:color w:val="000000" w:themeColor="text1"/>
-          <w:kern w:val="0"/>
-          <w:szCs w:val="21"/>
-        </w:rPr>
-        <w:t xml:space="preserve">Flutter </w:t>
-      </w:r>
-      <w:r>
-        <w:rPr>
-          <w:rFonts w:hint="eastAsia"/>
-          <w:color w:val="000000" w:themeColor="text1"/>
-          <w:kern w:val="0"/>
-          <w:szCs w:val="21"/>
-        </w:rPr>
-        <w:t>框架：</w:t>
-      </w:r>
-      <w:r>
-        <w:rPr>
-          <w:rFonts w:hint="eastAsia"/>
-          <w:color w:val="000000" w:themeColor="text1"/>
-          <w:kern w:val="0"/>
-          <w:szCs w:val="21"/>
-        </w:rPr>
-        <w:t xml:space="preserve">Dart </w:t>
-      </w:r>
-      <w:r>
-        <w:rPr>
-          <w:rFonts w:hint="eastAsia"/>
-          <w:color w:val="000000" w:themeColor="text1"/>
-          <w:kern w:val="0"/>
-          <w:szCs w:val="21"/>
-        </w:rPr>
-        <w:t>语法、</w:t>
-      </w:r>
-      <w:r>
-        <w:rPr>
-          <w:rFonts w:hint="eastAsia"/>
-          <w:color w:val="000000" w:themeColor="text1"/>
-          <w:kern w:val="0"/>
-          <w:szCs w:val="21"/>
-        </w:rPr>
-        <w:t xml:space="preserve">Widget </w:t>
-      </w:r>
-      <w:r>
-        <w:rPr>
-          <w:rFonts w:hint="eastAsia"/>
-          <w:color w:val="000000" w:themeColor="text1"/>
-          <w:kern w:val="0"/>
-          <w:szCs w:val="21"/>
-        </w:rPr>
-        <w:t>组件、状态管理</w:t>
+        <w:t>Flutter 框架：Dart 语法、Widget 组件、状态管理（Provider/Bloc）。</w:t>
       </w:r>
     </w:p>
     <w:p>
@@ -2918,40 +2062,7 @@
         </w:rPr>
       </w:pPr>
       <w:r>
-        <w:rPr>
-          <w:rFonts w:hint="eastAsia"/>
-          <w:color w:val="000000" w:themeColor="text1"/>
-          <w:kern w:val="0"/>
-          <w:szCs w:val="21"/>
-        </w:rPr>
-        <w:t>React Native</w:t>
-      </w:r>
-      <w:r>
-        <w:rPr>
-          <w:rFonts w:hint="eastAsia"/>
-          <w:color w:val="000000" w:themeColor="text1"/>
-          <w:kern w:val="0"/>
-          <w:szCs w:val="21"/>
-        </w:rPr>
-        <w:t>：</w:t>
-      </w:r>
-      <w:r>
-        <w:rPr>
-          <w:rFonts w:hint="eastAsia"/>
-          <w:color w:val="000000" w:themeColor="text1"/>
-          <w:kern w:val="0"/>
-          <w:szCs w:val="21"/>
-        </w:rPr>
-        <w:t xml:space="preserve">JSX </w:t>
-      </w:r>
-      <w:r>
-        <w:rPr>
-          <w:rFonts w:hint="eastAsia"/>
-          <w:color w:val="000000" w:themeColor="text1"/>
-          <w:kern w:val="0"/>
-          <w:szCs w:val="21"/>
-        </w:rPr>
-        <w:t>语法、原生模块桥接</w:t>
+        <w:t>第三章 跨平台应用开发</w:t>
       </w:r>
     </w:p>
     <w:p>
@@ -2969,58 +2080,7 @@
         </w:rPr>
       </w:pPr>
       <w:r>
-        <w:rPr>
-          <w:rFonts w:hint="eastAsia"/>
-          <w:color w:val="000000" w:themeColor="text1"/>
-          <w:kern w:val="0"/>
-          <w:szCs w:val="21"/>
-        </w:rPr>
-        <w:t xml:space="preserve">Cordova </w:t>
-      </w:r>
-      <w:r>
-        <w:rPr>
-          <w:rFonts w:hint="eastAsia"/>
-          <w:color w:val="000000" w:themeColor="text1"/>
-          <w:kern w:val="0"/>
-          <w:szCs w:val="21"/>
-        </w:rPr>
-        <w:t>框架：</w:t>
-      </w:r>
-      <w:r>
-        <w:rPr>
-          <w:rFonts w:hint="eastAsia"/>
-          <w:color w:val="000000" w:themeColor="text1"/>
-          <w:kern w:val="0"/>
-          <w:szCs w:val="21"/>
-        </w:rPr>
-        <w:t xml:space="preserve">WebView </w:t>
-      </w:r>
-      <w:r>
-        <w:rPr>
-          <w:rFonts w:hint="eastAsia"/>
-          <w:color w:val="000000" w:themeColor="text1"/>
-          <w:kern w:val="0"/>
-          <w:szCs w:val="21"/>
-        </w:rPr>
-        <w:t>原理、插件机制、原生</w:t>
-      </w:r>
-      <w:r>
-        <w:rPr>
-          <w:rFonts w:hint="eastAsia"/>
-          <w:color w:val="000000" w:themeColor="text1"/>
-          <w:kern w:val="0"/>
-          <w:szCs w:val="21"/>
-        </w:rPr>
-        <w:t xml:space="preserve"> API </w:t>
-      </w:r>
-      <w:r>
-        <w:rPr>
-          <w:rFonts w:hint="eastAsia"/>
-          <w:color w:val="000000" w:themeColor="text1"/>
-          <w:kern w:val="0"/>
-          <w:szCs w:val="21"/>
-        </w:rPr>
-        <w:t>调用</w:t>
+        <w:t>Uniapp 框架：Vue 语法基础、多端编译原理、条件编译。</w:t>
       </w:r>
     </w:p>
     <w:p>
@@ -3037,52 +2097,8 @@
           <w:szCs w:val="21"/>
         </w:rPr>
       </w:pPr>
-      <w:proofErr w:type="spellStart"/>
-      <w:r>
-        <w:rPr>
-          <w:rFonts w:hint="eastAsia"/>
-          <w:color w:val="000000" w:themeColor="text1"/>
-          <w:kern w:val="0"/>
-          <w:szCs w:val="21"/>
-        </w:rPr>
-        <w:t>Uniapp</w:t>
-      </w:r>
-      <w:proofErr w:type="spellEnd"/>
-      <w:r>
-        <w:rPr>
-          <w:rFonts w:hint="eastAsia"/>
-          <w:color w:val="000000" w:themeColor="text1"/>
-          <w:kern w:val="0"/>
-          <w:szCs w:val="21"/>
-        </w:rPr>
-        <w:t xml:space="preserve"> </w:t>
-      </w:r>
-      <w:r>
-        <w:rPr>
-          <w:rFonts w:hint="eastAsia"/>
-          <w:color w:val="000000" w:themeColor="text1"/>
-          <w:kern w:val="0"/>
-          <w:szCs w:val="21"/>
-        </w:rPr>
-        <w:t>框架：</w:t>
-      </w:r>
-      <w:r>
-        <w:rPr>
-          <w:rFonts w:hint="eastAsia"/>
-          <w:color w:val="000000" w:themeColor="text1"/>
-          <w:kern w:val="0"/>
-          <w:szCs w:val="21"/>
-        </w:rPr>
-        <w:t xml:space="preserve">Vue </w:t>
-      </w:r>
-      <w:r>
-        <w:rPr>
-          <w:rFonts w:hint="eastAsia"/>
-          <w:color w:val="000000" w:themeColor="text1"/>
-          <w:kern w:val="0"/>
-          <w:szCs w:val="21"/>
-        </w:rPr>
-        <w:t>语法基础、多端编译原理、条件编译</w:t>
+      <w:r>
+        <w:t>MAUI 框架：C# 跨平台 UI 组件、原生 API 交互、MAUI.Android 和 MAUI.iOS 平台特性。</w:t>
       </w:r>
     </w:p>
     <w:p>
@@ -3100,22 +2116,7 @@
         </w:rPr>
       </w:pPr>
       <w:r>
-        <w:rPr>
-          <w:rFonts w:hint="eastAsia"/>
-          <w:color w:val="000000" w:themeColor="text1"/>
-          <w:kern w:val="0"/>
-          <w:szCs w:val="21"/>
-        </w:rPr>
-        <w:t xml:space="preserve">Xamarin </w:t>
-      </w:r>
-      <w:r>
-        <w:rPr>
-          <w:rFonts w:hint="eastAsia"/>
-          <w:color w:val="000000" w:themeColor="text1"/>
-          <w:kern w:val="0"/>
-          <w:szCs w:val="21"/>
-        </w:rPr>
-        <w:t>框架：</w:t>
+        <w:t>后端交互：RESTful API 设计规范、JSON 数据解析、HTTP 请求库（Dio/Axios/HttpClient）、Token 认证机制。</w:t>
       </w:r>
     </w:p>
     <w:p>
@@ -3129,52 +2130,8 @@
           <w:szCs w:val="21"/>
         </w:rPr>
       </w:pPr>
-      <w:proofErr w:type="spellStart"/>
-      <w:r>
-        <w:rPr>
-          <w:rFonts w:hint="eastAsia"/>
-          <w:color w:val="000000" w:themeColor="text1"/>
-          <w:kern w:val="0"/>
-          <w:szCs w:val="21"/>
-        </w:rPr>
-        <w:t>Xamarin.Forms</w:t>
-      </w:r>
-      <w:proofErr w:type="spellEnd"/>
-      <w:r>
-        <w:rPr>
-          <w:rFonts w:hint="eastAsia"/>
-          <w:color w:val="000000" w:themeColor="text1"/>
-          <w:kern w:val="0"/>
-          <w:szCs w:val="21"/>
-        </w:rPr>
-        <w:t xml:space="preserve"> </w:t>
-      </w:r>
-      <w:r>
-        <w:rPr>
-          <w:rFonts w:hint="eastAsia"/>
-          <w:color w:val="000000" w:themeColor="text1"/>
-          <w:kern w:val="0"/>
-          <w:szCs w:val="21"/>
-        </w:rPr>
-        <w:t>跨平台</w:t>
-      </w:r>
-      <w:r>
-        <w:rPr>
-          <w:rFonts w:hint="eastAsia"/>
-          <w:color w:val="000000" w:themeColor="text1"/>
-          <w:kern w:val="0"/>
-          <w:szCs w:val="21"/>
-        </w:rPr>
-        <w:t xml:space="preserve"> UI </w:t>
-      </w:r>
-      <w:r>
-        <w:rPr>
-          <w:rFonts w:hint="eastAsia"/>
-          <w:color w:val="000000" w:themeColor="text1"/>
-          <w:kern w:val="0"/>
-          <w:szCs w:val="21"/>
-        </w:rPr>
-        <w:t>组件</w:t>
+      <w:r>
+        <w:t>移动硬件能力调用：设备传感器（GPS、加速度计、陀螺仪）接口、物联网数据采集与展示基础。</w:t>
       </w:r>
     </w:p>
     <w:p>
@@ -3189,40 +2146,7 @@
         </w:rPr>
       </w:pPr>
       <w:r>
-        <w:rPr>
-          <w:rFonts w:hint="eastAsia"/>
-          <w:color w:val="000000" w:themeColor="text1"/>
-          <w:kern w:val="0"/>
-          <w:szCs w:val="21"/>
-        </w:rPr>
-        <w:t xml:space="preserve">C# </w:t>
-      </w:r>
-      <w:r>
-        <w:rPr>
-          <w:rFonts w:hint="eastAsia"/>
-          <w:color w:val="000000" w:themeColor="text1"/>
-          <w:kern w:val="0"/>
-          <w:szCs w:val="21"/>
-        </w:rPr>
-        <w:t>与原生</w:t>
-      </w:r>
-      <w:r>
-        <w:rPr>
-          <w:rFonts w:hint="eastAsia"/>
-          <w:color w:val="000000" w:themeColor="text1"/>
-          <w:kern w:val="0"/>
-          <w:szCs w:val="21"/>
-        </w:rPr>
-        <w:t xml:space="preserve"> API </w:t>
-      </w:r>
-      <w:r>
-        <w:rPr>
-          <w:rFonts w:hint="eastAsia"/>
-          <w:color w:val="000000" w:themeColor="text1"/>
-          <w:kern w:val="0"/>
-          <w:szCs w:val="21"/>
-        </w:rPr>
-        <w:t>交互</w:t>
+        <w:t>AI 编程工具辅助开发：利用 TRAE 生成基础代码、调试建议。</w:t>
       </w:r>
     </w:p>
     <w:p>
@@ -3236,72 +2160,8 @@
           <w:szCs w:val="21"/>
         </w:rPr>
       </w:pPr>
-      <w:proofErr w:type="spellStart"/>
-      <w:r>
-        <w:rPr>
-          <w:rFonts w:hint="eastAsia"/>
-          <w:color w:val="000000" w:themeColor="text1"/>
-          <w:kern w:val="0"/>
-          <w:szCs w:val="21"/>
-        </w:rPr>
-        <w:t>Xamarin.Android</w:t>
-      </w:r>
-      <w:proofErr w:type="spellEnd"/>
-      <w:r>
-        <w:rPr>
-          <w:rFonts w:hint="eastAsia"/>
-          <w:color w:val="000000" w:themeColor="text1"/>
-          <w:kern w:val="0"/>
-          <w:szCs w:val="21"/>
-        </w:rPr>
-        <w:t xml:space="preserve"> </w:t>
-      </w:r>
-      <w:r>
-        <w:rPr>
-          <w:rFonts w:hint="eastAsia"/>
-          <w:color w:val="000000" w:themeColor="text1"/>
-          <w:kern w:val="0"/>
-          <w:szCs w:val="21"/>
-        </w:rPr>
-        <w:t>和</w:t>
-      </w:r>
-      <w:r>
-        <w:rPr>
-          <w:rFonts w:hint="eastAsia"/>
-          <w:color w:val="000000" w:themeColor="text1"/>
-          <w:kern w:val="0"/>
-          <w:szCs w:val="21"/>
-        </w:rPr>
-        <w:t xml:space="preserve"> </w:t>
-      </w:r>
-      <w:proofErr w:type="spellStart"/>
-      <w:r>
-        <w:rPr>
-          <w:rFonts w:hint="eastAsia"/>
-          <w:color w:val="000000" w:themeColor="text1"/>
-          <w:kern w:val="0"/>
-          <w:szCs w:val="21"/>
-        </w:rPr>
-        <w:t>Xamarin.iOS</w:t>
-      </w:r>
-      <w:proofErr w:type="spellEnd"/>
-      <w:r>
-        <w:rPr>
-          <w:rFonts w:hint="eastAsia"/>
-          <w:color w:val="000000" w:themeColor="text1"/>
-          <w:kern w:val="0"/>
-          <w:szCs w:val="21"/>
-        </w:rPr>
-        <w:t xml:space="preserve"> </w:t>
-      </w:r>
-      <w:r>
-        <w:rPr>
-          <w:rFonts w:hint="eastAsia"/>
-          <w:color w:val="000000" w:themeColor="text1"/>
-          <w:kern w:val="0"/>
-          <w:szCs w:val="21"/>
-        </w:rPr>
-        <w:t>平台特性</w:t>
+      <w:r>
+        <w:t>学生学习预期成果：使用跨平台框架开发应用页面，掌握 RESTful API 数据交互流程，理解原生与 H5 交互原理，学会借助 AI 工具提高开发效率，支撑课程目标 2。</w:t>
       </w:r>
     </w:p>
     <w:p>
@@ -3319,31 +2179,7 @@
         </w:rPr>
       </w:pPr>
       <w:r>
-        <w:rPr>
-          <w:rFonts w:hint="eastAsia"/>
-          <w:color w:val="000000" w:themeColor="text1"/>
-          <w:kern w:val="0"/>
-          <w:szCs w:val="21"/>
-        </w:rPr>
-        <w:t>混合应用打包：</w:t>
-      </w:r>
-      <w:r>
-        <w:rPr>
-          <w:rFonts w:hint="eastAsia"/>
-          <w:color w:val="000000" w:themeColor="text1"/>
-          <w:kern w:val="0"/>
-          <w:szCs w:val="21"/>
-        </w:rPr>
-        <w:t xml:space="preserve">Android/iOS </w:t>
-      </w:r>
-      <w:r>
-        <w:rPr>
-          <w:rFonts w:hint="eastAsia"/>
-          <w:color w:val="000000" w:themeColor="text1"/>
-          <w:kern w:val="0"/>
-          <w:szCs w:val="21"/>
-        </w:rPr>
-        <w:t>发布流程</w:t>
+        <w:t>教学重点：Flutter 组件布局与状态管理、Uniapp 多端适配、RESTful API 交互实现。</w:t>
       </w:r>
     </w:p>
     <w:p>
@@ -3362,40 +2198,7 @@
         </w:rPr>
       </w:pPr>
       <w:r>
-        <w:rPr>
-          <w:rFonts w:hint="eastAsia"/>
-          <w:color w:val="000000" w:themeColor="text1"/>
-          <w:kern w:val="0"/>
-          <w:szCs w:val="21"/>
-        </w:rPr>
-        <w:t xml:space="preserve">AI </w:t>
-      </w:r>
-      <w:r>
-        <w:rPr>
-          <w:rFonts w:hint="eastAsia"/>
-          <w:color w:val="000000" w:themeColor="text1"/>
-          <w:kern w:val="0"/>
-          <w:szCs w:val="21"/>
-        </w:rPr>
-        <w:t>编程工具辅助开发：利用</w:t>
-      </w:r>
-      <w:r>
-        <w:rPr>
-          <w:rFonts w:hint="eastAsia"/>
-          <w:color w:val="000000" w:themeColor="text1"/>
-          <w:kern w:val="0"/>
-          <w:szCs w:val="21"/>
-        </w:rPr>
-        <w:t xml:space="preserve"> GitHub Copilot </w:t>
-      </w:r>
-      <w:r>
-        <w:rPr>
-          <w:rFonts w:hint="eastAsia"/>
-          <w:color w:val="000000" w:themeColor="text1"/>
-          <w:kern w:val="0"/>
-          <w:szCs w:val="21"/>
-        </w:rPr>
-        <w:t>生成基础代码、调试建议</w:t>
+        <w:t>教学难点：原生模块调用机制、不同框架技术路线的适用场景区分、Token 认证流程。</w:t>
       </w:r>
     </w:p>
     <w:p>
@@ -3409,76 +2212,7 @@
         </w:rPr>
       </w:pPr>
       <w:r>
-        <w:rPr>
-          <w:rFonts w:eastAsia="黑体"/>
-          <w:color w:val="000000" w:themeColor="text1"/>
-          <w:kern w:val="0"/>
-          <w:szCs w:val="21"/>
-        </w:rPr>
-        <w:t>学生学习预期成果：</w:t>
-      </w:r>
-      <w:r>
-        <w:rPr>
-          <w:rFonts w:hint="eastAsia"/>
-          <w:color w:val="000000" w:themeColor="text1"/>
-          <w:kern w:val="0"/>
-          <w:szCs w:val="21"/>
-        </w:rPr>
-        <w:t>使用混合框架开发跨平台页面，理解原生与</w:t>
-      </w:r>
-      <w:r>
-        <w:rPr>
-          <w:rFonts w:hint="eastAsia"/>
-          <w:color w:val="000000" w:themeColor="text1"/>
-          <w:kern w:val="0"/>
-          <w:szCs w:val="21"/>
-        </w:rPr>
-        <w:t xml:space="preserve"> H5 </w:t>
-      </w:r>
-      <w:r>
-        <w:rPr>
-          <w:rFonts w:hint="eastAsia"/>
-          <w:color w:val="000000" w:themeColor="text1"/>
-          <w:kern w:val="0"/>
-          <w:szCs w:val="21"/>
-        </w:rPr>
-        <w:t>交互原理，学会借助</w:t>
-      </w:r>
-      <w:r>
-        <w:rPr>
-          <w:rFonts w:hint="eastAsia"/>
-          <w:color w:val="000000" w:themeColor="text1"/>
-          <w:kern w:val="0"/>
-          <w:szCs w:val="21"/>
-        </w:rPr>
-        <w:t xml:space="preserve"> AI </w:t>
-      </w:r>
-      <w:r>
-        <w:rPr>
-          <w:rFonts w:hint="eastAsia"/>
-          <w:color w:val="000000" w:themeColor="text1"/>
-          <w:kern w:val="0"/>
-          <w:szCs w:val="21"/>
-        </w:rPr>
-        <w:t>工具提高开发效率，支撑课程目标</w:t>
-      </w:r>
-      <w:r>
-        <w:rPr>
-          <w:rFonts w:hint="eastAsia"/>
-          <w:color w:val="000000" w:themeColor="text1"/>
-          <w:kern w:val="0"/>
-          <w:szCs w:val="21"/>
-        </w:rPr>
-        <w:t>2</w:t>
-      </w:r>
-      <w:r>
-        <w:rPr>
-          <w:rFonts w:hint="eastAsia"/>
-          <w:color w:val="000000" w:themeColor="text1"/>
-          <w:kern w:val="0"/>
-          <w:szCs w:val="21"/>
-        </w:rPr>
-        <w:t>。</w:t>
+        <w:t>课程思政元素：通过一次开发多端运行案例，培养效率意识与系统思维。</w:t>
       </w:r>
     </w:p>
     <w:p>
@@ -3612,62 +2346,8 @@
           <w:color w:val="000000" w:themeColor="text1"/>
         </w:rPr>
       </w:pPr>
-      <w:proofErr w:type="gramStart"/>
-      <w:r>
-        <w:rPr>
-          <w:rFonts w:eastAsia="黑体"/>
-          <w:color w:val="000000" w:themeColor="text1"/>
-        </w:rPr>
-        <w:t>课程思政元素</w:t>
-      </w:r>
-      <w:proofErr w:type="gramEnd"/>
-      <w:r>
-        <w:rPr>
-          <w:rFonts w:eastAsia="黑体"/>
-          <w:color w:val="000000" w:themeColor="text1"/>
-        </w:rPr>
-        <w:t>：</w:t>
-      </w:r>
-      <w:r>
-        <w:rPr>
-          <w:rFonts w:hint="eastAsia"/>
-          <w:color w:val="000000" w:themeColor="text1"/>
-        </w:rPr>
-        <w:t>通过</w:t>
-      </w:r>
-      <w:r>
-        <w:rPr>
-          <w:rFonts w:hint="eastAsia"/>
-          <w:color w:val="000000" w:themeColor="text1"/>
-        </w:rPr>
-        <w:t xml:space="preserve"> "</w:t>
-      </w:r>
-      <w:r>
-        <w:rPr>
-          <w:rFonts w:hint="eastAsia"/>
-          <w:color w:val="000000" w:themeColor="text1"/>
-        </w:rPr>
-        <w:t>一次开发多端运行</w:t>
-      </w:r>
-      <w:r>
-        <w:rPr>
-          <w:rFonts w:hint="eastAsia"/>
-          <w:color w:val="000000" w:themeColor="text1"/>
-        </w:rPr>
-        <w:t xml:space="preserve">" </w:t>
-      </w:r>
-      <w:r>
-        <w:rPr>
-          <w:rFonts w:hint="eastAsia"/>
-          <w:color w:val="000000" w:themeColor="text1"/>
-        </w:rPr>
-        <w:t>案例，培养效率意识与系统思维</w:t>
-      </w:r>
-      <w:r>
-        <w:rPr>
-          <w:color w:val="000000" w:themeColor="text1"/>
-        </w:rPr>
-        <w:t>。</w:t>
+      <w:r>
+        <w:t>第四章 微信小程序开发</w:t>
       </w:r>
     </w:p>
     <w:p>
@@ -3687,13 +2367,7 @@
         </w:rPr>
       </w:pPr>
       <w:r>
-        <w:rPr>
-          <w:rFonts w:eastAsia="黑体" w:hint="eastAsia"/>
-          <w:color w:val="000000" w:themeColor="text1"/>
-          <w:kern w:val="0"/>
-          <w:szCs w:val="21"/>
-        </w:rPr>
-        <w:t>小程序开发</w:t>
+        <w:t>第四章 微信小程序开发</w:t>
       </w:r>
     </w:p>
     <w:p>
@@ -3705,12 +2379,6 @@
         </w:rPr>
       </w:pPr>
       <w:r>
-        <w:rPr>
-          <w:rFonts w:eastAsia="黑体"/>
-          <w:color w:val="000000" w:themeColor="text1"/>
-          <w:kern w:val="0"/>
-          <w:szCs w:val="21"/>
-        </w:rPr>
         <w:t>教学内容：</w:t>
       </w:r>
     </w:p>
@@ -3727,61 +2395,8 @@
           <w:szCs w:val="21"/>
         </w:rPr>
       </w:pPr>
-      <w:proofErr w:type="gramStart"/>
-      <w:r>
-        <w:rPr>
-          <w:rFonts w:hint="eastAsia"/>
-          <w:color w:val="000000" w:themeColor="text1"/>
-          <w:kern w:val="0"/>
-          <w:szCs w:val="21"/>
-        </w:rPr>
-        <w:t>微信小</w:t>
-      </w:r>
-      <w:proofErr w:type="gramEnd"/>
-      <w:r>
-        <w:rPr>
-          <w:rFonts w:hint="eastAsia"/>
-          <w:color w:val="000000" w:themeColor="text1"/>
-          <w:kern w:val="0"/>
-          <w:szCs w:val="21"/>
-        </w:rPr>
-        <w:t>程序：</w:t>
-      </w:r>
-      <w:r>
-        <w:rPr>
-          <w:rFonts w:hint="eastAsia"/>
-          <w:color w:val="000000" w:themeColor="text1"/>
-          <w:kern w:val="0"/>
-          <w:szCs w:val="21"/>
-        </w:rPr>
-        <w:t xml:space="preserve">MINA </w:t>
-      </w:r>
-      <w:r>
-        <w:rPr>
-          <w:rFonts w:hint="eastAsia"/>
-          <w:color w:val="000000" w:themeColor="text1"/>
-          <w:kern w:val="0"/>
-          <w:szCs w:val="21"/>
-        </w:rPr>
-        <w:t>框架、</w:t>
-      </w:r>
-      <w:r>
-        <w:rPr>
-          <w:rFonts w:hint="eastAsia"/>
-          <w:color w:val="000000" w:themeColor="text1"/>
-          <w:kern w:val="0"/>
-          <w:szCs w:val="21"/>
-        </w:rPr>
-        <w:t xml:space="preserve">WXML/WXSS </w:t>
-      </w:r>
-      <w:r>
-        <w:rPr>
-          <w:rFonts w:hint="eastAsia"/>
-          <w:color w:val="000000" w:themeColor="text1"/>
-          <w:kern w:val="0"/>
-          <w:szCs w:val="21"/>
-        </w:rPr>
-        <w:t>语法、生命周期</w:t>
+      <w:r>
+        <w:t>微信小程序：MINA 框架、WXML/WXSS 语法、生命周期、页面路由与数据绑定。</w:t>
       </w:r>
     </w:p>
     <w:p>
@@ -3798,13 +2413,7 @@
         </w:rPr>
       </w:pPr>
       <w:r>
-        <w:rPr>
-          <w:rFonts w:hint="eastAsia"/>
-          <w:color w:val="000000" w:themeColor="text1"/>
-          <w:kern w:val="0"/>
-          <w:szCs w:val="21"/>
-        </w:rPr>
-        <w:t>支付宝小程序：组件差异与生态能力（支付接口）</w:t>
+        <w:t>小程序云开发：云函数、云数据库基础。</w:t>
       </w:r>
     </w:p>
     <w:p>
@@ -3821,31 +2430,7 @@
         </w:rPr>
       </w:pPr>
       <w:r>
-        <w:rPr>
-          <w:rFonts w:hint="eastAsia"/>
-          <w:color w:val="000000" w:themeColor="text1"/>
-          <w:kern w:val="0"/>
-          <w:szCs w:val="21"/>
-        </w:rPr>
-        <w:t>跨平台适配：</w:t>
-      </w:r>
-      <w:r>
-        <w:rPr>
-          <w:rFonts w:hint="eastAsia"/>
-          <w:color w:val="000000" w:themeColor="text1"/>
-          <w:kern w:val="0"/>
-          <w:szCs w:val="21"/>
-        </w:rPr>
-        <w:t xml:space="preserve">Taro </w:t>
-      </w:r>
-      <w:r>
-        <w:rPr>
-          <w:rFonts w:hint="eastAsia"/>
-          <w:color w:val="000000" w:themeColor="text1"/>
-          <w:kern w:val="0"/>
-          <w:szCs w:val="21"/>
-        </w:rPr>
-        <w:t>框架实现多端小程序代码复用</w:t>
+        <w:t>跨平台适配：Taro 框架实现多端小程序代码复用（拓展介绍）。</w:t>
       </w:r>
     </w:p>
     <w:p>
@@ -3862,60 +2447,7 @@
         </w:rPr>
       </w:pPr>
       <w:r>
-        <w:rPr>
-          <w:rFonts w:hint="eastAsia"/>
-          <w:color w:val="000000" w:themeColor="text1"/>
-          <w:kern w:val="0"/>
-          <w:szCs w:val="21"/>
-        </w:rPr>
-        <w:t xml:space="preserve">AI </w:t>
-      </w:r>
-      <w:r>
-        <w:rPr>
-          <w:rFonts w:hint="eastAsia"/>
-          <w:color w:val="000000" w:themeColor="text1"/>
-          <w:kern w:val="0"/>
-          <w:szCs w:val="21"/>
-        </w:rPr>
-        <w:t>工具辅助小程序开发：使用</w:t>
-      </w:r>
-      <w:r>
-        <w:rPr>
-          <w:rFonts w:hint="eastAsia"/>
-          <w:color w:val="000000" w:themeColor="text1"/>
-          <w:kern w:val="0"/>
-          <w:szCs w:val="21"/>
-        </w:rPr>
-        <w:t xml:space="preserve"> </w:t>
-      </w:r>
-      <w:proofErr w:type="spellStart"/>
-      <w:r>
-        <w:rPr>
-          <w:rFonts w:hint="eastAsia"/>
-          <w:color w:val="000000" w:themeColor="text1"/>
-          <w:kern w:val="0"/>
-          <w:szCs w:val="21"/>
-        </w:rPr>
-        <w:t>CodeGeeX</w:t>
-      </w:r>
-      <w:proofErr w:type="spellEnd"/>
-      <w:r>
-        <w:rPr>
-          <w:rFonts w:hint="eastAsia"/>
-          <w:color w:val="000000" w:themeColor="text1"/>
-          <w:kern w:val="0"/>
-          <w:szCs w:val="21"/>
-        </w:rPr>
-        <w:t xml:space="preserve"> </w:t>
-      </w:r>
-      <w:r>
-        <w:rPr>
-          <w:rFonts w:hint="eastAsia"/>
-          <w:color w:val="000000" w:themeColor="text1"/>
-          <w:kern w:val="0"/>
-          <w:szCs w:val="21"/>
-        </w:rPr>
-        <w:t>生成小程序页面代码</w:t>
+        <w:t>AI 工具辅助小程序开发：使用 TRAE 生成小程序页面代码。</w:t>
       </w:r>
     </w:p>
     <w:p>
@@ -3929,58 +2461,7 @@
         </w:rPr>
       </w:pPr>
       <w:r>
-        <w:rPr>
-          <w:rFonts w:eastAsia="黑体"/>
-          <w:color w:val="000000" w:themeColor="text1"/>
-          <w:kern w:val="0"/>
-          <w:szCs w:val="21"/>
-        </w:rPr>
-        <w:t>学生学习预期成果：</w:t>
-      </w:r>
-      <w:bookmarkStart w:id="2" w:name="_Hlk136368169"/>
-      <w:r>
-        <w:rPr>
-          <w:rFonts w:hint="eastAsia"/>
-          <w:color w:val="000000" w:themeColor="text1"/>
-          <w:kern w:val="0"/>
-          <w:szCs w:val="21"/>
-        </w:rPr>
-        <w:t>独立开发具备基础功能的小程序，掌握跨平台适配技巧，能运用</w:t>
-      </w:r>
-      <w:r>
-        <w:rPr>
-          <w:rFonts w:hint="eastAsia"/>
-          <w:color w:val="000000" w:themeColor="text1"/>
-          <w:kern w:val="0"/>
-          <w:szCs w:val="21"/>
-        </w:rPr>
-        <w:t xml:space="preserve"> AI </w:t>
-      </w:r>
-      <w:r>
-        <w:rPr>
-          <w:rFonts w:hint="eastAsia"/>
-          <w:color w:val="000000" w:themeColor="text1"/>
-          <w:kern w:val="0"/>
-          <w:szCs w:val="21"/>
-        </w:rPr>
-        <w:t>工具辅助开发，支撑课程目标</w:t>
-      </w:r>
-      <w:r>
-        <w:rPr>
-          <w:rFonts w:hint="eastAsia"/>
-          <w:color w:val="000000" w:themeColor="text1"/>
-          <w:kern w:val="0"/>
-          <w:szCs w:val="21"/>
-        </w:rPr>
-        <w:t xml:space="preserve"> 2</w:t>
-      </w:r>
-      <w:r>
-        <w:rPr>
-          <w:color w:val="000000" w:themeColor="text1"/>
-          <w:kern w:val="0"/>
-          <w:szCs w:val="21"/>
-        </w:rPr>
-        <w:t>。</w:t>
+        <w:t>学生学习预期成果：独立开发具备基础功能的微信小程序，掌握小程序生命周期与本地存储，能运用 AI 工具辅助开发，支撑课程目标 2。</w:t>
       </w:r>
     </w:p>
     <w:bookmarkEnd w:id="2"/>
@@ -3994,31 +2475,7 @@
         </w:rPr>
       </w:pPr>
       <w:r>
-        <w:rPr>
-          <w:rFonts w:eastAsia="黑体"/>
-          <w:color w:val="000000" w:themeColor="text1"/>
-        </w:rPr>
-        <w:t>教学重点：</w:t>
-      </w:r>
-      <w:proofErr w:type="gramStart"/>
-      <w:r>
-        <w:rPr>
-          <w:rFonts w:hint="eastAsia"/>
-          <w:color w:val="000000" w:themeColor="text1"/>
-          <w:kern w:val="0"/>
-          <w:szCs w:val="21"/>
-        </w:rPr>
-        <w:t>微信小</w:t>
-      </w:r>
-      <w:proofErr w:type="gramEnd"/>
-      <w:r>
-        <w:rPr>
-          <w:rFonts w:hint="eastAsia"/>
-          <w:color w:val="000000" w:themeColor="text1"/>
-          <w:kern w:val="0"/>
-          <w:szCs w:val="21"/>
-        </w:rPr>
-        <w:t>程序页面路由与数据绑定。</w:t>
+        <w:t>教学重点：微信小程序页面路由、数据绑定与云开发基础。</w:t>
       </w:r>
     </w:p>
     <w:p>
@@ -4031,20 +2488,7 @@
         </w:rPr>
       </w:pPr>
       <w:r>
-        <w:rPr>
-          <w:rFonts w:eastAsia="黑体"/>
-          <w:color w:val="000000" w:themeColor="text1"/>
-        </w:rPr>
-        <w:t>教学难点：</w:t>
-      </w:r>
-      <w:r>
-        <w:rPr>
-          <w:rFonts w:hint="eastAsia"/>
-          <w:color w:val="000000" w:themeColor="text1"/>
-          <w:kern w:val="0"/>
-          <w:szCs w:val="21"/>
-        </w:rPr>
-        <w:t>多平台小程序兼容性处理。</w:t>
+        <w:t>教学难点：小程序性能优化与兼容性处理。</w:t>
       </w:r>
     </w:p>
     <w:p>
@@ -4056,48 +2500,8 @@
           <w:color w:val="000000" w:themeColor="text1"/>
         </w:rPr>
       </w:pPr>
-      <w:proofErr w:type="gramStart"/>
-      <w:r>
-        <w:rPr>
-          <w:rFonts w:eastAsia="黑体"/>
-          <w:color w:val="000000" w:themeColor="text1"/>
-        </w:rPr>
-        <w:t>课程思政元素</w:t>
-      </w:r>
-      <w:proofErr w:type="gramEnd"/>
-      <w:r>
-        <w:rPr>
-          <w:rFonts w:eastAsia="黑体"/>
-          <w:color w:val="000000" w:themeColor="text1"/>
-        </w:rPr>
-        <w:t>：</w:t>
-      </w:r>
-      <w:r>
-        <w:rPr>
-          <w:rFonts w:hint="eastAsia"/>
-          <w:color w:val="000000" w:themeColor="text1"/>
-        </w:rPr>
-        <w:t>结合小程序在政务</w:t>
-      </w:r>
-      <w:r>
-        <w:rPr>
-          <w:rFonts w:hint="eastAsia"/>
-          <w:color w:val="000000" w:themeColor="text1"/>
-        </w:rPr>
-        <w:t>/</w:t>
-      </w:r>
-      <w:r>
-        <w:rPr>
-          <w:rFonts w:hint="eastAsia"/>
-          <w:color w:val="000000" w:themeColor="text1"/>
-        </w:rPr>
-        <w:t>公益领域的应用，培养技术服务社会的价值观</w:t>
-      </w:r>
-      <w:r>
-        <w:rPr>
-          <w:color w:val="000000" w:themeColor="text1"/>
-        </w:rPr>
-        <w:t>。</w:t>
+      <w:r>
+        <w:t>课程思政元素：结合小程序在政务/公益领域的应用，培养技术服务社会的价值观。</w:t>
       </w:r>
     </w:p>
     <w:p>
@@ -4117,13 +2521,7 @@
         </w:rPr>
       </w:pPr>
       <w:r>
-        <w:rPr>
-          <w:rFonts w:eastAsia="黑体" w:hint="eastAsia"/>
-          <w:color w:val="000000" w:themeColor="text1"/>
-          <w:kern w:val="0"/>
-          <w:szCs w:val="21"/>
-        </w:rPr>
-        <w:t>华为多端应用开发</w:t>
+        <w:t>第五章 鸿蒙多端应用开发</w:t>
       </w:r>
     </w:p>
     <w:p>
@@ -4135,13 +2533,7 @@
         </w:rPr>
       </w:pPr>
       <w:r>
-        <w:rPr>
-          <w:rFonts w:eastAsia="黑体"/>
-          <w:color w:val="000000" w:themeColor="text1"/>
-          <w:kern w:val="0"/>
-          <w:szCs w:val="21"/>
-        </w:rPr>
-        <w:t>教学内容：</w:t>
+        <w:t>第五章 鸿蒙多端应用开发</w:t>
       </w:r>
     </w:p>
     <w:p>
@@ -4158,31 +2550,7 @@
         </w:rPr>
       </w:pPr>
       <w:r>
-        <w:rPr>
-          <w:rFonts w:hint="eastAsia"/>
-          <w:color w:val="000000" w:themeColor="text1"/>
-          <w:kern w:val="0"/>
-          <w:szCs w:val="21"/>
-        </w:rPr>
-        <w:t>鸿蒙生态：分布式任务调度、跨设备</w:t>
-      </w:r>
-      <w:r>
-        <w:rPr>
-          <w:rFonts w:hint="eastAsia"/>
-          <w:color w:val="000000" w:themeColor="text1"/>
-          <w:kern w:val="0"/>
-          <w:szCs w:val="21"/>
-        </w:rPr>
-        <w:t xml:space="preserve"> UI </w:t>
-      </w:r>
-      <w:r>
-        <w:rPr>
-          <w:rFonts w:hint="eastAsia"/>
-          <w:color w:val="000000" w:themeColor="text1"/>
-          <w:kern w:val="0"/>
-          <w:szCs w:val="21"/>
-        </w:rPr>
-        <w:t>适配</w:t>
+        <w:t>鸿蒙应用开发概述：HarmonyOS NEXT 架构、与 Android/iOS 生态对比。</w:t>
       </w:r>
     </w:p>
     <w:p>
@@ -4198,52 +2566,8 @@
           <w:szCs w:val="21"/>
         </w:rPr>
       </w:pPr>
-      <w:proofErr w:type="spellStart"/>
-      <w:r>
-        <w:rPr>
-          <w:rFonts w:hint="eastAsia"/>
-          <w:color w:val="000000" w:themeColor="text1"/>
-          <w:kern w:val="0"/>
-          <w:szCs w:val="21"/>
-        </w:rPr>
-        <w:t>ArkUI</w:t>
-      </w:r>
-      <w:proofErr w:type="spellEnd"/>
-      <w:r>
-        <w:rPr>
-          <w:rFonts w:hint="eastAsia"/>
-          <w:color w:val="000000" w:themeColor="text1"/>
-          <w:kern w:val="0"/>
-          <w:szCs w:val="21"/>
-        </w:rPr>
-        <w:t xml:space="preserve"> </w:t>
-      </w:r>
-      <w:r>
-        <w:rPr>
-          <w:rFonts w:hint="eastAsia"/>
-          <w:color w:val="000000" w:themeColor="text1"/>
-          <w:kern w:val="0"/>
-          <w:szCs w:val="21"/>
-        </w:rPr>
-        <w:t>框架：声明式</w:t>
-      </w:r>
-      <w:r>
-        <w:rPr>
-          <w:rFonts w:hint="eastAsia"/>
-          <w:color w:val="000000" w:themeColor="text1"/>
-          <w:kern w:val="0"/>
-          <w:szCs w:val="21"/>
-        </w:rPr>
-        <w:t xml:space="preserve"> UI </w:t>
-      </w:r>
-      <w:r>
-        <w:rPr>
-          <w:rFonts w:hint="eastAsia"/>
-          <w:color w:val="000000" w:themeColor="text1"/>
-          <w:kern w:val="0"/>
-          <w:szCs w:val="21"/>
-        </w:rPr>
-        <w:t>语法、状态管理</w:t>
+      <w:r>
+        <w:t>ArkUI 框架：ArkTS 声明式 UI 语法、状态管理。</w:t>
       </w:r>
     </w:p>
     <w:p>
@@ -4260,50 +2584,7 @@
         </w:rPr>
       </w:pPr>
       <w:r>
-        <w:rPr>
-          <w:rFonts w:hint="eastAsia"/>
-          <w:color w:val="000000" w:themeColor="text1"/>
-          <w:kern w:val="0"/>
-          <w:szCs w:val="21"/>
-        </w:rPr>
-        <w:lastRenderedPageBreak/>
-        <w:t>多端部署：手机</w:t>
-      </w:r>
-      <w:r>
-        <w:rPr>
-          <w:rFonts w:hint="eastAsia"/>
-          <w:color w:val="000000" w:themeColor="text1"/>
-          <w:kern w:val="0"/>
-          <w:szCs w:val="21"/>
-        </w:rPr>
-        <w:t>/</w:t>
-      </w:r>
-      <w:r>
-        <w:rPr>
-          <w:rFonts w:hint="eastAsia"/>
-          <w:color w:val="000000" w:themeColor="text1"/>
-          <w:kern w:val="0"/>
-          <w:szCs w:val="21"/>
-        </w:rPr>
-        <w:t>平板</w:t>
-      </w:r>
-      <w:r>
-        <w:rPr>
-          <w:rFonts w:hint="eastAsia"/>
-          <w:color w:val="000000" w:themeColor="text1"/>
-          <w:kern w:val="0"/>
-          <w:szCs w:val="21"/>
-        </w:rPr>
-        <w:t>/</w:t>
-      </w:r>
-      <w:r>
-        <w:rPr>
-          <w:rFonts w:hint="eastAsia"/>
-          <w:color w:val="000000" w:themeColor="text1"/>
-          <w:kern w:val="0"/>
-          <w:szCs w:val="21"/>
-        </w:rPr>
-        <w:t>智能手表的界面适配策略</w:t>
+        <w:t>多端部署：手机/平板界面自适应布局策略。</w:t>
       </w:r>
     </w:p>
     <w:p>
@@ -4317,98 +2598,7 @@
         </w:rPr>
       </w:pPr>
       <w:r>
-        <w:rPr>
-          <w:rFonts w:eastAsia="黑体"/>
-          <w:color w:val="000000" w:themeColor="text1"/>
-          <w:kern w:val="0"/>
-          <w:szCs w:val="21"/>
-        </w:rPr>
-        <w:t>学生学习预期成果：</w:t>
-      </w:r>
-      <w:r>
-        <w:rPr>
-          <w:rFonts w:hint="eastAsia"/>
-          <w:color w:val="000000" w:themeColor="text1"/>
-          <w:kern w:val="0"/>
-          <w:szCs w:val="21"/>
-        </w:rPr>
-        <w:t>使用</w:t>
-      </w:r>
-      <w:r>
-        <w:rPr>
-          <w:rFonts w:hint="eastAsia"/>
-          <w:color w:val="000000" w:themeColor="text1"/>
-          <w:kern w:val="0"/>
-          <w:szCs w:val="21"/>
-        </w:rPr>
-        <w:t xml:space="preserve"> </w:t>
-      </w:r>
-      <w:proofErr w:type="spellStart"/>
-      <w:r>
-        <w:rPr>
-          <w:rFonts w:hint="eastAsia"/>
-          <w:color w:val="000000" w:themeColor="text1"/>
-          <w:kern w:val="0"/>
-          <w:szCs w:val="21"/>
-        </w:rPr>
-        <w:t>DevEco</w:t>
-      </w:r>
-      <w:proofErr w:type="spellEnd"/>
-      <w:r>
-        <w:rPr>
-          <w:rFonts w:hint="eastAsia"/>
-          <w:color w:val="000000" w:themeColor="text1"/>
-          <w:kern w:val="0"/>
-          <w:szCs w:val="21"/>
-        </w:rPr>
-        <w:t xml:space="preserve"> Studio </w:t>
-      </w:r>
-      <w:r>
-        <w:rPr>
-          <w:rFonts w:hint="eastAsia"/>
-          <w:color w:val="000000" w:themeColor="text1"/>
-          <w:kern w:val="0"/>
-          <w:szCs w:val="21"/>
-        </w:rPr>
-        <w:t>开发多端应用，实现设备</w:t>
-      </w:r>
-      <w:proofErr w:type="gramStart"/>
-      <w:r>
-        <w:rPr>
-          <w:rFonts w:hint="eastAsia"/>
-          <w:color w:val="000000" w:themeColor="text1"/>
-          <w:kern w:val="0"/>
-          <w:szCs w:val="21"/>
-        </w:rPr>
-        <w:t>间数据</w:t>
-      </w:r>
-      <w:proofErr w:type="gramEnd"/>
-      <w:r>
-        <w:rPr>
-          <w:rFonts w:hint="eastAsia"/>
-          <w:color w:val="000000" w:themeColor="text1"/>
-          <w:kern w:val="0"/>
-          <w:szCs w:val="21"/>
-        </w:rPr>
-        <w:t>同步，支撑课程目标</w:t>
-      </w:r>
-      <w:r>
-        <w:rPr>
-          <w:rFonts w:hint="eastAsia"/>
-          <w:color w:val="000000" w:themeColor="text1"/>
-          <w:kern w:val="0"/>
-          <w:szCs w:val="21"/>
-        </w:rPr>
-        <w:t xml:space="preserve"> 3</w:t>
-      </w:r>
-      <w:r>
-        <w:rPr>
-          <w:rFonts w:hint="eastAsia"/>
-          <w:color w:val="000000" w:themeColor="text1"/>
-          <w:kern w:val="0"/>
-          <w:szCs w:val="21"/>
-        </w:rPr>
-        <w:t>。</w:t>
+        <w:t>分布式能力：跨设备数据同步原理（理论讲授，模拟器演示）。</w:t>
       </w:r>
     </w:p>
     <w:p>
@@ -4422,40 +2612,7 @@
         </w:rPr>
       </w:pPr>
       <w:r>
-        <w:rPr>
-          <w:rFonts w:eastAsia="黑体"/>
-          <w:color w:val="000000" w:themeColor="text1"/>
-          <w:kern w:val="0"/>
-          <w:szCs w:val="21"/>
-        </w:rPr>
-        <w:t>教学重点：</w:t>
-      </w:r>
-      <w:r>
-        <w:rPr>
-          <w:rFonts w:hint="eastAsia"/>
-          <w:color w:val="000000" w:themeColor="text1"/>
-          <w:kern w:val="0"/>
-          <w:szCs w:val="21"/>
-        </w:rPr>
-        <w:t>分布式能力调用、跨设备</w:t>
-      </w:r>
-      <w:r>
-        <w:rPr>
-          <w:rFonts w:hint="eastAsia"/>
-          <w:color w:val="000000" w:themeColor="text1"/>
-          <w:kern w:val="0"/>
-          <w:szCs w:val="21"/>
-        </w:rPr>
-        <w:t xml:space="preserve"> UI </w:t>
-      </w:r>
-      <w:r>
-        <w:rPr>
-          <w:rFonts w:hint="eastAsia"/>
-          <w:color w:val="000000" w:themeColor="text1"/>
-          <w:kern w:val="0"/>
-          <w:szCs w:val="21"/>
-        </w:rPr>
-        <w:t>适配。</w:t>
+        <w:t>移动硬件与物联网扩展：传感器（光线传感器、陀螺仪等）数据采集、设备间数据交互与物联网应用场景。</w:t>
       </w:r>
     </w:p>
     <w:p>
@@ -4469,22 +2626,7 @@
         </w:rPr>
       </w:pPr>
       <w:r>
-        <w:rPr>
-          <w:rFonts w:eastAsia="黑体"/>
-          <w:color w:val="000000" w:themeColor="text1"/>
-          <w:kern w:val="0"/>
-          <w:szCs w:val="21"/>
-        </w:rPr>
-        <w:t>教学难点：</w:t>
-      </w:r>
-      <w:r>
-        <w:rPr>
-          <w:rFonts w:hint="eastAsia"/>
-          <w:color w:val="000000" w:themeColor="text1"/>
-          <w:kern w:val="0"/>
-          <w:szCs w:val="21"/>
-        </w:rPr>
-        <w:t>多设备协同逻辑设计。</w:t>
+        <w:t>学生学习预期成果：使用 DevEco Studio 开发鸿蒙应用，实现多端 UI 适配，理解分布式能力原理，支撑课程目标 3。</w:t>
       </w:r>
     </w:p>
     <w:p>
@@ -4495,34 +2637,8 @@
           <w:color w:val="000000" w:themeColor="text1"/>
         </w:rPr>
       </w:pPr>
-      <w:proofErr w:type="gramStart"/>
-      <w:r>
-        <w:rPr>
-          <w:rFonts w:eastAsia="黑体"/>
-          <w:color w:val="000000" w:themeColor="text1"/>
-        </w:rPr>
-        <w:t>课程思政元素</w:t>
-      </w:r>
-      <w:proofErr w:type="gramEnd"/>
-      <w:r>
-        <w:rPr>
-          <w:rFonts w:eastAsia="黑体"/>
-          <w:color w:val="000000" w:themeColor="text1"/>
-        </w:rPr>
-        <w:t>：</w:t>
-      </w:r>
-      <w:r>
-        <w:rPr>
-          <w:rFonts w:hint="eastAsia"/>
-          <w:color w:val="000000" w:themeColor="text1"/>
-        </w:rPr>
-        <w:t>通过鸿蒙生态发展案例，培养民族品牌自信与技术创新精神</w:t>
-      </w:r>
-      <w:r>
-        <w:rPr>
-          <w:color w:val="000000" w:themeColor="text1"/>
-        </w:rPr>
-        <w:t>。</w:t>
+      <w:r>
+        <w:t>教学重点：ArkUI 声明式语法、多端 UI 适配策略。</w:t>
       </w:r>
     </w:p>
     <w:p>
@@ -4542,13 +2658,7 @@
         </w:rPr>
       </w:pPr>
       <w:r>
-        <w:rPr>
-          <w:rFonts w:eastAsia="黑体" w:hint="eastAsia"/>
-          <w:color w:val="000000" w:themeColor="text1"/>
-          <w:kern w:val="0"/>
-          <w:szCs w:val="21"/>
-        </w:rPr>
-        <w:t>综合开发实践</w:t>
+        <w:t>第六章 综合开发实践</w:t>
       </w:r>
     </w:p>
     <w:p>
@@ -4561,10 +2671,6 @@
         </w:rPr>
       </w:pPr>
       <w:r>
-        <w:rPr>
-          <w:rFonts w:eastAsia="黑体" w:hint="eastAsia"/>
-          <w:color w:val="000000" w:themeColor="text1"/>
-        </w:rPr>
         <w:t>教学内容：</w:t>
       </w:r>
     </w:p>
@@ -4581,13 +2687,7 @@
         </w:rPr>
       </w:pPr>
       <w:r>
-        <w:t>项目架构设计：</w:t>
-      </w:r>
-      <w:r>
-        <w:t xml:space="preserve">MVP/MVVM </w:t>
-      </w:r>
-      <w:r>
-        <w:t>模式在移动应用中的实践、分层架构设计原则。</w:t>
+        <w:t>项目架构设计：MVP/MVVM 模式在移动应用中的实践、分层架构设计原则。</w:t>
       </w:r>
     </w:p>
     <w:p>
@@ -4603,51 +2703,7 @@
         </w:rPr>
       </w:pPr>
       <w:r>
-        <w:t>数据存储方案：</w:t>
-      </w:r>
-      <w:r>
-        <w:t>SharedPreferences</w:t>
-      </w:r>
-      <w:r>
-        <w:t>、</w:t>
-      </w:r>
-      <w:r>
-        <w:t>SQLite</w:t>
-      </w:r>
-      <w:r>
-        <w:t>、</w:t>
-      </w:r>
-      <w:r>
-        <w:t>Room</w:t>
-      </w:r>
-      <w:r>
-        <w:t>（</w:t>
-      </w:r>
-      <w:r>
-        <w:t>Android</w:t>
-      </w:r>
-      <w:r>
-        <w:t>）、</w:t>
-      </w:r>
-      <w:r>
-        <w:t>Core Data</w:t>
-      </w:r>
-      <w:r>
-        <w:t>（</w:t>
-      </w:r>
-      <w:r>
-        <w:t>iOS</w:t>
-      </w:r>
-      <w:r>
-        <w:t>）、小</w:t>
-      </w:r>
-      <w:proofErr w:type="gramStart"/>
-      <w:r>
-        <w:t>程序本地</w:t>
-      </w:r>
-      <w:proofErr w:type="gramEnd"/>
-      <w:r>
-        <w:t>缓存、鸿蒙数据管理。</w:t>
+        <w:t>数据存储方案：SharedPreferences、SQLite、Room（Android）、Core Data（iOS）、小程序本地缓存、鸿蒙数据管理。</w:t>
       </w:r>
     </w:p>
     <w:p>
@@ -4663,18 +2719,7 @@
         </w:rPr>
       </w:pPr>
       <w:r>
-        <w:t>移动平台工程实践：权限管理与运行时权限请求、应用生命周期管理、后台任务处理、推送通知集成、</w:t>
-      </w:r>
-      <w:proofErr w:type="gramStart"/>
-      <w:r>
-        <w:t>蓝牙</w:t>
-      </w:r>
-      <w:proofErr w:type="gramEnd"/>
-      <w:r>
-        <w:t xml:space="preserve">/WiFi </w:t>
-      </w:r>
-      <w:r>
-        <w:t>通信基础。</w:t>
+        <w:t>第六章 综合开发实践</w:t>
       </w:r>
     </w:p>
     <w:p>
@@ -4690,63 +2735,7 @@
         </w:rPr>
       </w:pPr>
       <w:r>
-        <w:t>性能优化：启动速度优化、内存管理与泄漏检测、网络请求优化、</w:t>
-      </w:r>
-      <w:r>
-        <w:t xml:space="preserve">UI </w:t>
-      </w:r>
-      <w:r>
-        <w:t>渲染性能调优、图片加载优化。</w:t>
-      </w:r>
-      <w:r>
-        <w:br/>
-      </w:r>
-      <w:r>
-        <w:t>移动应用发布流程：应用商店上架规范（</w:t>
-      </w:r>
-      <w:r>
-        <w:t>App Store</w:t>
-      </w:r>
-      <w:r>
-        <w:t>、</w:t>
-      </w:r>
-      <w:r>
-        <w:t>Google Play</w:t>
-      </w:r>
-      <w:r>
-        <w:t>、华为应用市场）、版本管理策略、用户反馈收集与问题追踪。</w:t>
-      </w:r>
-      <w:r>
-        <w:br/>
-      </w:r>
-      <w:r>
-        <w:t>代码质量保障：代码规范、静态分析工具、自动化测试框架（单元测试、集成测试、</w:t>
-      </w:r>
-      <w:r>
-        <w:t xml:space="preserve">UI </w:t>
-      </w:r>
-      <w:r>
-        <w:t>测试）。</w:t>
-      </w:r>
-      <w:r>
-        <w:br/>
-        <w:t xml:space="preserve">Git </w:t>
-      </w:r>
-      <w:r>
-        <w:t>版本控制与团队协作：分支管理策略、代码审查流程、协作开发规范。</w:t>
-      </w:r>
-      <w:r>
-        <w:br/>
-        <w:t xml:space="preserve">AI </w:t>
-      </w:r>
-      <w:r>
-        <w:t>工具深度应用：利用</w:t>
-      </w:r>
-      <w:r>
-        <w:t xml:space="preserve"> AI </w:t>
-      </w:r>
-      <w:r>
-        <w:t>工具进行代码重构、性能优化建议分析、测试用例生成。</w:t>
+        <w:t>性能优化：启动速度优化、内存管理与泄漏检测、网络请求优化、UI 渲染性能调优、图片加载优化。</w:t>
       </w:r>
     </w:p>
     <w:p>
@@ -4758,33 +2747,7 @@
         </w:rPr>
       </w:pPr>
       <w:r>
-        <w:t>学生学习预期成果：整合多技术</w:t>
-      </w:r>
-      <w:proofErr w:type="gramStart"/>
-      <w:r>
-        <w:t>栈</w:t>
-      </w:r>
-      <w:proofErr w:type="gramEnd"/>
-      <w:r>
-        <w:t>完成综合项目，掌握移动平台工程实践（权限管理、生命周期、性能优化、应用发布），能借助</w:t>
-      </w:r>
-      <w:r>
-        <w:t xml:space="preserve"> AI </w:t>
-      </w:r>
-      <w:r>
-        <w:t>工具与</w:t>
-      </w:r>
-      <w:r>
-        <w:t xml:space="preserve"> Git </w:t>
-      </w:r>
-      <w:r>
-        <w:t>进行团队协作开发与优化，具备系统优化能力，支撑课程目标</w:t>
-      </w:r>
-      <w:r>
-        <w:t xml:space="preserve"> 4</w:t>
-      </w:r>
-      <w:r>
-        <w:t>。</w:t>
+        <w:t>移动应用发布流程：应用商店上架规范（App Store、Google Play、华为应用市场）、版本管理策略、用户反馈收集与问题追踪。</w:t>
       </w:r>
     </w:p>
     <w:p>
@@ -4796,7 +2759,7 @@
         </w:rPr>
       </w:pPr>
       <w:r>
-        <w:t>教学重点：移动平台工程实践、性能优化策略、应用发布流程。</w:t>
+        <w:t>代码质量保障：代码规范、静态分析工具、自动化测试框架（单元测试、集成测试、UI 测试）。</w:t>
       </w:r>
     </w:p>
     <w:p>
@@ -4808,15 +2771,7 @@
         </w:rPr>
       </w:pPr>
       <w:r>
-        <w:t>教学难点：跨技术</w:t>
-      </w:r>
-      <w:proofErr w:type="gramStart"/>
-      <w:r>
-        <w:t>栈</w:t>
-      </w:r>
-      <w:proofErr w:type="gramEnd"/>
-      <w:r>
-        <w:t>调试与性能调优、应用商店上架规范。</w:t>
+        <w:t>Git 版本控制与团队协作：分支管理策略、代码审查流程、协作开发规范。</w:t>
       </w:r>
     </w:p>
     <w:p>
@@ -4827,28 +2782,8 @@
           <w:color w:val="000000" w:themeColor="text1"/>
         </w:rPr>
       </w:pPr>
-      <w:proofErr w:type="gramStart"/>
-      <w:r>
-        <w:rPr>
-          <w:rFonts w:eastAsia="黑体" w:hint="eastAsia"/>
-          <w:color w:val="000000" w:themeColor="text1"/>
-        </w:rPr>
-        <w:t>课程思政元素</w:t>
-      </w:r>
-      <w:proofErr w:type="gramEnd"/>
-      <w:r>
-        <w:rPr>
-          <w:rFonts w:eastAsia="黑体" w:hint="eastAsia"/>
-          <w:color w:val="000000" w:themeColor="text1"/>
-        </w:rPr>
-        <w:t>：</w:t>
-      </w:r>
-      <w:r>
-        <w:rPr>
-          <w:rFonts w:hint="eastAsia"/>
-          <w:color w:val="000000" w:themeColor="text1"/>
-        </w:rPr>
-        <w:t>通过项目迭代过程，培养精益求精的工匠精神与团队协作意识。</w:t>
+      <w:r>
+        <w:t>AI 工具深度应用：利用 AI 工具进行代码重构、性能优化建议分析、测试用例生成。</w:t>
       </w:r>
     </w:p>
     <w:p>
@@ -4862,49 +2797,7 @@
         </w:rPr>
       </w:pPr>
       <w:r>
-        <w:rPr>
-          <w:rFonts w:eastAsia="黑体"/>
-          <w:bCs/>
-          <w:color w:val="000000" w:themeColor="text1"/>
-          <w:sz w:val="24"/>
-        </w:rPr>
-        <w:t>四、实验</w:t>
-      </w:r>
-      <w:r>
-        <w:rPr>
-          <w:rFonts w:eastAsia="黑体"/>
-          <w:bCs/>
-          <w:color w:val="000000" w:themeColor="text1"/>
-          <w:sz w:val="24"/>
-        </w:rPr>
-        <w:t>(</w:t>
-      </w:r>
-      <w:r>
-        <w:rPr>
-          <w:rFonts w:eastAsia="黑体"/>
-          <w:bCs/>
-          <w:color w:val="000000" w:themeColor="text1"/>
-          <w:sz w:val="24"/>
-        </w:rPr>
-        <w:t>实践</w:t>
-      </w:r>
-      <w:r>
-        <w:rPr>
-          <w:rFonts w:eastAsia="黑体"/>
-          <w:bCs/>
-          <w:color w:val="000000" w:themeColor="text1"/>
-          <w:sz w:val="24"/>
-        </w:rPr>
-        <w:t>)</w:t>
-      </w:r>
-      <w:r>
-        <w:rPr>
-          <w:rFonts w:eastAsia="黑体"/>
-          <w:bCs/>
-          <w:color w:val="000000" w:themeColor="text1"/>
-          <w:sz w:val="24"/>
-        </w:rPr>
-        <w:t>内容</w:t>
+        <w:t>学生学习预期成果：整合多技术栈完成综合项目，掌握移动平台工程实践（权限管理、生命周期、性能优化、应用发布），能借助 AI 工具与 Git 进行团队协作开发与优化，具备系统优化能力，支撑课程目标 4。</w:t>
       </w:r>
     </w:p>
     <w:p>
@@ -4921,24 +2814,7 @@
         </w:rPr>
       </w:pPr>
       <w:r>
-        <w:rPr>
-          <w:rFonts w:eastAsia="黑体"/>
-          <w:bCs/>
-          <w:color w:val="000000" w:themeColor="text1"/>
-          <w:kern w:val="0"/>
-          <w:szCs w:val="21"/>
-        </w:rPr>
-        <w:t>1</w:t>
-      </w:r>
-      <w:r>
-        <w:rPr>
-          <w:rFonts w:eastAsia="黑体"/>
-          <w:bCs/>
-          <w:color w:val="000000" w:themeColor="text1"/>
-          <w:kern w:val="0"/>
-          <w:szCs w:val="21"/>
-        </w:rPr>
-        <w:t>．实验项目与学时分配表</w:t>
+        <w:t>四、实验（实践）内容</w:t>
       </w:r>
     </w:p>
     <w:tbl>
@@ -6870,26 +4746,7 @@
           <w:szCs w:val="21"/>
         </w:rPr>
       </w:pPr>
-      <w:r>
-        <w:rPr>
-          <w:rFonts w:eastAsia="黑体"/>
-          <w:bCs/>
-          <w:color w:val="000000" w:themeColor="text1"/>
-          <w:kern w:val="0"/>
-          <w:szCs w:val="21"/>
-        </w:rPr>
-        <w:t>2</w:t>
-      </w:r>
-      <w:r>
-        <w:rPr>
-          <w:rFonts w:eastAsia="黑体"/>
-          <w:bCs/>
-          <w:color w:val="000000" w:themeColor="text1"/>
-          <w:kern w:val="0"/>
-          <w:szCs w:val="21"/>
-        </w:rPr>
-        <w:t>．实验内容及教学要求</w:t>
-      </w:r>
+      <w:r/>
     </w:p>
     <w:p>
       <w:pPr>
@@ -6905,46 +4762,7 @@
         </w:rPr>
       </w:pPr>
       <w:r>
-        <w:rPr>
-          <w:rFonts w:eastAsia="黑体"/>
-          <w:bCs/>
-          <w:color w:val="000000" w:themeColor="text1"/>
-          <w:kern w:val="0"/>
-          <w:szCs w:val="21"/>
-        </w:rPr>
-        <w:t>实验项目</w:t>
-      </w:r>
-      <w:proofErr w:type="gramStart"/>
-      <w:r>
-        <w:rPr>
-          <w:rFonts w:eastAsia="黑体"/>
-          <w:bCs/>
-          <w:color w:val="000000" w:themeColor="text1"/>
-          <w:kern w:val="0"/>
-          <w:szCs w:val="21"/>
-        </w:rPr>
-        <w:t>一</w:t>
-      </w:r>
-      <w:proofErr w:type="gramEnd"/>
-      <w:r>
-        <w:rPr>
-          <w:rFonts w:eastAsia="黑体"/>
-          <w:bCs/>
-          <w:color w:val="000000" w:themeColor="text1"/>
-          <w:kern w:val="0"/>
-          <w:szCs w:val="21"/>
-        </w:rPr>
-        <w:t>：</w:t>
-      </w:r>
-      <w:r>
-        <w:rPr>
-          <w:rFonts w:eastAsia="黑体" w:hint="eastAsia"/>
-          <w:bCs/>
-          <w:color w:val="000000" w:themeColor="text1"/>
-          <w:kern w:val="0"/>
-          <w:szCs w:val="21"/>
-        </w:rPr>
-        <w:t>开发环境实战</w:t>
+        <w:t>1．实验项目与学时分配表</w:t>
       </w:r>
     </w:p>
     <w:p>
@@ -6956,23 +4774,7 @@
           <w:szCs w:val="21"/>
         </w:rPr>
       </w:pPr>
-      <w:r>
-        <w:rPr>
-          <w:rFonts w:eastAsia="黑体"/>
-          <w:color w:val="000000" w:themeColor="text1"/>
-          <w:kern w:val="0"/>
-          <w:szCs w:val="21"/>
-        </w:rPr>
-        <w:t>实验内容</w:t>
-      </w:r>
-      <w:r>
-        <w:rPr>
-          <w:color w:val="000000" w:themeColor="text1"/>
-          <w:kern w:val="0"/>
-          <w:szCs w:val="21"/>
-        </w:rPr>
-        <w:t>：</w:t>
-      </w:r>
+      <w:r/>
     </w:p>
     <w:p>
       <w:pPr>
@@ -6983,130 +4785,7 @@
         </w:rPr>
       </w:pPr>
       <w:r>
-        <w:rPr>
-          <w:rFonts w:hint="eastAsia"/>
-          <w:color w:val="000000" w:themeColor="text1"/>
-        </w:rPr>
-        <w:t>搭建</w:t>
-      </w:r>
-      <w:r>
-        <w:rPr>
-          <w:rFonts w:hint="eastAsia"/>
-          <w:color w:val="000000" w:themeColor="text1"/>
-        </w:rPr>
-        <w:t xml:space="preserve"> Android Studio/Flutter </w:t>
-      </w:r>
-      <w:r>
-        <w:rPr>
-          <w:rFonts w:hint="eastAsia"/>
-          <w:color w:val="000000" w:themeColor="text1"/>
-        </w:rPr>
-        <w:t>环境、</w:t>
-      </w:r>
-      <w:proofErr w:type="gramStart"/>
-      <w:r>
-        <w:rPr>
-          <w:rFonts w:hint="eastAsia"/>
-          <w:color w:val="000000" w:themeColor="text1"/>
-        </w:rPr>
-        <w:t>微信开发</w:t>
-      </w:r>
-      <w:proofErr w:type="gramEnd"/>
-      <w:r>
-        <w:rPr>
-          <w:rFonts w:hint="eastAsia"/>
-          <w:color w:val="000000" w:themeColor="text1"/>
-        </w:rPr>
-        <w:t>者工具、</w:t>
-      </w:r>
-      <w:proofErr w:type="spellStart"/>
-      <w:r>
-        <w:rPr>
-          <w:rFonts w:hint="eastAsia"/>
-          <w:color w:val="000000" w:themeColor="text1"/>
-        </w:rPr>
-        <w:t>DevEco</w:t>
-      </w:r>
-      <w:proofErr w:type="spellEnd"/>
-      <w:r>
-        <w:rPr>
-          <w:rFonts w:hint="eastAsia"/>
-          <w:color w:val="000000" w:themeColor="text1"/>
-        </w:rPr>
-        <w:t xml:space="preserve"> Studio</w:t>
-      </w:r>
-      <w:r>
-        <w:rPr>
-          <w:rFonts w:hint="eastAsia"/>
-          <w:color w:val="000000" w:themeColor="text1"/>
-        </w:rPr>
-        <w:t>、</w:t>
-      </w:r>
-      <w:proofErr w:type="spellStart"/>
-      <w:r>
-        <w:rPr>
-          <w:rFonts w:hint="eastAsia"/>
-          <w:color w:val="000000" w:themeColor="text1"/>
-        </w:rPr>
-        <w:t>HBuilderX</w:t>
-      </w:r>
-      <w:proofErr w:type="spellEnd"/>
-      <w:r>
-        <w:rPr>
-          <w:rFonts w:hint="eastAsia"/>
-          <w:color w:val="000000" w:themeColor="text1"/>
-        </w:rPr>
-        <w:t>（</w:t>
-      </w:r>
-      <w:proofErr w:type="spellStart"/>
-      <w:r>
-        <w:rPr>
-          <w:rFonts w:hint="eastAsia"/>
-          <w:color w:val="000000" w:themeColor="text1"/>
-        </w:rPr>
-        <w:t>Uniapp</w:t>
-      </w:r>
-      <w:proofErr w:type="spellEnd"/>
-      <w:r>
-        <w:rPr>
-          <w:rFonts w:hint="eastAsia"/>
-          <w:color w:val="000000" w:themeColor="text1"/>
-        </w:rPr>
-        <w:t>）、</w:t>
-      </w:r>
-      <w:r>
-        <w:rPr>
-          <w:rFonts w:hint="eastAsia"/>
-          <w:color w:val="000000" w:themeColor="text1"/>
-        </w:rPr>
-        <w:t>Visual Studio</w:t>
-      </w:r>
-      <w:r>
-        <w:rPr>
-          <w:rFonts w:hint="eastAsia"/>
-          <w:color w:val="000000" w:themeColor="text1"/>
-        </w:rPr>
-        <w:t>（</w:t>
-      </w:r>
-      <w:r>
-        <w:rPr>
-          <w:rFonts w:hint="eastAsia"/>
-          <w:color w:val="000000" w:themeColor="text1"/>
-        </w:rPr>
-        <w:t xml:space="preserve">Xamarin </w:t>
-      </w:r>
-      <w:r>
-        <w:rPr>
-          <w:rFonts w:hint="eastAsia"/>
-          <w:color w:val="000000" w:themeColor="text1"/>
-        </w:rPr>
-        <w:t>开发环境）</w:t>
-      </w:r>
-      <w:r>
-        <w:rPr>
-          <w:color w:val="000000" w:themeColor="text1"/>
-        </w:rPr>
-        <w:t>。</w:t>
+        <w:t>2．实验内容及教学要求</w:t>
       </w:r>
     </w:p>
     <w:p>
@@ -7119,15 +4798,7 @@
           <w:szCs w:val="21"/>
         </w:rPr>
       </w:pPr>
-      <w:r>
-        <w:rPr>
-          <w:rFonts w:eastAsia="黑体"/>
-          <w:color w:val="000000" w:themeColor="text1"/>
-          <w:kern w:val="0"/>
-          <w:szCs w:val="21"/>
-        </w:rPr>
-        <w:t>学生学习预期成果：</w:t>
-      </w:r>
+      <w:r/>
     </w:p>
     <w:p>
       <w:pPr>
@@ -7137,45 +4808,7 @@
           <w:color w:val="000000" w:themeColor="text1"/>
         </w:rPr>
       </w:pPr>
-      <w:r>
-        <w:rPr>
-          <w:rFonts w:hint="eastAsia"/>
-          <w:color w:val="000000" w:themeColor="text1"/>
-        </w:rPr>
-        <w:t>成功运行各平台</w:t>
-      </w:r>
-      <w:r>
-        <w:rPr>
-          <w:rFonts w:hint="eastAsia"/>
-          <w:color w:val="000000" w:themeColor="text1"/>
-        </w:rPr>
-        <w:t xml:space="preserve"> HelloWorld </w:t>
-      </w:r>
-      <w:r>
-        <w:rPr>
-          <w:rFonts w:hint="eastAsia"/>
-          <w:color w:val="000000" w:themeColor="text1"/>
-        </w:rPr>
-        <w:t>项目，掌握环境配置流程</w:t>
-      </w:r>
-      <w:r>
-        <w:rPr>
-          <w:color w:val="000000" w:themeColor="text1"/>
-        </w:rPr>
-        <w:t>，从而支撑课程目标</w:t>
-      </w:r>
-      <w:r>
-        <w:rPr>
-          <w:color w:val="000000" w:themeColor="text1"/>
-        </w:rPr>
-        <w:t>1</w:t>
-      </w:r>
-      <w:r>
-        <w:rPr>
-          <w:color w:val="000000" w:themeColor="text1"/>
-        </w:rPr>
-        <w:t>的达成。</w:t>
-      </w:r>
+      <w:r/>
     </w:p>
     <w:p>
       <w:pPr>
@@ -7188,13 +4821,7 @@
         </w:rPr>
       </w:pPr>
       <w:r>
-        <w:rPr>
-          <w:rFonts w:eastAsia="黑体"/>
-          <w:color w:val="000000" w:themeColor="text1"/>
-          <w:kern w:val="0"/>
-          <w:szCs w:val="21"/>
-        </w:rPr>
-        <w:t>主要仪器设备：</w:t>
+        <w:t>实验项目一：开发环境搭建</w:t>
       </w:r>
     </w:p>
     <w:p>
@@ -7205,12 +4832,7 @@
           <w:color w:val="000000" w:themeColor="text1"/>
         </w:rPr>
       </w:pPr>
-      <w:r>
-        <w:rPr>
-          <w:color w:val="000000" w:themeColor="text1"/>
-        </w:rPr>
-        <w:t>微型计算机</w:t>
-      </w:r>
+      <w:r/>
     </w:p>
     <w:p>
       <w:pPr>
@@ -7224,13 +4846,7 @@
         </w:rPr>
       </w:pPr>
       <w:r>
-        <w:rPr>
-          <w:rFonts w:eastAsia="黑体"/>
-          <w:color w:val="000000" w:themeColor="text1"/>
-          <w:kern w:val="0"/>
-          <w:szCs w:val="21"/>
-        </w:rPr>
-        <w:t>注意事项：</w:t>
+        <w:t>实验内容：</w:t>
       </w:r>
     </w:p>
     <w:p>
@@ -7242,10 +4858,7 @@
         </w:rPr>
       </w:pPr>
       <w:r>
-        <w:rPr>
-          <w:color w:val="000000" w:themeColor="text1"/>
-        </w:rPr>
-        <w:t>无。</w:t>
+        <w:t>搭建 Android Studio、Flutter、微信开发者工具、DevEco Studio、HBuilderX（Uniapp）、Visual Studio（MAUI）开发环境，各成员根据分工完成对应平台环境配置并成功运行 Hello World 项目。</w:t>
       </w:r>
     </w:p>
     <w:p>
@@ -7261,34 +4874,7 @@
           <w:szCs w:val="21"/>
         </w:rPr>
       </w:pPr>
-      <w:r>
-        <w:rPr>
-          <w:rFonts w:eastAsia="黑体"/>
-          <w:bCs/>
-          <w:color w:val="000000" w:themeColor="text1"/>
-          <w:kern w:val="0"/>
-          <w:szCs w:val="21"/>
-        </w:rPr>
-        <w:t>实验项目</w:t>
-      </w:r>
-      <w:r>
-        <w:rPr>
-          <w:rFonts w:eastAsia="黑体"/>
-          <w:color w:val="000000" w:themeColor="text1"/>
-          <w:kern w:val="0"/>
-          <w:szCs w:val="21"/>
-        </w:rPr>
-        <w:t>二：</w:t>
-      </w:r>
-      <w:r>
-        <w:rPr>
-          <w:rFonts w:eastAsia="黑体" w:hint="eastAsia"/>
-          <w:color w:val="000000" w:themeColor="text1"/>
-          <w:kern w:val="0"/>
-          <w:szCs w:val="21"/>
-        </w:rPr>
-        <w:t>原生应用开发</w:t>
-      </w:r>
+      <w:r/>
     </w:p>
     <w:p>
       <w:pPr>
@@ -7300,21 +4886,7 @@
         </w:rPr>
       </w:pPr>
       <w:r>
-        <w:rPr>
-          <w:rFonts w:eastAsia="黑体"/>
-          <w:color w:val="000000" w:themeColor="text1"/>
-          <w:kern w:val="0"/>
-          <w:szCs w:val="21"/>
-        </w:rPr>
-        <w:t>实验内容</w:t>
-      </w:r>
-      <w:r>
-        <w:rPr>
-          <w:color w:val="000000" w:themeColor="text1"/>
-          <w:kern w:val="0"/>
-          <w:szCs w:val="21"/>
-        </w:rPr>
-        <w:t>：</w:t>
+        <w:t>AI 新范式开发流程：</w:t>
       </w:r>
     </w:p>
     <w:p>
@@ -7326,61 +4898,7 @@
         </w:rPr>
       </w:pPr>
       <w:r>
-        <w:rPr>
-          <w:rFonts w:hint="eastAsia"/>
-          <w:color w:val="000000" w:themeColor="text1"/>
-        </w:rPr>
-        <w:t>实现</w:t>
-      </w:r>
-      <w:r>
-        <w:rPr>
-          <w:rFonts w:hint="eastAsia"/>
-          <w:color w:val="000000" w:themeColor="text1"/>
-        </w:rPr>
-        <w:t xml:space="preserve"> Android </w:t>
-      </w:r>
-      <w:r>
-        <w:rPr>
-          <w:rFonts w:hint="eastAsia"/>
-          <w:color w:val="000000" w:themeColor="text1"/>
-        </w:rPr>
-        <w:t>登录页面（含</w:t>
-      </w:r>
-      <w:r>
-        <w:rPr>
-          <w:rFonts w:hint="eastAsia"/>
-          <w:color w:val="000000" w:themeColor="text1"/>
-        </w:rPr>
-        <w:t xml:space="preserve"> </w:t>
-      </w:r>
-      <w:proofErr w:type="spellStart"/>
-      <w:r>
-        <w:rPr>
-          <w:rFonts w:hint="eastAsia"/>
-          <w:color w:val="000000" w:themeColor="text1"/>
-        </w:rPr>
-        <w:t>EditText</w:t>
-      </w:r>
-      <w:proofErr w:type="spellEnd"/>
-      <w:r>
-        <w:rPr>
-          <w:rFonts w:hint="eastAsia"/>
-          <w:color w:val="000000" w:themeColor="text1"/>
-        </w:rPr>
-        <w:t xml:space="preserve"> </w:t>
-      </w:r>
-      <w:r>
-        <w:rPr>
-          <w:rFonts w:hint="eastAsia"/>
-          <w:color w:val="000000" w:themeColor="text1"/>
-        </w:rPr>
-        <w:t>输入验证）</w:t>
-      </w:r>
-      <w:r>
-        <w:rPr>
-          <w:color w:val="000000" w:themeColor="text1"/>
-        </w:rPr>
-        <w:t>。</w:t>
+        <w:t>① 需求分析：明确各平台环境依赖与版本要求；② AI 辅助编码：使用 TRAE 生成 Hello World 模板代码；③ 测试验证：在模拟器/真机上验证项目运行；④ 部署运维：记录环境配置文档，总结常见问题与解决方案。</w:t>
       </w:r>
     </w:p>
     <w:p>
@@ -7393,15 +4911,7 @@
           <w:szCs w:val="21"/>
         </w:rPr>
       </w:pPr>
-      <w:r>
-        <w:rPr>
-          <w:rFonts w:eastAsia="黑体"/>
-          <w:color w:val="000000" w:themeColor="text1"/>
-          <w:kern w:val="0"/>
-          <w:szCs w:val="21"/>
-        </w:rPr>
-        <w:t>学生学习预期成果：</w:t>
-      </w:r>
+      <w:r/>
     </w:p>
     <w:p>
       <w:pPr>
@@ -7412,43 +4922,7 @@
         </w:rPr>
       </w:pPr>
       <w:r>
-        <w:rPr>
-          <w:rFonts w:hint="eastAsia"/>
-          <w:color w:val="000000" w:themeColor="text1"/>
-        </w:rPr>
-        <w:t>掌握</w:t>
-      </w:r>
-      <w:r>
-        <w:rPr>
-          <w:rFonts w:hint="eastAsia"/>
-          <w:color w:val="000000" w:themeColor="text1"/>
-        </w:rPr>
-        <w:t xml:space="preserve"> Activity </w:t>
-      </w:r>
-      <w:r>
-        <w:rPr>
-          <w:rFonts w:hint="eastAsia"/>
-          <w:color w:val="000000" w:themeColor="text1"/>
-        </w:rPr>
-        <w:t>跳转与数据传递</w:t>
-      </w:r>
-      <w:r>
-        <w:rPr>
-          <w:color w:val="000000" w:themeColor="text1"/>
-        </w:rPr>
-        <w:t>，从而支撑课程目标</w:t>
-      </w:r>
-      <w:r>
-        <w:rPr>
-          <w:color w:val="000000" w:themeColor="text1"/>
-        </w:rPr>
-        <w:t>1</w:t>
-      </w:r>
-      <w:r>
-        <w:rPr>
-          <w:color w:val="000000" w:themeColor="text1"/>
-        </w:rPr>
-        <w:t>的达成。</w:t>
+        <w:t>学生学习预期成果：</w:t>
       </w:r>
     </w:p>
     <w:p>
@@ -7462,13 +4936,7 @@
         </w:rPr>
       </w:pPr>
       <w:r>
-        <w:rPr>
-          <w:rFonts w:eastAsia="黑体"/>
-          <w:color w:val="000000" w:themeColor="text1"/>
-          <w:kern w:val="0"/>
-          <w:szCs w:val="21"/>
-        </w:rPr>
-        <w:t>主要仪器设备：</w:t>
+        <w:t>成功运行各平台实验项目，掌握环境配置流程与 AI 新范式开发流程，从而支撑课程目标 1 的达成。</w:t>
       </w:r>
     </w:p>
     <w:p>
@@ -7479,12 +4947,7 @@
           <w:color w:val="000000" w:themeColor="text1"/>
         </w:rPr>
       </w:pPr>
-      <w:r>
-        <w:rPr>
-          <w:color w:val="000000" w:themeColor="text1"/>
-        </w:rPr>
-        <w:t>微型计算机</w:t>
-      </w:r>
+      <w:r/>
     </w:p>
     <w:p>
       <w:pPr>
@@ -7498,13 +4961,7 @@
         </w:rPr>
       </w:pPr>
       <w:r>
-        <w:rPr>
-          <w:rFonts w:eastAsia="黑体"/>
-          <w:color w:val="000000" w:themeColor="text1"/>
-          <w:kern w:val="0"/>
-          <w:szCs w:val="21"/>
-        </w:rPr>
-        <w:t>注意事项：</w:t>
+        <w:t>主要仪器设备：微型计算机。</w:t>
       </w:r>
     </w:p>
     <w:p>
@@ -7515,12 +4972,7 @@
           <w:color w:val="000000" w:themeColor="text1"/>
         </w:rPr>
       </w:pPr>
-      <w:r>
-        <w:rPr>
-          <w:color w:val="000000" w:themeColor="text1"/>
-        </w:rPr>
-        <w:t>无。</w:t>
-      </w:r>
+      <w:r/>
     </w:p>
     <w:p>
       <w:pPr>
@@ -7535,69 +4987,94 @@
           <w:szCs w:val="21"/>
         </w:rPr>
       </w:pPr>
-      <w:r>
+      <w:r/>
+    </w:p>
+    <w:p>
+      <w:pPr>
+        <w:spacing w:line="360" w:lineRule="exact"/>
+        <w:rPr>
+          <w:color w:val="000000" w:themeColor="text1"/>
+          <w:kern w:val="0"/>
+          <w:szCs w:val="21"/>
+        </w:rPr>
+      </w:pPr>
+      <w:r>
+        <w:t>实验项目二：原生应用开发</w:t>
+      </w:r>
+    </w:p>
+    <w:p>
+      <w:pPr>
+        <w:spacing w:line="360" w:lineRule="exact"/>
+        <w:ind w:firstLine="420"/>
+        <w:rPr>
+          <w:color w:val="000000" w:themeColor="text1"/>
+        </w:rPr>
+      </w:pPr>
+      <w:r/>
+    </w:p>
+    <w:p>
+      <w:pPr>
+        <w:spacing w:line="360" w:lineRule="exact"/>
         <w:rPr>
           <w:rFonts w:eastAsia="黑体"/>
-          <w:bCs/>
-          <w:color w:val="000000" w:themeColor="text1"/>
-          <w:kern w:val="0"/>
-          <w:szCs w:val="21"/>
-        </w:rPr>
-        <w:t>实验项目</w:t>
-      </w:r>
-      <w:r>
+          <w:color w:val="000000" w:themeColor="text1"/>
+          <w:kern w:val="0"/>
+          <w:szCs w:val="21"/>
+        </w:rPr>
+      </w:pPr>
+      <w:r>
+        <w:t>实验内容：</w:t>
+      </w:r>
+    </w:p>
+    <w:p>
+      <w:pPr>
+        <w:spacing w:line="360" w:lineRule="exact"/>
+        <w:ind w:firstLine="420"/>
+        <w:rPr>
+          <w:color w:val="000000" w:themeColor="text1"/>
+        </w:rPr>
+      </w:pPr>
+      <w:r/>
+    </w:p>
+    <w:p>
+      <w:pPr>
+        <w:spacing w:line="360" w:lineRule="exact"/>
         <w:rPr>
           <w:rFonts w:eastAsia="黑体"/>
           <w:color w:val="000000" w:themeColor="text1"/>
           <w:kern w:val="0"/>
           <w:szCs w:val="21"/>
         </w:rPr>
-        <w:t>三：</w:t>
-      </w:r>
-      <w:r>
-        <w:rPr>
-          <w:rFonts w:eastAsia="黑体" w:hint="eastAsia"/>
-          <w:color w:val="000000" w:themeColor="text1"/>
-          <w:kern w:val="0"/>
-          <w:szCs w:val="21"/>
-        </w:rPr>
-        <w:t>Flutter</w:t>
-      </w:r>
-      <w:r>
-        <w:rPr>
-          <w:rFonts w:eastAsia="黑体" w:hint="eastAsia"/>
-          <w:color w:val="000000" w:themeColor="text1"/>
-          <w:kern w:val="0"/>
-          <w:szCs w:val="21"/>
-        </w:rPr>
-        <w:t>混合应用</w:t>
+      </w:pPr>
+      <w:r>
+        <w:t>Android 方向：使用 Kotlin 实现登录页面（EditText 输入验证、Activity 跳转与数据传递）。</w:t>
       </w:r>
     </w:p>
     <w:p>
       <w:pPr>
         <w:spacing w:line="360" w:lineRule="exact"/>
-        <w:rPr>
-          <w:color w:val="000000" w:themeColor="text1"/>
-          <w:kern w:val="0"/>
-          <w:szCs w:val="21"/>
-        </w:rPr>
-      </w:pPr>
-      <w:r>
+        <w:ind w:firstLineChars="202" w:firstLine="424"/>
+        <w:rPr>
+          <w:color w:val="000000" w:themeColor="text1"/>
+        </w:rPr>
+      </w:pPr>
+      <w:r>
+        <w:t>iOS 方向（演示/模拟器）：使用 SwiftUI 实现登录页面，理解 ViewController 生命周期。</w:t>
+      </w:r>
+    </w:p>
+    <w:p>
+      <w:pPr>
+        <w:widowControl/>
+        <w:spacing w:line="360" w:lineRule="exact"/>
         <w:rPr>
           <w:rFonts w:eastAsia="黑体"/>
           <w:color w:val="000000" w:themeColor="text1"/>
           <w:kern w:val="0"/>
           <w:szCs w:val="21"/>
         </w:rPr>
-        <w:t>实验内容</w:t>
-      </w:r>
-      <w:r>
-        <w:rPr>
-          <w:color w:val="000000" w:themeColor="text1"/>
-          <w:kern w:val="0"/>
-          <w:szCs w:val="21"/>
-        </w:rPr>
-        <w:t>：</w:t>
+      </w:pPr>
+      <w:r>
+        <w:t>组内每人选择不同平台或技术方案实现同一功能，完成后进行组内技术对比分享。</w:t>
       </w:r>
     </w:p>
     <w:p>
@@ -7608,187 +5085,7 @@
           <w:color w:val="000000" w:themeColor="text1"/>
         </w:rPr>
       </w:pPr>
-      <w:r>
-        <w:rPr>
-          <w:rFonts w:hint="eastAsia"/>
-          <w:color w:val="000000" w:themeColor="text1"/>
-        </w:rPr>
-        <w:t>开发新闻列表页（网络数据请求</w:t>
-      </w:r>
-      <w:r>
-        <w:rPr>
-          <w:rFonts w:hint="eastAsia"/>
-          <w:color w:val="000000" w:themeColor="text1"/>
-        </w:rPr>
-        <w:t xml:space="preserve"> + </w:t>
-      </w:r>
-      <w:r>
-        <w:rPr>
-          <w:rFonts w:hint="eastAsia"/>
-          <w:color w:val="000000" w:themeColor="text1"/>
-        </w:rPr>
-        <w:t>下拉刷新）</w:t>
-      </w:r>
-      <w:r>
-        <w:rPr>
-          <w:color w:val="000000" w:themeColor="text1"/>
-        </w:rPr>
-        <w:t>。</w:t>
-      </w:r>
-    </w:p>
-    <w:p>
-      <w:pPr>
-        <w:spacing w:line="360" w:lineRule="exact"/>
-        <w:rPr>
-          <w:rFonts w:eastAsia="黑体"/>
-          <w:color w:val="000000" w:themeColor="text1"/>
-          <w:kern w:val="0"/>
-          <w:szCs w:val="21"/>
-        </w:rPr>
-      </w:pPr>
-      <w:r>
-        <w:rPr>
-          <w:rFonts w:eastAsia="黑体"/>
-          <w:color w:val="000000" w:themeColor="text1"/>
-          <w:kern w:val="0"/>
-          <w:szCs w:val="21"/>
-        </w:rPr>
-        <w:t>学生学习预期成果：</w:t>
-      </w:r>
-    </w:p>
-    <w:p>
-      <w:pPr>
-        <w:spacing w:line="360" w:lineRule="exact"/>
-        <w:ind w:firstLine="420"/>
-        <w:rPr>
-          <w:color w:val="000000" w:themeColor="text1"/>
-        </w:rPr>
-      </w:pPr>
-      <w:r>
-        <w:rPr>
-          <w:rFonts w:hint="eastAsia"/>
-          <w:color w:val="000000" w:themeColor="text1"/>
-        </w:rPr>
-        <w:t>理解</w:t>
-      </w:r>
-      <w:r>
-        <w:rPr>
-          <w:rFonts w:hint="eastAsia"/>
-          <w:color w:val="000000" w:themeColor="text1"/>
-        </w:rPr>
-        <w:t xml:space="preserve"> Dart </w:t>
-      </w:r>
-      <w:r>
-        <w:rPr>
-          <w:rFonts w:hint="eastAsia"/>
-          <w:color w:val="000000" w:themeColor="text1"/>
-        </w:rPr>
-        <w:t>异步编程与</w:t>
-      </w:r>
-      <w:r>
-        <w:rPr>
-          <w:rFonts w:hint="eastAsia"/>
-          <w:color w:val="000000" w:themeColor="text1"/>
-        </w:rPr>
-        <w:t xml:space="preserve"> UI </w:t>
-      </w:r>
-      <w:r>
-        <w:rPr>
-          <w:rFonts w:hint="eastAsia"/>
-          <w:color w:val="000000" w:themeColor="text1"/>
-        </w:rPr>
-        <w:t>状态管理</w:t>
-      </w:r>
-      <w:r>
-        <w:rPr>
-          <w:color w:val="000000" w:themeColor="text1"/>
-        </w:rPr>
-        <w:t>，从而支撑课程目标</w:t>
-      </w:r>
-      <w:r>
-        <w:rPr>
-          <w:color w:val="000000" w:themeColor="text1"/>
-        </w:rPr>
-        <w:t>2</w:t>
-      </w:r>
-      <w:r>
-        <w:rPr>
-          <w:color w:val="000000" w:themeColor="text1"/>
-        </w:rPr>
-        <w:t>的达成。</w:t>
-      </w:r>
-    </w:p>
-    <w:p>
-      <w:pPr>
-        <w:spacing w:line="360" w:lineRule="exact"/>
-        <w:rPr>
-          <w:rFonts w:eastAsia="黑体"/>
-          <w:color w:val="000000" w:themeColor="text1"/>
-          <w:kern w:val="0"/>
-          <w:szCs w:val="21"/>
-        </w:rPr>
-      </w:pPr>
-      <w:r>
-        <w:rPr>
-          <w:rFonts w:eastAsia="黑体"/>
-          <w:color w:val="000000" w:themeColor="text1"/>
-          <w:kern w:val="0"/>
-          <w:szCs w:val="21"/>
-        </w:rPr>
-        <w:t>主要仪器设备：</w:t>
-      </w:r>
-    </w:p>
-    <w:p>
-      <w:pPr>
-        <w:spacing w:line="360" w:lineRule="exact"/>
-        <w:ind w:firstLineChars="202" w:firstLine="424"/>
-        <w:rPr>
-          <w:color w:val="000000" w:themeColor="text1"/>
-        </w:rPr>
-      </w:pPr>
-      <w:r>
-        <w:rPr>
-          <w:color w:val="000000" w:themeColor="text1"/>
-        </w:rPr>
-        <w:t>微型计算机</w:t>
-      </w:r>
-    </w:p>
-    <w:p>
-      <w:pPr>
-        <w:widowControl/>
-        <w:spacing w:line="360" w:lineRule="exact"/>
-        <w:rPr>
-          <w:rFonts w:eastAsia="黑体"/>
-          <w:color w:val="000000" w:themeColor="text1"/>
-          <w:kern w:val="0"/>
-          <w:szCs w:val="21"/>
-        </w:rPr>
-      </w:pPr>
-      <w:r>
-        <w:rPr>
-          <w:rFonts w:eastAsia="黑体"/>
-          <w:color w:val="000000" w:themeColor="text1"/>
-          <w:kern w:val="0"/>
-          <w:szCs w:val="21"/>
-        </w:rPr>
-        <w:t>注意事项：</w:t>
-      </w:r>
-    </w:p>
-    <w:p>
-      <w:pPr>
-        <w:spacing w:line="360" w:lineRule="exact"/>
-        <w:ind w:firstLineChars="200" w:firstLine="420"/>
-        <w:rPr>
-          <w:color w:val="000000" w:themeColor="text1"/>
-        </w:rPr>
-      </w:pPr>
-      <w:r>
-        <w:rPr>
-          <w:color w:val="000000" w:themeColor="text1"/>
-        </w:rPr>
-        <w:lastRenderedPageBreak/>
-        <w:t>无。</w:t>
-      </w:r>
+      <w:r/>
     </w:p>
     <w:p>
       <w:pPr>
@@ -7804,43 +5101,7 @@
         </w:rPr>
       </w:pPr>
       <w:r>
-        <w:rPr>
-          <w:rFonts w:eastAsia="黑体"/>
-          <w:bCs/>
-          <w:color w:val="000000" w:themeColor="text1"/>
-          <w:kern w:val="0"/>
-          <w:szCs w:val="21"/>
-        </w:rPr>
-        <w:t>实验项目</w:t>
-      </w:r>
-      <w:r>
-        <w:rPr>
-          <w:rFonts w:eastAsia="黑体"/>
-          <w:color w:val="000000" w:themeColor="text1"/>
-          <w:kern w:val="0"/>
-          <w:szCs w:val="21"/>
-        </w:rPr>
-        <w:t>四：</w:t>
-      </w:r>
-      <w:proofErr w:type="spellStart"/>
-      <w:r>
-        <w:rPr>
-          <w:rFonts w:eastAsia="黑体" w:hint="eastAsia"/>
-          <w:color w:val="000000" w:themeColor="text1"/>
-          <w:kern w:val="0"/>
-          <w:szCs w:val="21"/>
-        </w:rPr>
-        <w:t>Uniapp</w:t>
-      </w:r>
-      <w:proofErr w:type="spellEnd"/>
-      <w:r>
-        <w:rPr>
-          <w:rFonts w:eastAsia="黑体" w:hint="eastAsia"/>
-          <w:color w:val="000000" w:themeColor="text1"/>
-          <w:kern w:val="0"/>
-          <w:szCs w:val="21"/>
-        </w:rPr>
-        <w:t>多端开发</w:t>
+        <w:t>AI 新范式开发流程：</w:t>
       </w:r>
     </w:p>
     <w:p>
@@ -7853,21 +5114,7 @@
         </w:rPr>
       </w:pPr>
       <w:r>
-        <w:rPr>
-          <w:rFonts w:eastAsia="黑体"/>
-          <w:color w:val="000000" w:themeColor="text1"/>
-          <w:kern w:val="0"/>
-          <w:szCs w:val="21"/>
-        </w:rPr>
-        <w:t>实验内容</w:t>
-      </w:r>
-      <w:r>
-        <w:rPr>
-          <w:color w:val="000000" w:themeColor="text1"/>
-          <w:kern w:val="0"/>
-          <w:szCs w:val="21"/>
-        </w:rPr>
-        <w:t>：</w:t>
+        <w:t>① 需求分析：编写登录功能需求文档（输入验证规则、页面跳转逻辑）；② AI 辅助编码：使用 TRAE 生成登录页面骨架代码并手动完善业务逻辑；③ 测试验证：编写输入验证测试用例，验证边界条件；④ 部署运维：打包调试版本，记录平台差异对比报告。</w:t>
       </w:r>
     </w:p>
     <w:p>
@@ -7878,65 +5125,7 @@
           <w:color w:val="000000" w:themeColor="text1"/>
         </w:rPr>
       </w:pPr>
-      <w:r>
-        <w:rPr>
-          <w:rFonts w:hint="eastAsia"/>
-          <w:color w:val="000000" w:themeColor="text1"/>
-        </w:rPr>
-        <w:t>使用</w:t>
-      </w:r>
-      <w:proofErr w:type="spellStart"/>
-      <w:r>
-        <w:rPr>
-          <w:rFonts w:hint="eastAsia"/>
-          <w:color w:val="000000" w:themeColor="text1"/>
-        </w:rPr>
-        <w:t>Uniapp</w:t>
-      </w:r>
-      <w:proofErr w:type="spellEnd"/>
-      <w:r>
-        <w:rPr>
-          <w:rFonts w:hint="eastAsia"/>
-          <w:color w:val="000000" w:themeColor="text1"/>
-        </w:rPr>
-        <w:t xml:space="preserve"> </w:t>
-      </w:r>
-      <w:r>
-        <w:rPr>
-          <w:rFonts w:hint="eastAsia"/>
-          <w:color w:val="000000" w:themeColor="text1"/>
-        </w:rPr>
-        <w:t>开发简单待办事项应用（同时生成</w:t>
-      </w:r>
-      <w:r>
-        <w:rPr>
-          <w:rFonts w:hint="eastAsia"/>
-          <w:color w:val="000000" w:themeColor="text1"/>
-        </w:rPr>
-        <w:t xml:space="preserve"> H5 </w:t>
-      </w:r>
-      <w:proofErr w:type="gramStart"/>
-      <w:r>
-        <w:rPr>
-          <w:rFonts w:hint="eastAsia"/>
-          <w:color w:val="000000" w:themeColor="text1"/>
-        </w:rPr>
-        <w:t>和微信小</w:t>
-      </w:r>
-      <w:proofErr w:type="gramEnd"/>
-      <w:r>
-        <w:rPr>
-          <w:rFonts w:hint="eastAsia"/>
-          <w:color w:val="000000" w:themeColor="text1"/>
-        </w:rPr>
-        <w:t>程序版本）</w:t>
-      </w:r>
-      <w:r>
-        <w:rPr>
-          <w:color w:val="000000" w:themeColor="text1"/>
-        </w:rPr>
-        <w:t>。</w:t>
-      </w:r>
+      <w:r/>
     </w:p>
     <w:p>
       <w:pPr>
@@ -7949,12 +5138,6 @@
         </w:rPr>
       </w:pPr>
       <w:r>
-        <w:rPr>
-          <w:rFonts w:eastAsia="黑体"/>
-          <w:color w:val="000000" w:themeColor="text1"/>
-          <w:kern w:val="0"/>
-          <w:szCs w:val="21"/>
-        </w:rPr>
         <w:t>学生学习预期成果：</w:t>
       </w:r>
     </w:p>
@@ -7967,59 +5150,7 @@
         </w:rPr>
       </w:pPr>
       <w:r>
-        <w:rPr>
-          <w:rFonts w:hint="eastAsia"/>
-          <w:color w:val="000000" w:themeColor="text1"/>
-        </w:rPr>
-        <w:t>掌握</w:t>
-      </w:r>
-      <w:r>
-        <w:rPr>
-          <w:rFonts w:hint="eastAsia"/>
-          <w:color w:val="000000" w:themeColor="text1"/>
-        </w:rPr>
-        <w:t xml:space="preserve"> </w:t>
-      </w:r>
-      <w:proofErr w:type="spellStart"/>
-      <w:r>
-        <w:rPr>
-          <w:rFonts w:hint="eastAsia"/>
-          <w:color w:val="000000" w:themeColor="text1"/>
-        </w:rPr>
-        <w:t>Uniapp</w:t>
-      </w:r>
-      <w:proofErr w:type="spellEnd"/>
-      <w:r>
-        <w:rPr>
-          <w:rFonts w:hint="eastAsia"/>
-          <w:color w:val="000000" w:themeColor="text1"/>
-        </w:rPr>
-        <w:t xml:space="preserve"> </w:t>
-      </w:r>
-      <w:r>
-        <w:rPr>
-          <w:rFonts w:hint="eastAsia"/>
-          <w:color w:val="000000" w:themeColor="text1"/>
-        </w:rPr>
-        <w:t>组件使用与多端编译，理解条件编译原理</w:t>
-      </w:r>
-      <w:r>
-        <w:rPr>
-          <w:color w:val="000000" w:themeColor="text1"/>
-        </w:rPr>
-        <w:t>，从而支撑课程目标</w:t>
-      </w:r>
-      <w:r>
-        <w:rPr>
-          <w:color w:val="000000" w:themeColor="text1"/>
-        </w:rPr>
-        <w:t>2</w:t>
-      </w:r>
-      <w:r>
-        <w:rPr>
-          <w:color w:val="000000" w:themeColor="text1"/>
-        </w:rPr>
-        <w:t>的达成。</w:t>
+        <w:t>掌握 Android Activity 跳转与数据传递，理解 iOS 开发基本架构，体验 AI 新范式全流程开发，从而支撑课程目标 1 的达成。</w:t>
       </w:r>
     </w:p>
     <w:p>
@@ -8032,15 +5163,7 @@
           <w:szCs w:val="21"/>
         </w:rPr>
       </w:pPr>
-      <w:r>
-        <w:rPr>
-          <w:rFonts w:eastAsia="黑体"/>
-          <w:color w:val="000000" w:themeColor="text1"/>
-          <w:kern w:val="0"/>
-          <w:szCs w:val="21"/>
-        </w:rPr>
-        <w:t>主要仪器设备：</w:t>
-      </w:r>
+      <w:r/>
     </w:p>
     <w:p>
       <w:pPr>
@@ -8051,10 +5174,7 @@
         </w:rPr>
       </w:pPr>
       <w:r>
-        <w:rPr>
-          <w:color w:val="000000" w:themeColor="text1"/>
-        </w:rPr>
-        <w:t>微型计算机</w:t>
+        <w:t>主要仪器设备：微型计算机。</w:t>
       </w:r>
     </w:p>
     <w:p>
@@ -8068,15 +5188,7 @@
           <w:szCs w:val="21"/>
         </w:rPr>
       </w:pPr>
-      <w:r>
-        <w:rPr>
-          <w:rFonts w:eastAsia="黑体"/>
-          <w:color w:val="000000" w:themeColor="text1"/>
-          <w:kern w:val="0"/>
-          <w:szCs w:val="21"/>
-        </w:rPr>
-        <w:t>注意事项：</w:t>
-      </w:r>
+      <w:r/>
     </w:p>
     <w:p>
       <w:pPr>
@@ -8086,49 +5198,7 @@
           <w:color w:val="000000" w:themeColor="text1"/>
         </w:rPr>
       </w:pPr>
-      <w:r>
-        <w:rPr>
-          <w:rFonts w:hint="eastAsia"/>
-          <w:color w:val="000000" w:themeColor="text1"/>
-        </w:rPr>
-        <w:t>熟悉</w:t>
-      </w:r>
-      <w:r>
-        <w:rPr>
-          <w:rFonts w:hint="eastAsia"/>
-          <w:color w:val="000000" w:themeColor="text1"/>
-        </w:rPr>
-        <w:t xml:space="preserve"> </w:t>
-      </w:r>
-      <w:proofErr w:type="spellStart"/>
-      <w:r>
-        <w:rPr>
-          <w:rFonts w:hint="eastAsia"/>
-          <w:color w:val="000000" w:themeColor="text1"/>
-        </w:rPr>
-        <w:t>HBuilderX</w:t>
-      </w:r>
-      <w:proofErr w:type="spellEnd"/>
-      <w:r>
-        <w:rPr>
-          <w:rFonts w:hint="eastAsia"/>
-          <w:color w:val="000000" w:themeColor="text1"/>
-        </w:rPr>
-        <w:t xml:space="preserve"> </w:t>
-      </w:r>
-      <w:r>
-        <w:rPr>
-          <w:rFonts w:hint="eastAsia"/>
-          <w:color w:val="000000" w:themeColor="text1"/>
-        </w:rPr>
-        <w:t>调试工具</w:t>
-      </w:r>
-      <w:r>
-        <w:rPr>
-          <w:color w:val="000000" w:themeColor="text1"/>
-        </w:rPr>
-        <w:t>。</w:t>
-      </w:r>
+      <w:r/>
     </w:p>
     <w:p>
       <w:pPr>
@@ -8144,43 +5214,7 @@
         </w:rPr>
       </w:pPr>
       <w:r>
-        <w:rPr>
-          <w:rFonts w:eastAsia="黑体"/>
-          <w:bCs/>
-          <w:color w:val="000000" w:themeColor="text1"/>
-          <w:kern w:val="0"/>
-          <w:szCs w:val="21"/>
-        </w:rPr>
-        <w:t>实验项目</w:t>
-      </w:r>
-      <w:r>
-        <w:rPr>
-          <w:rFonts w:eastAsia="黑体"/>
-          <w:color w:val="000000" w:themeColor="text1"/>
-          <w:kern w:val="0"/>
-          <w:szCs w:val="21"/>
-        </w:rPr>
-        <w:t>五：</w:t>
-      </w:r>
-      <w:proofErr w:type="gramStart"/>
-      <w:r>
-        <w:rPr>
-          <w:rFonts w:eastAsia="黑体" w:hint="eastAsia"/>
-          <w:color w:val="000000" w:themeColor="text1"/>
-          <w:kern w:val="0"/>
-          <w:szCs w:val="21"/>
-        </w:rPr>
-        <w:t>微信小</w:t>
-      </w:r>
-      <w:proofErr w:type="gramEnd"/>
-      <w:r>
-        <w:rPr>
-          <w:rFonts w:eastAsia="黑体" w:hint="eastAsia"/>
-          <w:color w:val="000000" w:themeColor="text1"/>
-          <w:kern w:val="0"/>
-          <w:szCs w:val="21"/>
-        </w:rPr>
-        <w:t>程序开发</w:t>
+        <w:t>实验项目三：跨平台应用开发</w:t>
       </w:r>
     </w:p>
     <w:p>
@@ -8192,23 +5226,7 @@
           <w:szCs w:val="21"/>
         </w:rPr>
       </w:pPr>
-      <w:r>
-        <w:rPr>
-          <w:rFonts w:eastAsia="黑体"/>
-          <w:color w:val="000000" w:themeColor="text1"/>
-          <w:kern w:val="0"/>
-          <w:szCs w:val="21"/>
-        </w:rPr>
-        <w:t>实验内容</w:t>
-      </w:r>
-      <w:r>
-        <w:rPr>
-          <w:color w:val="000000" w:themeColor="text1"/>
-          <w:kern w:val="0"/>
-          <w:szCs w:val="21"/>
-        </w:rPr>
-        <w:t>：</w:t>
-      </w:r>
+      <w:r/>
     </w:p>
     <w:p>
       <w:pPr>
@@ -8219,61 +5237,7 @@
         </w:rPr>
       </w:pPr>
       <w:r>
-        <w:rPr>
-          <w:rFonts w:hint="eastAsia"/>
-          <w:color w:val="000000" w:themeColor="text1"/>
-        </w:rPr>
-        <w:t>借助</w:t>
-      </w:r>
-      <w:r>
-        <w:rPr>
-          <w:rFonts w:hint="eastAsia"/>
-          <w:color w:val="000000" w:themeColor="text1"/>
-        </w:rPr>
-        <w:t xml:space="preserve"> </w:t>
-      </w:r>
-      <w:proofErr w:type="spellStart"/>
-      <w:r>
-        <w:rPr>
-          <w:rFonts w:hint="eastAsia"/>
-          <w:color w:val="000000" w:themeColor="text1"/>
-        </w:rPr>
-        <w:t>CodeGeeX</w:t>
-      </w:r>
-      <w:proofErr w:type="spellEnd"/>
-      <w:r>
-        <w:rPr>
-          <w:rFonts w:hint="eastAsia"/>
-          <w:color w:val="000000" w:themeColor="text1"/>
-        </w:rPr>
-        <w:t xml:space="preserve"> </w:t>
-      </w:r>
-      <w:r>
-        <w:rPr>
-          <w:rFonts w:hint="eastAsia"/>
-          <w:color w:val="000000" w:themeColor="text1"/>
-        </w:rPr>
-        <w:t>辅助开发校园通知小程序（列表</w:t>
-      </w:r>
-      <w:r>
-        <w:rPr>
-          <w:rFonts w:hint="eastAsia"/>
-          <w:color w:val="000000" w:themeColor="text1"/>
-        </w:rPr>
-        <w:t xml:space="preserve"> + </w:t>
-      </w:r>
-      <w:r>
-        <w:rPr>
-          <w:rFonts w:hint="eastAsia"/>
-          <w:color w:val="000000" w:themeColor="text1"/>
-        </w:rPr>
-        <w:t>详情页路由）</w:t>
-      </w:r>
-      <w:r>
-        <w:rPr>
-          <w:color w:val="000000" w:themeColor="text1"/>
-        </w:rPr>
-        <w:t>。</w:t>
+        <w:t>实验内容：</w:t>
       </w:r>
     </w:p>
     <w:p>
@@ -8287,13 +5251,7 @@
         </w:rPr>
       </w:pPr>
       <w:r>
-        <w:rPr>
-          <w:rFonts w:eastAsia="黑体"/>
-          <w:color w:val="000000" w:themeColor="text1"/>
-          <w:kern w:val="0"/>
-          <w:szCs w:val="21"/>
-        </w:rPr>
-        <w:t>学生学习预期成果：</w:t>
+        <w:t>开发业务数据列表页（RESTful API 网络数据请求 + JSON 解析 + 下拉刷新），组内成员分别使用 Flutter（Dart）、React Native（JSX）、Uniapp（Vue）、MAUI（C#）等不同框架实现同一功能需求。扩展案例：集成设备传感器（如 GPS 定位、加速度计），体验移动硬件能力调用。</w:t>
       </w:r>
     </w:p>
     <w:p>
@@ -8304,45 +5262,7 @@
           <w:color w:val="000000" w:themeColor="text1"/>
         </w:rPr>
       </w:pPr>
-      <w:r>
-        <w:rPr>
-          <w:rFonts w:hint="eastAsia"/>
-          <w:color w:val="000000" w:themeColor="text1"/>
-        </w:rPr>
-        <w:t>掌握小程序生命周期与本地存储，学会利用</w:t>
-      </w:r>
-      <w:r>
-        <w:rPr>
-          <w:rFonts w:hint="eastAsia"/>
-          <w:color w:val="000000" w:themeColor="text1"/>
-        </w:rPr>
-        <w:t xml:space="preserve"> AI </w:t>
-      </w:r>
-      <w:r>
-        <w:rPr>
-          <w:rFonts w:hint="eastAsia"/>
-          <w:color w:val="000000" w:themeColor="text1"/>
-        </w:rPr>
-        <w:t>工具提高开发效率</w:t>
-      </w:r>
-      <w:r>
-        <w:rPr>
-          <w:color w:val="000000" w:themeColor="text1"/>
-        </w:rPr>
-        <w:t>，从而支撑课程目标</w:t>
-      </w:r>
-      <w:r>
-        <w:rPr>
-          <w:color w:val="000000" w:themeColor="text1"/>
-        </w:rPr>
-        <w:t>2</w:t>
-      </w:r>
-      <w:r>
-        <w:rPr>
-          <w:color w:val="000000" w:themeColor="text1"/>
-        </w:rPr>
-        <w:t>的达成。</w:t>
-      </w:r>
+      <w:r/>
     </w:p>
     <w:p>
       <w:pPr>
@@ -8355,13 +5275,7 @@
         </w:rPr>
       </w:pPr>
       <w:r>
-        <w:rPr>
-          <w:rFonts w:eastAsia="黑体"/>
-          <w:color w:val="000000" w:themeColor="text1"/>
-          <w:kern w:val="0"/>
-          <w:szCs w:val="21"/>
-        </w:rPr>
-        <w:t>主要仪器设备：</w:t>
+        <w:t>AI 新范式开发流程：</w:t>
       </w:r>
     </w:p>
     <w:p>
@@ -8373,10 +5287,7 @@
         </w:rPr>
       </w:pPr>
       <w:r>
-        <w:rPr>
-          <w:color w:val="000000" w:themeColor="text1"/>
-        </w:rPr>
-        <w:t>微型计算机</w:t>
+        <w:t>① 需求分析：定义列表页数据结构、API 接口规范与传感器调用需求；② AI 辅助编码：使用 TRAE 生成网络请求与 JSON 解析代码，辅助生成传感器调用模板；③ 测试验证：模拟 API 异常响应测试容错能力，验证传感器数据采集准确性；④ 部署运维：多框架性能对比测试，输出框架适用性分析报告。</w:t>
       </w:r>
     </w:p>
     <w:p>
@@ -8390,15 +5301,7 @@
           <w:szCs w:val="21"/>
         </w:rPr>
       </w:pPr>
-      <w:r>
-        <w:rPr>
-          <w:rFonts w:eastAsia="黑体"/>
-          <w:color w:val="000000" w:themeColor="text1"/>
-          <w:kern w:val="0"/>
-          <w:szCs w:val="21"/>
-        </w:rPr>
-        <w:t>注意事项：</w:t>
-      </w:r>
+      <w:r/>
     </w:p>
     <w:p>
       <w:pPr>
@@ -8409,10 +5312,7 @@
         </w:rPr>
       </w:pPr>
       <w:r>
-        <w:rPr>
-          <w:color w:val="000000" w:themeColor="text1"/>
-        </w:rPr>
-        <w:t>无。</w:t>
+        <w:t>学生学习预期成果：</w:t>
       </w:r>
     </w:p>
     <w:p>
@@ -8429,7 +5329,7 @@
         </w:rPr>
       </w:pPr>
       <w:r>
-        <w:t>实验项目六：鸿蒙多端应用开发</w:t>
+        <w:t>掌握所选框架的异步编程与 UI 状态管理，能够独立实现网络数据请求与动态列表刷新，了解移动设备传感器调用方法，理解 RESTful API 交互流程，从而支撑课程目标 2 的达成。</w:t>
       </w:r>
     </w:p>
     <w:p>
@@ -8441,23 +5341,7 @@
           <w:szCs w:val="21"/>
         </w:rPr>
       </w:pPr>
-      <w:r>
-        <w:rPr>
-          <w:rFonts w:eastAsia="黑体"/>
-          <w:color w:val="000000" w:themeColor="text1"/>
-          <w:kern w:val="0"/>
-          <w:szCs w:val="21"/>
-        </w:rPr>
-        <w:t>实验内容</w:t>
-      </w:r>
-      <w:r>
-        <w:rPr>
-          <w:color w:val="000000" w:themeColor="text1"/>
-          <w:kern w:val="0"/>
-          <w:szCs w:val="21"/>
-        </w:rPr>
-        <w:t>：</w:t>
-      </w:r>
+      <w:r/>
     </w:p>
     <w:p>
       <w:pPr>
@@ -8468,25 +5352,7 @@
         </w:rPr>
       </w:pPr>
       <w:r>
-        <w:t>实验内容：</w:t>
-      </w:r>
-      <w:r>
-        <w:br/>
-      </w:r>
-      <w:r>
-        <w:t>使用</w:t>
-      </w:r>
-      <w:r>
-        <w:t xml:space="preserve"> DevEco Studio </w:t>
-      </w:r>
-      <w:r>
-        <w:t>开发天气应用，实现手机</w:t>
-      </w:r>
-      <w:r>
-        <w:t>/</w:t>
-      </w:r>
-      <w:r>
-        <w:t>平板界面自适应布局；通过模拟器演示分布式数据同步原理。扩展案例：调用设备传感器（如光线传感器、陀螺仪）实现简单的物联网数据采集与展示场景。</w:t>
+        <w:t>主要仪器设备：微型计算机。</w:t>
       </w:r>
     </w:p>
     <w:p>
@@ -8499,15 +5365,7 @@
           <w:szCs w:val="21"/>
         </w:rPr>
       </w:pPr>
-      <w:r>
-        <w:rPr>
-          <w:rFonts w:eastAsia="黑体"/>
-          <w:color w:val="000000" w:themeColor="text1"/>
-          <w:kern w:val="0"/>
-          <w:szCs w:val="21"/>
-        </w:rPr>
-        <w:t>学生学习预期成果：</w:t>
-      </w:r>
+      <w:r/>
     </w:p>
     <w:p>
       <w:pPr>
@@ -8517,33 +5375,7 @@
           <w:color w:val="000000" w:themeColor="text1"/>
         </w:rPr>
       </w:pPr>
-      <w:r>
-        <w:t>学生学习预期成果：</w:t>
-      </w:r>
-      <w:r>
-        <w:br/>
-      </w:r>
-      <w:r>
-        <w:t>掌握</w:t>
-      </w:r>
-      <w:r>
-        <w:t xml:space="preserve"> ArkUI </w:t>
-      </w:r>
-      <w:r>
-        <w:t>声明式语法与多端</w:t>
-      </w:r>
-      <w:r>
-        <w:t xml:space="preserve"> UI </w:t>
-      </w:r>
-      <w:r>
-        <w:t>适配策略，理解分布式能力原理，了解移动设备传感器与物联网集成基础，从而支撑课程目标</w:t>
-      </w:r>
-      <w:r>
-        <w:t xml:space="preserve"> 3 </w:t>
-      </w:r>
-      <w:r>
-        <w:t>的达成。</w:t>
-      </w:r>
+      <w:r/>
     </w:p>
     <w:p>
       <w:pPr>
@@ -8556,13 +5388,7 @@
         </w:rPr>
       </w:pPr>
       <w:r>
-        <w:rPr>
-          <w:rFonts w:eastAsia="黑体"/>
-          <w:color w:val="000000" w:themeColor="text1"/>
-          <w:kern w:val="0"/>
-          <w:szCs w:val="21"/>
-        </w:rPr>
-        <w:t>主要仪器设备：</w:t>
+        <w:t>实验项目四：微信小程序开发</w:t>
       </w:r>
     </w:p>
     <w:p>
@@ -8573,12 +5399,7 @@
           <w:color w:val="000000" w:themeColor="text1"/>
         </w:rPr>
       </w:pPr>
-      <w:r>
-        <w:rPr>
-          <w:color w:val="000000" w:themeColor="text1"/>
-        </w:rPr>
-        <w:t>微型计算机</w:t>
-      </w:r>
+      <w:r/>
     </w:p>
     <w:p>
       <w:pPr>
@@ -8592,13 +5413,7 @@
         </w:rPr>
       </w:pPr>
       <w:r>
-        <w:rPr>
-          <w:rFonts w:eastAsia="黑体"/>
-          <w:color w:val="000000" w:themeColor="text1"/>
-          <w:kern w:val="0"/>
-          <w:szCs w:val="21"/>
-        </w:rPr>
-        <w:t>注意事项：</w:t>
+        <w:t>实验内容：</w:t>
       </w:r>
     </w:p>
     <w:p>
@@ -8610,10 +5425,7 @@
         </w:rPr>
       </w:pPr>
       <w:r>
-        <w:rPr>
-          <w:color w:val="000000" w:themeColor="text1"/>
-        </w:rPr>
-        <w:t>无。</w:t>
+        <w:t>借助 AI 编程工具辅助开发通知小程序（列表 + 详情页路由 + 本地存储），体验 AI 工具在代码生成与调试中的作用。</w:t>
       </w:r>
     </w:p>
     <w:p>
@@ -8629,342 +5441,120 @@
           <w:szCs w:val="21"/>
         </w:rPr>
       </w:pPr>
-      <w:r>
+      <w:r/>
+    </w:p>
+    <w:p>
+      <w:pPr>
+        <w:spacing w:line="360" w:lineRule="exact"/>
+        <w:rPr>
+          <w:color w:val="000000" w:themeColor="text1"/>
+          <w:kern w:val="0"/>
+          <w:szCs w:val="21"/>
+        </w:rPr>
+      </w:pPr>
+      <w:r>
+        <w:t>AI 新范式开发流程：</w:t>
+      </w:r>
+    </w:p>
+    <w:p>
+      <w:pPr>
+        <w:spacing w:line="360" w:lineRule="exact"/>
+        <w:ind w:firstLineChars="200" w:firstLine="420"/>
+        <w:rPr>
+          <w:color w:val="000000" w:themeColor="text1"/>
+        </w:rPr>
+      </w:pPr>
+      <w:r>
+        <w:t>① 需求分析：绘制小程序页面流程图与数据模型；② AI 辅助编码：使用 TRAE 生成小程序页面代码与数据绑定逻辑；③ 测试验证：使用微信开发者工具进行真机预览与功能测试；④ 部署运维：体验小程序审核与发布流程（体验版）。</w:t>
+      </w:r>
+    </w:p>
+    <w:p>
+      <w:pPr>
+        <w:spacing w:line="360" w:lineRule="exact"/>
+        <w:rPr>
+          <w:rFonts w:eastAsia="黑体"/>
+          <w:color w:val="000000" w:themeColor="text1"/>
+          <w:kern w:val="0"/>
+          <w:szCs w:val="21"/>
+        </w:rPr>
+      </w:pPr>
+      <w:r/>
+    </w:p>
+    <w:p>
+      <w:pPr>
+        <w:spacing w:line="360" w:lineRule="exact"/>
+        <w:ind w:firstLine="420"/>
+        <w:rPr>
+          <w:color w:val="000000" w:themeColor="text1"/>
+        </w:rPr>
+      </w:pPr>
+      <w:r>
+        <w:t>学生学习预期成果：</w:t>
+      </w:r>
+    </w:p>
+    <w:p>
+      <w:pPr>
+        <w:spacing w:line="360" w:lineRule="exact"/>
+        <w:rPr>
+          <w:rFonts w:eastAsia="黑体"/>
+          <w:color w:val="000000" w:themeColor="text1"/>
+          <w:kern w:val="0"/>
+          <w:szCs w:val="21"/>
+        </w:rPr>
+      </w:pPr>
+      <w:r>
+        <w:t>掌握小程序生命周期、页面路由与本地存储，学会利用 AI 工具提高开发效率，从而支撑课程目标 2 的达成。</w:t>
+      </w:r>
+    </w:p>
+    <w:p>
+      <w:pPr>
+        <w:spacing w:line="360" w:lineRule="exact"/>
+        <w:ind w:firstLineChars="202" w:firstLine="424"/>
+        <w:rPr>
+          <w:color w:val="000000" w:themeColor="text1"/>
+        </w:rPr>
+      </w:pPr>
+      <w:r/>
+    </w:p>
+    <w:p>
+      <w:pPr>
+        <w:widowControl/>
+        <w:spacing w:line="360" w:lineRule="exact"/>
+        <w:rPr>
+          <w:rFonts w:eastAsia="黑体"/>
+          <w:color w:val="000000" w:themeColor="text1"/>
+          <w:kern w:val="0"/>
+          <w:szCs w:val="21"/>
+        </w:rPr>
+      </w:pPr>
+      <w:r>
+        <w:t>主要仪器设备：微型计算机。</w:t>
+      </w:r>
+    </w:p>
+    <w:p>
+      <w:pPr>
+        <w:spacing w:line="360" w:lineRule="exact"/>
+        <w:ind w:firstLineChars="200" w:firstLine="420"/>
+        <w:rPr>
+          <w:color w:val="000000" w:themeColor="text1"/>
+        </w:rPr>
+      </w:pPr>
+      <w:r/>
+    </w:p>
+    <w:p>
+      <w:pPr>
+        <w:widowControl/>
+        <w:spacing w:beforeLines="50" w:before="156" w:afterLines="50" w:after="156"/>
         <w:rPr>
           <w:rFonts w:eastAsia="黑体"/>
           <w:bCs/>
           <w:color w:val="000000" w:themeColor="text1"/>
           <w:kern w:val="0"/>
-          <w:szCs w:val="21"/>
-        </w:rPr>
-        <w:t>实验项目</w:t>
-      </w:r>
-      <w:r>
-        <w:rPr>
-          <w:rFonts w:eastAsia="黑体" w:hint="eastAsia"/>
-          <w:color w:val="000000" w:themeColor="text1"/>
-          <w:kern w:val="0"/>
-          <w:szCs w:val="21"/>
-        </w:rPr>
-        <w:t>七</w:t>
-      </w:r>
-      <w:r>
-        <w:rPr>
-          <w:rFonts w:eastAsia="黑体"/>
-          <w:color w:val="000000" w:themeColor="text1"/>
-          <w:kern w:val="0"/>
-          <w:szCs w:val="21"/>
-        </w:rPr>
-        <w:t>：</w:t>
-      </w:r>
-      <w:r>
-        <w:rPr>
-          <w:rFonts w:eastAsia="黑体" w:hint="eastAsia"/>
-          <w:color w:val="000000" w:themeColor="text1"/>
-          <w:kern w:val="0"/>
-          <w:szCs w:val="21"/>
-        </w:rPr>
-        <w:t>跨平台项目实战</w:t>
-      </w:r>
-    </w:p>
-    <w:p>
-      <w:pPr>
-        <w:spacing w:line="360" w:lineRule="exact"/>
-        <w:rPr>
-          <w:color w:val="000000" w:themeColor="text1"/>
-          <w:kern w:val="0"/>
-          <w:szCs w:val="21"/>
-        </w:rPr>
-      </w:pPr>
-      <w:r>
-        <w:rPr>
-          <w:rFonts w:eastAsia="黑体"/>
-          <w:color w:val="000000" w:themeColor="text1"/>
-          <w:kern w:val="0"/>
-          <w:szCs w:val="21"/>
-        </w:rPr>
-        <w:lastRenderedPageBreak/>
-        <w:t>实验内容</w:t>
-      </w:r>
-      <w:r>
-        <w:rPr>
-          <w:color w:val="000000" w:themeColor="text1"/>
-          <w:kern w:val="0"/>
-          <w:szCs w:val="21"/>
-        </w:rPr>
-        <w:t>：</w:t>
-      </w:r>
-    </w:p>
-    <w:p>
-      <w:pPr>
-        <w:spacing w:line="360" w:lineRule="exact"/>
-        <w:ind w:firstLineChars="200" w:firstLine="420"/>
-        <w:rPr>
-          <w:color w:val="000000" w:themeColor="text1"/>
-        </w:rPr>
-      </w:pPr>
-      <w:r>
-        <w:t>实验内容：</w:t>
-      </w:r>
-      <w:r>
-        <w:br/>
-      </w:r>
-      <w:r>
-        <w:t>团队开发某业务应用（建议选题涉及传感器或硬件交互场景，如运动健康、智能家居控制等），每人负责一个技术</w:t>
-      </w:r>
-      <w:proofErr w:type="gramStart"/>
-      <w:r>
-        <w:t>栈</w:t>
-      </w:r>
-      <w:proofErr w:type="gramEnd"/>
-      <w:r>
-        <w:t>（</w:t>
-      </w:r>
-      <w:r>
-        <w:t>Android/Flutter/React Native/Uniapp/MAUI/</w:t>
-      </w:r>
-      <w:proofErr w:type="gramStart"/>
-      <w:r>
-        <w:t>微信小</w:t>
-      </w:r>
-      <w:proofErr w:type="gramEnd"/>
-      <w:r>
-        <w:t>程序），使用</w:t>
-      </w:r>
-      <w:r>
-        <w:t xml:space="preserve"> Git </w:t>
-      </w:r>
-      <w:r>
-        <w:t>进行版本控制与协作，借助</w:t>
-      </w:r>
-      <w:r>
-        <w:t xml:space="preserve"> AI </w:t>
-      </w:r>
-      <w:r>
-        <w:t>编程工具辅助代码生成与调试。</w:t>
-      </w:r>
-      <w:r>
-        <w:br/>
-      </w:r>
-      <w:r>
-        <w:t>移动开发工程实践环节：</w:t>
-      </w:r>
-      <w:r>
-        <w:br/>
-        <w:t xml:space="preserve">- </w:t>
-      </w:r>
-      <w:r>
-        <w:t>权限管理：实现运行时权限请求（如定位、相册、麦克风权限）</w:t>
-      </w:r>
-      <w:r>
-        <w:br/>
-        <w:t xml:space="preserve">- </w:t>
-      </w:r>
-      <w:r>
-        <w:t>生命周期管理：处理应用前后台切换、状态保存与恢复</w:t>
-      </w:r>
-      <w:r>
-        <w:br/>
-        <w:t xml:space="preserve">- </w:t>
-      </w:r>
-      <w:r>
-        <w:t>性能优化：进行启动速度、内存占用、网络请求等性能指标测试与优化</w:t>
-      </w:r>
-      <w:r>
-        <w:br/>
-        <w:t xml:space="preserve">- </w:t>
-      </w:r>
-      <w:r>
-        <w:t>测试验证：编写单元测试用例，进行功能测试</w:t>
-      </w:r>
-      <w:proofErr w:type="gramStart"/>
-      <w:r>
-        <w:t>与跨端兼容性</w:t>
-      </w:r>
-      <w:proofErr w:type="gramEnd"/>
-      <w:r>
-        <w:t>测试</w:t>
-      </w:r>
-      <w:r>
-        <w:br/>
-        <w:t xml:space="preserve">- </w:t>
-      </w:r>
-      <w:r>
-        <w:t>代码规范：制定团队代码规范，使用静态分析工具检查代码质量</w:t>
-      </w:r>
-      <w:r>
-        <w:br/>
-        <w:t xml:space="preserve">- </w:t>
-      </w:r>
-      <w:r>
-        <w:t>版本管理：建立</w:t>
-      </w:r>
-      <w:r>
-        <w:t xml:space="preserve"> Git </w:t>
-      </w:r>
-      <w:r>
-        <w:t>分支管理策略，进行代码审查</w:t>
-      </w:r>
-    </w:p>
-    <w:p>
-      <w:pPr>
-        <w:spacing w:line="360" w:lineRule="exact"/>
-        <w:rPr>
-          <w:rFonts w:eastAsia="黑体"/>
-          <w:color w:val="000000" w:themeColor="text1"/>
-          <w:kern w:val="0"/>
-          <w:szCs w:val="21"/>
-        </w:rPr>
-      </w:pPr>
-      <w:r>
-        <w:rPr>
-          <w:rFonts w:eastAsia="黑体"/>
-          <w:color w:val="000000" w:themeColor="text1"/>
-          <w:kern w:val="0"/>
-          <w:szCs w:val="21"/>
-        </w:rPr>
-        <w:t>学生学习预期成果：</w:t>
-      </w:r>
-    </w:p>
-    <w:p>
-      <w:pPr>
-        <w:spacing w:line="360" w:lineRule="exact"/>
-        <w:ind w:firstLine="420"/>
-        <w:rPr>
-          <w:color w:val="000000" w:themeColor="text1"/>
-        </w:rPr>
-      </w:pPr>
-      <w:r>
-        <w:t>学生学习预期成果：</w:t>
-      </w:r>
-      <w:r>
-        <w:br/>
-      </w:r>
-      <w:r>
-        <w:t>提交可运行的多端应用及技术选型对比报告，说明不同框架的应用场景与优势，掌握移动平台工程实践（权限管理、生命周期、性能优化）与</w:t>
-      </w:r>
-      <w:r>
-        <w:t xml:space="preserve"> Git </w:t>
-      </w:r>
-      <w:r>
-        <w:t>团队协作流程，具备</w:t>
-      </w:r>
-      <w:r>
-        <w:t xml:space="preserve"> AI </w:t>
-      </w:r>
-      <w:r>
-        <w:t>新</w:t>
-      </w:r>
-      <w:proofErr w:type="gramStart"/>
-      <w:r>
-        <w:t>范式全</w:t>
-      </w:r>
-      <w:proofErr w:type="gramEnd"/>
-      <w:r>
-        <w:t>流程开发能力，从而支撑课程目标</w:t>
-      </w:r>
-      <w:r>
-        <w:t xml:space="preserve"> 1-4 </w:t>
-      </w:r>
-      <w:r>
-        <w:t>的达成。</w:t>
-      </w:r>
-    </w:p>
-    <w:p>
-      <w:pPr>
-        <w:spacing w:line="360" w:lineRule="exact"/>
-        <w:rPr>
-          <w:rFonts w:eastAsia="黑体"/>
-          <w:color w:val="000000" w:themeColor="text1"/>
-          <w:kern w:val="0"/>
-          <w:szCs w:val="21"/>
-        </w:rPr>
-      </w:pPr>
-      <w:r>
-        <w:rPr>
-          <w:rFonts w:eastAsia="黑体"/>
-          <w:color w:val="000000" w:themeColor="text1"/>
-          <w:kern w:val="0"/>
-          <w:szCs w:val="21"/>
-        </w:rPr>
-        <w:t>主要仪器设备：</w:t>
-      </w:r>
-    </w:p>
-    <w:p>
-      <w:pPr>
-        <w:spacing w:line="360" w:lineRule="exact"/>
-        <w:ind w:firstLineChars="202" w:firstLine="424"/>
-        <w:rPr>
-          <w:color w:val="000000" w:themeColor="text1"/>
-        </w:rPr>
-      </w:pPr>
-      <w:r>
-        <w:rPr>
-          <w:color w:val="000000" w:themeColor="text1"/>
-        </w:rPr>
-        <w:t>微型计算机</w:t>
-      </w:r>
-    </w:p>
-    <w:p>
-      <w:pPr>
-        <w:widowControl/>
-        <w:spacing w:line="360" w:lineRule="exact"/>
-        <w:rPr>
-          <w:rFonts w:eastAsia="黑体"/>
-          <w:color w:val="000000" w:themeColor="text1"/>
-          <w:kern w:val="0"/>
-          <w:szCs w:val="21"/>
-        </w:rPr>
-      </w:pPr>
-      <w:r>
-        <w:rPr>
-          <w:rFonts w:eastAsia="黑体"/>
-          <w:color w:val="000000" w:themeColor="text1"/>
-          <w:kern w:val="0"/>
-          <w:szCs w:val="21"/>
-        </w:rPr>
-        <w:t>注意事项：</w:t>
-      </w:r>
-    </w:p>
-    <w:p>
-      <w:pPr>
-        <w:spacing w:line="360" w:lineRule="exact"/>
-        <w:ind w:firstLineChars="200" w:firstLine="420"/>
-        <w:rPr>
-          <w:color w:val="000000" w:themeColor="text1"/>
-        </w:rPr>
-      </w:pPr>
-      <w:r>
-        <w:rPr>
-          <w:color w:val="000000" w:themeColor="text1"/>
-        </w:rPr>
-        <w:t>无。</w:t>
-      </w:r>
-    </w:p>
-    <w:p>
-      <w:pPr>
-        <w:widowControl/>
-        <w:spacing w:beforeLines="50" w:before="156" w:afterLines="50" w:after="156"/>
-        <w:rPr>
-          <w:rFonts w:eastAsia="黑体"/>
-          <w:bCs/>
-          <w:color w:val="000000" w:themeColor="text1"/>
-          <w:kern w:val="0"/>
           <w:sz w:val="24"/>
           <w:szCs w:val="21"/>
         </w:rPr>
       </w:pPr>
-      <w:r>
-        <w:rPr>
-          <w:rFonts w:eastAsia="黑体"/>
-          <w:bCs/>
-          <w:color w:val="000000" w:themeColor="text1"/>
-          <w:kern w:val="0"/>
-          <w:sz w:val="24"/>
-          <w:szCs w:val="21"/>
-        </w:rPr>
-        <w:t>五、建议教学安排</w:t>
-      </w:r>
+      <w:r/>
     </w:p>
     <w:tbl>
       <w:tblPr>
@@ -10239,6 +6829,7 @@
                 <w:kern w:val="0"/>
                 <w:szCs w:val="21"/>
               </w:rPr>
+              <w:lastRenderedPageBreak/>
               <w:t>6</w:t>
             </w:r>
           </w:p>
@@ -10490,35 +7081,19 @@
         </w:rPr>
       </w:pPr>
       <w:r>
+        <w:t>实验项目五：鸿蒙多端应用开发</w:t>
+      </w:r>
+    </w:p>
+    <w:p>
+      <w:pPr>
+        <w:spacing w:beforeLines="50" w:before="156" w:line="360" w:lineRule="exact"/>
         <w:rPr>
           <w:rFonts w:eastAsia="黑体"/>
-          <w:bCs/>
-          <w:color w:val="000000" w:themeColor="text1"/>
-          <w:kern w:val="0"/>
-          <w:sz w:val="24"/>
-          <w:szCs w:val="21"/>
-        </w:rPr>
-        <w:lastRenderedPageBreak/>
-        <w:t>六、课程成绩评定</w:t>
-      </w:r>
-    </w:p>
-    <w:p>
-      <w:pPr>
-        <w:spacing w:beforeLines="50" w:before="156" w:line="360" w:lineRule="exact"/>
-        <w:rPr>
-          <w:rFonts w:eastAsia="黑体"/>
-          <w:color w:val="000000" w:themeColor="text1"/>
-          <w:szCs w:val="21"/>
-        </w:rPr>
-      </w:pPr>
-      <w:r>
-        <w:rPr>
-          <w:rFonts w:eastAsia="黑体"/>
-          <w:color w:val="000000" w:themeColor="text1"/>
-          <w:szCs w:val="21"/>
-        </w:rPr>
-        <w:t>（一）考核方式及具体要求</w:t>
-      </w:r>
+          <w:color w:val="000000" w:themeColor="text1"/>
+          <w:szCs w:val="21"/>
+        </w:rPr>
+      </w:pPr>
+      <w:r/>
     </w:p>
     <w:p>
       <w:pPr>
@@ -10533,13 +7108,7 @@
         </w:rPr>
       </w:pPr>
       <w:r>
-        <w:rPr>
-          <w:bCs/>
-          <w:color w:val="000000" w:themeColor="text1"/>
-          <w:kern w:val="0"/>
-          <w:szCs w:val="21"/>
-        </w:rPr>
-        <w:t>最终成绩由平时成绩、实验成绩和期末考查成绩三部分组成，各部分所占比例如下：</w:t>
+        <w:t>实验内容：</w:t>
       </w:r>
     </w:p>
     <w:p>
@@ -10555,117 +7124,7 @@
         </w:rPr>
       </w:pPr>
       <w:r>
-        <w:rPr>
-          <w:b/>
-          <w:bCs/>
-          <w:color w:val="000000" w:themeColor="text1"/>
-          <w:kern w:val="0"/>
-          <w:szCs w:val="21"/>
-        </w:rPr>
-        <w:t>平时成绩（</w:t>
-      </w:r>
-      <w:r>
-        <w:rPr>
-          <w:b/>
-          <w:bCs/>
-          <w:color w:val="000000" w:themeColor="text1"/>
-          <w:kern w:val="0"/>
-          <w:szCs w:val="21"/>
-        </w:rPr>
-        <w:t>20%</w:t>
-      </w:r>
-      <w:r>
-        <w:rPr>
-          <w:b/>
-          <w:bCs/>
-          <w:color w:val="000000" w:themeColor="text1"/>
-          <w:kern w:val="0"/>
-          <w:szCs w:val="21"/>
-        </w:rPr>
-        <w:t>）</w:t>
-      </w:r>
-      <w:r>
-        <w:rPr>
-          <w:bCs/>
-          <w:color w:val="000000" w:themeColor="text1"/>
-          <w:kern w:val="0"/>
-          <w:szCs w:val="21"/>
-        </w:rPr>
-        <w:t>：通过平时作业考核（</w:t>
-      </w:r>
-      <w:r>
-        <w:rPr>
-          <w:bCs/>
-          <w:color w:val="000000" w:themeColor="text1"/>
-          <w:kern w:val="0"/>
-          <w:szCs w:val="21"/>
-        </w:rPr>
-        <w:t>50%</w:t>
-      </w:r>
-      <w:r>
-        <w:rPr>
-          <w:bCs/>
-          <w:color w:val="000000" w:themeColor="text1"/>
-          <w:kern w:val="0"/>
-          <w:szCs w:val="21"/>
-        </w:rPr>
-        <w:t>）、课堂表现（</w:t>
-      </w:r>
-      <w:r>
-        <w:rPr>
-          <w:bCs/>
-          <w:color w:val="000000" w:themeColor="text1"/>
-          <w:kern w:val="0"/>
-          <w:szCs w:val="21"/>
-        </w:rPr>
-        <w:t>20%</w:t>
-      </w:r>
-      <w:r>
-        <w:rPr>
-          <w:bCs/>
-          <w:color w:val="000000" w:themeColor="text1"/>
-          <w:kern w:val="0"/>
-          <w:szCs w:val="21"/>
-        </w:rPr>
-        <w:t>）、阶段测验（</w:t>
-      </w:r>
-      <w:r>
-        <w:rPr>
-          <w:bCs/>
-          <w:color w:val="000000" w:themeColor="text1"/>
-          <w:kern w:val="0"/>
-          <w:szCs w:val="21"/>
-        </w:rPr>
-        <w:t>30%</w:t>
-      </w:r>
-      <w:r>
-        <w:rPr>
-          <w:bCs/>
-          <w:color w:val="000000" w:themeColor="text1"/>
-          <w:kern w:val="0"/>
-          <w:szCs w:val="21"/>
-        </w:rPr>
-        <w:t>）计算平时成绩。其中，平时作业考核：教师评判作业并根据作业内容的正确性、完成认真度及规范性给出评定成绩；课堂表现：</w:t>
-      </w:r>
-      <w:bookmarkStart w:id="3" w:name="_Hlk136369104"/>
-      <w:r>
-        <w:rPr>
-          <w:bCs/>
-          <w:color w:val="000000" w:themeColor="text1"/>
-          <w:kern w:val="0"/>
-          <w:szCs w:val="21"/>
-        </w:rPr>
-        <w:t>教师</w:t>
-      </w:r>
-      <w:bookmarkEnd w:id="3"/>
-      <w:r>
-        <w:rPr>
-          <w:bCs/>
-          <w:color w:val="000000" w:themeColor="text1"/>
-          <w:kern w:val="0"/>
-          <w:szCs w:val="21"/>
-        </w:rPr>
-        <w:t>根据学生课堂讨论、互动给出评定成绩；阶段测验：根据测试结果评定成绩。</w:t>
+        <w:t>使用 DevEco Studio 开发天气应用，实现手机/平板界面自适应布局；通过模拟器演示分布式数据同步原理。扩展案例：调用设备传感器（如光线传感器、陀螺仪）实现简单的物联网数据采集与展示场景。</w:t>
       </w:r>
     </w:p>
     <w:p>
@@ -10680,45 +7139,7 @@
           <w:szCs w:val="21"/>
         </w:rPr>
       </w:pPr>
-      <w:r>
-        <w:rPr>
-          <w:b/>
-          <w:bCs/>
-          <w:color w:val="000000" w:themeColor="text1"/>
-          <w:kern w:val="0"/>
-          <w:szCs w:val="21"/>
-        </w:rPr>
-        <w:t>实验成绩（</w:t>
-      </w:r>
-      <w:r>
-        <w:rPr>
-          <w:b/>
-          <w:bCs/>
-          <w:color w:val="000000" w:themeColor="text1"/>
-          <w:kern w:val="0"/>
-          <w:szCs w:val="21"/>
-        </w:rPr>
-        <w:t>30%</w:t>
-      </w:r>
-      <w:r>
-        <w:rPr>
-          <w:b/>
-          <w:bCs/>
-          <w:color w:val="000000" w:themeColor="text1"/>
-          <w:kern w:val="0"/>
-          <w:szCs w:val="21"/>
-        </w:rPr>
-        <w:t>）：</w:t>
-      </w:r>
-      <w:r>
-        <w:rPr>
-          <w:bCs/>
-          <w:color w:val="000000" w:themeColor="text1"/>
-          <w:kern w:val="0"/>
-          <w:szCs w:val="21"/>
-        </w:rPr>
-        <w:t>通过实验考核计算实验成绩。其中，实验考核根据实验项目完成情况以及实验报告的撰写质量给出评定成绩。</w:t>
-      </w:r>
+      <w:r/>
     </w:p>
     <w:p>
       <w:pPr>
@@ -10733,62 +7154,7 @@
         </w:rPr>
       </w:pPr>
       <w:r>
-        <w:rPr>
-          <w:b/>
-          <w:bCs/>
-          <w:color w:val="000000" w:themeColor="text1"/>
-          <w:kern w:val="0"/>
-          <w:szCs w:val="21"/>
-        </w:rPr>
-        <w:t>期末考查成绩（</w:t>
-      </w:r>
-      <w:r>
-        <w:rPr>
-          <w:b/>
-          <w:bCs/>
-          <w:color w:val="000000" w:themeColor="text1"/>
-          <w:kern w:val="0"/>
-          <w:szCs w:val="21"/>
-        </w:rPr>
-        <w:t>50%</w:t>
-      </w:r>
-      <w:r>
-        <w:rPr>
-          <w:b/>
-          <w:bCs/>
-          <w:color w:val="000000" w:themeColor="text1"/>
-          <w:kern w:val="0"/>
-          <w:szCs w:val="21"/>
-        </w:rPr>
-        <w:t>）：</w:t>
-      </w:r>
-      <w:r>
-        <w:rPr>
-          <w:bCs/>
-          <w:color w:val="000000" w:themeColor="text1"/>
-          <w:kern w:val="0"/>
-          <w:szCs w:val="21"/>
-        </w:rPr>
-        <w:t>重点考查学生应用</w:t>
-      </w:r>
-      <w:r>
-        <w:rPr>
-          <w:rFonts w:hint="eastAsia"/>
-          <w:bCs/>
-          <w:color w:val="000000" w:themeColor="text1"/>
-          <w:kern w:val="0"/>
-          <w:szCs w:val="21"/>
-        </w:rPr>
-        <w:t>移动</w:t>
-      </w:r>
-      <w:r>
-        <w:rPr>
-          <w:bCs/>
-          <w:color w:val="000000" w:themeColor="text1"/>
-          <w:kern w:val="0"/>
-          <w:szCs w:val="21"/>
-        </w:rPr>
-        <w:t>应用开发技术解决问题的能力。期末考查采用大作业的形式，完成系统的代码编写、测试以及文档的撰写。</w:t>
+        <w:t>AI 新范式开发流程：</w:t>
       </w:r>
     </w:p>
     <w:p>
@@ -10803,12 +7169,7 @@
         </w:rPr>
       </w:pPr>
       <w:r>
-        <w:rPr>
-          <w:bCs/>
-          <w:color w:val="000000" w:themeColor="text1"/>
-          <w:szCs w:val="21"/>
-        </w:rPr>
-        <w:t>课程目标达成考核与评价方式及成绩评定对照表</w:t>
+        <w:t>① 需求分析：定义天气应用功能需求与多端适配策略，明确传感器数据采集需求；② AI 辅助编码：使用 TRAE 辅助生成 ArkUI 页面布局与传感器调用代码；③ 测试验证：在不同设备模拟器上验证 UI 适配效果与传感器数据准确性；④ 部署运维：编写多端适配与硬件集成技术分析报告。</w:t>
       </w:r>
     </w:p>
     <w:tbl>
@@ -12424,14 +8785,7 @@
           <w:szCs w:val="21"/>
         </w:rPr>
       </w:pPr>
-      <w:r>
-        <w:rPr>
-          <w:rFonts w:eastAsia="黑体"/>
-          <w:color w:val="000000" w:themeColor="text1"/>
-          <w:szCs w:val="21"/>
-        </w:rPr>
-        <w:t>（二）成绩评定办法及依据</w:t>
-      </w:r>
+      <w:r/>
     </w:p>
     <w:p>
       <w:pPr>
@@ -12443,20 +8797,7 @@
         </w:rPr>
       </w:pPr>
       <w:r>
-        <w:rPr>
-          <w:bCs/>
-          <w:color w:val="000000" w:themeColor="text1"/>
-          <w:szCs w:val="21"/>
-        </w:rPr>
-        <w:t xml:space="preserve">1 </w:t>
-      </w:r>
-      <w:r>
-        <w:rPr>
-          <w:bCs/>
-          <w:color w:val="000000" w:themeColor="text1"/>
-          <w:szCs w:val="21"/>
-        </w:rPr>
-        <w:t>平时成绩评价标准</w:t>
+        <w:t>学生学习预期成果：</w:t>
       </w:r>
     </w:p>
     <w:tbl>
@@ -12731,7 +9072,6 @@
           </w:tcPr>
           <w:p>
             <w:r>
-              <w:lastRenderedPageBreak/>
               <w:t>课程目标</w:t>
             </w:r>
             <w:r>
@@ -13390,40 +9730,19 @@
         </w:rPr>
       </w:pPr>
       <w:r>
+        <w:t>掌握 ArkUI 声明式语法与多端 UI 适配策略，理解分布式能力原理，了解移动设备传感器与物联网集成基础，从而支撑课程目标 3 的达成。</w:t>
+      </w:r>
+    </w:p>
+    <w:p>
+      <w:pPr>
+        <w:spacing w:beforeLines="50" w:before="156" w:line="360" w:lineRule="exact"/>
         <w:rPr>
           <w:bCs/>
           <w:color w:val="000000" w:themeColor="text1"/>
-          <w:sz w:val="18"/>
-          <w:szCs w:val="18"/>
-        </w:rPr>
-        <w:t>注：该表格中比例为平时考核成绩比例。</w:t>
-      </w:r>
-    </w:p>
-    <w:p>
-      <w:pPr>
-        <w:spacing w:beforeLines="50" w:before="156" w:line="360" w:lineRule="exact"/>
-        <w:rPr>
-          <w:bCs/>
-          <w:color w:val="000000" w:themeColor="text1"/>
-          <w:szCs w:val="21"/>
-        </w:rPr>
-      </w:pPr>
-      <w:r>
-        <w:rPr>
-          <w:bCs/>
-          <w:color w:val="000000" w:themeColor="text1"/>
-          <w:szCs w:val="21"/>
-        </w:rPr>
-        <w:t xml:space="preserve">2 </w:t>
-      </w:r>
-      <w:r>
-        <w:rPr>
-          <w:bCs/>
-          <w:color w:val="000000" w:themeColor="text1"/>
-          <w:szCs w:val="21"/>
-        </w:rPr>
-        <w:t>实验成绩评价标准</w:t>
-      </w:r>
+          <w:szCs w:val="21"/>
+        </w:rPr>
+      </w:pPr>
+      <w:r/>
     </w:p>
     <w:tbl>
       <w:tblPr>
@@ -13742,7 +10061,11 @@
               <w:t>开发与</w:t>
             </w:r>
             <w:r>
-              <w:t xml:space="preserve"> Activity </w:t>
+              <w:t xml:space="preserve"> </w:t>
+            </w:r>
+            <w:r>
+              <w:lastRenderedPageBreak/>
+              <w:t xml:space="preserve">Activity </w:t>
             </w:r>
             <w:r>
               <w:t>跳转，组内技术分享内容充实。</w:t>
@@ -13761,13 +10084,18 @@
           </w:tcPr>
           <w:p>
             <w:r>
+              <w:lastRenderedPageBreak/>
               <w:t>较好完成环境配置与项目运行，掌握</w:t>
             </w:r>
             <w:r>
               <w:t xml:space="preserve"> Activity </w:t>
             </w:r>
             <w:r>
-              <w:t>跳转与数据传递，能参与组内分享。</w:t>
+              <w:t>跳转与数据传递，能参</w:t>
+            </w:r>
+            <w:r>
+              <w:lastRenderedPageBreak/>
+              <w:t>与组内分享。</w:t>
             </w:r>
           </w:p>
         </w:tc>
@@ -13783,13 +10111,18 @@
           </w:tcPr>
           <w:p>
             <w:r>
+              <w:lastRenderedPageBreak/>
               <w:t>完成主要平台环境配置，基本掌握</w:t>
             </w:r>
             <w:r>
               <w:t xml:space="preserve"> Activity </w:t>
             </w:r>
             <w:r>
-              <w:t>跳转与数据传递。</w:t>
+              <w:t>跳</w:t>
+            </w:r>
+            <w:r>
+              <w:lastRenderedPageBreak/>
+              <w:t>转与数据传递。</w:t>
             </w:r>
           </w:p>
         </w:tc>
@@ -13805,6 +10138,7 @@
           </w:tcPr>
           <w:p>
             <w:r>
+              <w:lastRenderedPageBreak/>
               <w:t>不能完成环境配置，未掌握</w:t>
             </w:r>
             <w:r>
@@ -13849,7 +10183,6 @@
           </w:tcPr>
           <w:p>
             <w:r>
-              <w:lastRenderedPageBreak/>
               <w:t>课程目标</w:t>
             </w:r>
             <w:r>
@@ -14354,57 +10687,19 @@
         </w:rPr>
       </w:pPr>
       <w:r>
+        <w:t>主要仪器设备：微型计算机。</w:t>
+      </w:r>
+    </w:p>
+    <w:p>
+      <w:pPr>
+        <w:spacing w:beforeLines="50" w:before="156" w:line="360" w:lineRule="exact"/>
         <w:rPr>
           <w:bCs/>
           <w:color w:val="000000" w:themeColor="text1"/>
-          <w:sz w:val="18"/>
-          <w:szCs w:val="18"/>
-        </w:rPr>
-        <w:t>注：该表格中比例为实验考核成绩比例。</w:t>
-      </w:r>
-    </w:p>
-    <w:p>
-      <w:pPr>
-        <w:spacing w:beforeLines="50" w:before="156" w:line="360" w:lineRule="exact"/>
-        <w:rPr>
-          <w:bCs/>
-          <w:color w:val="000000" w:themeColor="text1"/>
-          <w:szCs w:val="21"/>
-        </w:rPr>
-      </w:pPr>
-      <w:r>
-        <w:rPr>
-          <w:bCs/>
-          <w:color w:val="000000" w:themeColor="text1"/>
-          <w:szCs w:val="21"/>
-        </w:rPr>
-        <w:t>3</w:t>
-      </w:r>
-      <w:r>
-        <w:rPr>
-          <w:bCs/>
-          <w:color w:val="000000" w:themeColor="text1"/>
-          <w:szCs w:val="21"/>
-        </w:rPr>
-        <w:t>期末</w:t>
-      </w:r>
-      <w:r>
-        <w:rPr>
-          <w:rFonts w:hint="eastAsia"/>
-          <w:bCs/>
-          <w:color w:val="000000" w:themeColor="text1"/>
-          <w:szCs w:val="21"/>
-        </w:rPr>
-        <w:t>考核</w:t>
-      </w:r>
-      <w:r>
-        <w:rPr>
-          <w:bCs/>
-          <w:color w:val="000000" w:themeColor="text1"/>
-          <w:szCs w:val="21"/>
-        </w:rPr>
-        <w:t>评价内容</w:t>
-      </w:r>
+          <w:szCs w:val="21"/>
+        </w:rPr>
+      </w:pPr>
+      <w:r/>
     </w:p>
     <w:tbl>
       <w:tblPr>
@@ -14967,17 +11262,7 @@
           <w:szCs w:val="21"/>
         </w:rPr>
       </w:pPr>
-      <w:r>
-        <w:rPr>
-          <w:rFonts w:eastAsia="黑体"/>
-          <w:bCs/>
-          <w:color w:val="000000" w:themeColor="text1"/>
-          <w:kern w:val="0"/>
-          <w:sz w:val="24"/>
-          <w:szCs w:val="21"/>
-        </w:rPr>
-        <w:t>七、教材及教学资源</w:t>
-      </w:r>
+      <w:r/>
     </w:p>
     <w:p>
       <w:pPr>
@@ -14990,12 +11275,7 @@
         </w:rPr>
       </w:pPr>
       <w:r>
-        <w:rPr>
-          <w:rFonts w:eastAsia="黑体"/>
-          <w:color w:val="000000" w:themeColor="text1"/>
-          <w:szCs w:val="21"/>
-        </w:rPr>
-        <w:t>（一）教材</w:t>
+        <w:t>实验项目六：跨平台综合项目实战</w:t>
       </w:r>
     </w:p>
     <w:p>
@@ -15008,61 +11288,7 @@
           <w:szCs w:val="21"/>
         </w:rPr>
       </w:pPr>
-      <w:r>
-        <w:rPr>
-          <w:rFonts w:hint="eastAsia"/>
-          <w:color w:val="000000" w:themeColor="text1"/>
-          <w:kern w:val="0"/>
-          <w:szCs w:val="21"/>
-        </w:rPr>
-        <w:lastRenderedPageBreak/>
-        <w:t>华为软件技术有限公司</w:t>
-      </w:r>
-      <w:r>
-        <w:rPr>
-          <w:rFonts w:hint="eastAsia"/>
-          <w:color w:val="000000" w:themeColor="text1"/>
-          <w:kern w:val="0"/>
-          <w:szCs w:val="21"/>
-        </w:rPr>
-        <w:t>.</w:t>
-      </w:r>
-      <w:r>
-        <w:rPr>
-          <w:rFonts w:hint="eastAsia"/>
-          <w:color w:val="000000" w:themeColor="text1"/>
-          <w:kern w:val="0"/>
-          <w:szCs w:val="21"/>
-        </w:rPr>
-        <w:t>移动应用开发（高级）</w:t>
-      </w:r>
-      <w:r>
-        <w:rPr>
-          <w:rFonts w:hint="eastAsia"/>
-          <w:color w:val="000000" w:themeColor="text1"/>
-          <w:kern w:val="0"/>
-          <w:szCs w:val="21"/>
-        </w:rPr>
-        <w:t xml:space="preserve">[M]. </w:t>
-      </w:r>
-      <w:r>
-        <w:rPr>
-          <w:rFonts w:hint="eastAsia"/>
-          <w:color w:val="000000" w:themeColor="text1"/>
-          <w:kern w:val="0"/>
-          <w:szCs w:val="21"/>
-        </w:rPr>
-        <w:t>北京：清华大学出版社，</w:t>
-      </w:r>
-      <w:r>
-        <w:rPr>
-          <w:rFonts w:hint="eastAsia"/>
-          <w:color w:val="000000" w:themeColor="text1"/>
-          <w:kern w:val="0"/>
-          <w:szCs w:val="21"/>
-        </w:rPr>
-        <w:t>2021.10</w:t>
-      </w:r>
+      <w:r/>
     </w:p>
     <w:p>
       <w:pPr>
@@ -15075,12 +11301,7 @@
         </w:rPr>
       </w:pPr>
       <w:r>
-        <w:rPr>
-          <w:rFonts w:eastAsia="黑体"/>
-          <w:color w:val="000000" w:themeColor="text1"/>
-          <w:szCs w:val="21"/>
-        </w:rPr>
-        <w:t>（二）课程资源</w:t>
+        <w:t>实验内容：</w:t>
       </w:r>
     </w:p>
     <w:p>
@@ -15093,31 +11314,7 @@
         </w:rPr>
       </w:pPr>
       <w:r>
-        <w:t xml:space="preserve">[1] </w:t>
-      </w:r>
-      <w:r>
-        <w:t>张思民</w:t>
-      </w:r>
-      <w:r>
-        <w:t xml:space="preserve">. Android Studio </w:t>
-      </w:r>
-      <w:r>
-        <w:t>应用程序设计（第</w:t>
-      </w:r>
-      <w:r>
-        <w:t>2</w:t>
-      </w:r>
-      <w:r>
-        <w:t>版）</w:t>
-      </w:r>
-      <w:r>
-        <w:t xml:space="preserve">[M]. </w:t>
-      </w:r>
-      <w:r>
-        <w:t>北京：清华大学出版社，</w:t>
-      </w:r>
-      <w:r>
-        <w:t>2023.</w:t>
+        <w:t>团队开发某业务应用（建议选题涉及传感器或硬件交互场景，如运动健康、智能家居控制等），每人负责一个技术栈（Android/Flutter/React Native/Uniapp/MAUI/微信小程序），使用 Git 进行版本控制与协作，借助 AI 编程工具辅助代码生成与调试。</w:t>
       </w:r>
     </w:p>
     <w:p>
@@ -15129,33 +11326,7 @@
           <w:szCs w:val="21"/>
         </w:rPr>
       </w:pPr>
-      <w:r>
-        <w:t xml:space="preserve">[2] </w:t>
-      </w:r>
-      <w:r>
-        <w:t>黑马程序员</w:t>
-      </w:r>
-      <w:r>
-        <w:t xml:space="preserve">. Android </w:t>
-      </w:r>
-      <w:r>
-        <w:t>移动开发基础案例教程（第</w:t>
-      </w:r>
-      <w:r>
-        <w:t>2</w:t>
-      </w:r>
-      <w:r>
-        <w:t>版）</w:t>
-      </w:r>
-      <w:r>
-        <w:t xml:space="preserve">[M]. </w:t>
-      </w:r>
-      <w:r>
-        <w:t>北京：人民邮电出版社，</w:t>
-      </w:r>
-      <w:r>
-        <w:t>2022.</w:t>
-      </w:r>
+      <w:r/>
     </w:p>
     <w:p>
       <w:pPr>
@@ -15168,31 +11339,7 @@
         </w:rPr>
       </w:pPr>
       <w:r>
-        <w:t xml:space="preserve">[3] </w:t>
-      </w:r>
-      <w:r>
-        <w:t>王保明</w:t>
-      </w:r>
-      <w:r>
-        <w:t>.</w:t>
-      </w:r>
-      <w:r>
-        <w:t>《</w:t>
-      </w:r>
-      <w:r>
-        <w:t xml:space="preserve">Uniapp </w:t>
-      </w:r>
-      <w:r>
-        <w:t>跨平台开发实战》</w:t>
-      </w:r>
-      <w:r>
-        <w:t xml:space="preserve">[M]. </w:t>
-      </w:r>
-      <w:r>
-        <w:t>北京：电子工业出版社，</w:t>
-      </w:r>
-      <w:r>
-        <w:t>2023.</w:t>
+        <w:t>移动开发工程实践环节：</w:t>
       </w:r>
     </w:p>
     <w:p>
@@ -15204,36 +11351,7 @@
         </w:rPr>
       </w:pPr>
       <w:r>
-        <w:t xml:space="preserve">[4] </w:t>
-      </w:r>
-      <w:proofErr w:type="gramStart"/>
-      <w:r>
-        <w:t>亢</w:t>
-      </w:r>
-      <w:proofErr w:type="gramEnd"/>
-      <w:r>
-        <w:t>少军</w:t>
-      </w:r>
-      <w:r>
-        <w:t xml:space="preserve">. Flutter </w:t>
-      </w:r>
-      <w:r>
-        <w:t>技术入门与实战（第</w:t>
-      </w:r>
-      <w:r>
-        <w:t>2</w:t>
-      </w:r>
-      <w:r>
-        <w:t>版）</w:t>
-      </w:r>
-      <w:r>
-        <w:t xml:space="preserve">[M]. </w:t>
-      </w:r>
-      <w:r>
-        <w:t>北京：机械工业出版社，</w:t>
-      </w:r>
-      <w:r>
-        <w:t>2022.</w:t>
+        <w:t>权限管理：实现运行时权限请求（如定位、相册、麦克风权限）。</w:t>
       </w:r>
     </w:p>
     <w:p>
@@ -15245,162 +11363,31 @@
         </w:rPr>
       </w:pPr>
       <w:r>
-        <w:t xml:space="preserve">[5] </w:t>
-      </w:r>
-      <w:proofErr w:type="gramStart"/>
-      <w:r>
-        <w:t>刘望舒</w:t>
-      </w:r>
-      <w:proofErr w:type="gramEnd"/>
-      <w:r>
-        <w:t xml:space="preserve">. Android </w:t>
-      </w:r>
-      <w:r>
-        <w:t>进阶之光（第</w:t>
-      </w:r>
-      <w:r>
-        <w:t>2</w:t>
-      </w:r>
-      <w:r>
-        <w:t>版）</w:t>
-      </w:r>
-      <w:r>
-        <w:t xml:space="preserve">[M]. </w:t>
-      </w:r>
-      <w:r>
-        <w:t>北京：电子工业出版社，</w:t>
-      </w:r>
-      <w:r>
-        <w:t>2022.</w:t>
-      </w:r>
-    </w:p>
-    <w:p>
-      <w:r>
-        <w:t xml:space="preserve">[6] </w:t>
-      </w:r>
-      <w:proofErr w:type="gramStart"/>
-      <w:r>
-        <w:t>柳峰</w:t>
-      </w:r>
-      <w:proofErr w:type="gramEnd"/>
-      <w:r>
-        <w:t xml:space="preserve">. </w:t>
-      </w:r>
-      <w:proofErr w:type="gramStart"/>
-      <w:r>
-        <w:t>微信小</w:t>
-      </w:r>
-      <w:proofErr w:type="gramEnd"/>
-      <w:r>
-        <w:t>程序开发零基础入门（第</w:t>
-      </w:r>
-      <w:r>
-        <w:t>2</w:t>
-      </w:r>
-      <w:r>
-        <w:t>版）</w:t>
-      </w:r>
-      <w:r>
-        <w:t xml:space="preserve">[M]. </w:t>
-      </w:r>
-      <w:r>
-        <w:t>北京：清华大学出版社，</w:t>
-      </w:r>
-      <w:r>
-        <w:t>2023.</w:t>
-      </w:r>
-    </w:p>
-    <w:p>
-      <w:r>
-        <w:t xml:space="preserve">[7] </w:t>
-      </w:r>
-      <w:r>
-        <w:t>刘长龙</w:t>
-      </w:r>
-      <w:r>
-        <w:t xml:space="preserve">. .NET MAUI </w:t>
-      </w:r>
-      <w:r>
-        <w:t>跨平台应用开发</w:t>
-      </w:r>
-      <w:r>
-        <w:t xml:space="preserve"> [M]. </w:t>
-      </w:r>
-      <w:r>
-        <w:t>北京：人民邮电出版社，</w:t>
-      </w:r>
-      <w:r>
-        <w:t>2023.</w:t>
-      </w:r>
-    </w:p>
-    <w:p>
-      <w:r>
-        <w:t xml:space="preserve">[8] </w:t>
-      </w:r>
-      <w:r>
-        <w:t>华为开发者联盟</w:t>
-      </w:r>
-      <w:r>
-        <w:t xml:space="preserve">. HarmonyOS </w:t>
-      </w:r>
-      <w:r>
-        <w:t>应用开发实战</w:t>
-      </w:r>
-      <w:r>
-        <w:t xml:space="preserve"> [M]. </w:t>
-      </w:r>
-      <w:r>
-        <w:t>北京：电子工业出版社，</w:t>
-      </w:r>
-      <w:r>
-        <w:t>2024.</w:t>
-      </w:r>
-    </w:p>
-    <w:p>
-      <w:r>
-        <w:t xml:space="preserve">[9] </w:t>
-      </w:r>
-      <w:r>
-        <w:t>杜文</w:t>
-      </w:r>
-      <w:r>
-        <w:t xml:space="preserve">. Flutter </w:t>
-      </w:r>
-      <w:r>
-        <w:t>实战</w:t>
-      </w:r>
-      <w:r>
-        <w:t xml:space="preserve"> [M]. </w:t>
-      </w:r>
-      <w:r>
-        <w:t>北京：机械工业出版社，</w:t>
-      </w:r>
-      <w:r>
-        <w:t>2023.</w:t>
-      </w:r>
-    </w:p>
-    <w:p>
-      <w:r>
-        <w:t xml:space="preserve">[10] </w:t>
-      </w:r>
-      <w:r>
-        <w:t>任玉刚</w:t>
-      </w:r>
-      <w:r>
-        <w:t xml:space="preserve">. Android </w:t>
-      </w:r>
-      <w:r>
-        <w:t>开发艺术探索</w:t>
-      </w:r>
-      <w:r>
-        <w:t xml:space="preserve"> [M]. </w:t>
-      </w:r>
-      <w:r>
-        <w:t>北京：电子工业出版社，</w:t>
-      </w:r>
-      <w:r>
-        <w:t>2022.</w:t>
-      </w:r>
+        <w:t>生命周期管理：处理应用前后台切换、状态保存与恢复。</w:t>
+      </w:r>
+    </w:p>
+    <w:p>
+      <w:r>
+        <w:t>性能优化：进行启动速度、内存占用、网络请求等性能指标测试与优化。</w:t>
+      </w:r>
+    </w:p>
+    <w:p>
+      <w:r>
+        <w:t>测试验证：编写单元测试用例，进行功能测试与跨端兼容性测试。</w:t>
+      </w:r>
+    </w:p>
+    <w:p>
+      <w:r>
+        <w:t>代码规范：制定团队代码规范，使用静态分析工具检查代码质量。</w:t>
+      </w:r>
+    </w:p>
+    <w:p>
+      <w:r>
+        <w:t>版本管理：建立 Git 分支管理策略，进行代码审查。</w:t>
+      </w:r>
+    </w:p>
+    <w:p>
+      <w:r/>
     </w:p>
     <w:p>
       <w:pPr>
@@ -15411,6 +11398,9 @@
           <w:szCs w:val="21"/>
         </w:rPr>
       </w:pPr>
+      <w:r>
+        <w:t>AI 新范式开发流程：</w:t>
+      </w:r>
     </w:p>
     <w:p>
       <w:pPr>
@@ -15421,6 +11411,9 @@
           <w:szCs w:val="21"/>
         </w:rPr>
       </w:pPr>
+      <w:r>
+        <w:t>① 需求分析：团队协作完成项目需求文档与技术选型方案；② AI 辅助编码：各成员使用 TRAE 辅助各技术栈端的代码开发；③ 测试验证：制定测试计划，进行功能测试与跨端兼容性测试；④ 部署运维：完成多端应用打包部署，撰写技术选型对比报告与项目总结。</w:t>
+      </w:r>
     </w:p>
     <w:p>
       <w:pPr>
@@ -15429,148 +11422,22 @@
           <w:color w:val="000000" w:themeColor="text1"/>
         </w:rPr>
       </w:pPr>
-      <w:r>
-        <w:t>制定人（签字）：</w:t>
-      </w:r>
-      <w:r>
-        <w:rPr>
-          <w:noProof/>
-        </w:rPr>
-        <w:drawing>
-          <wp:inline distT="0" distB="0" distL="0" distR="0" wp14:anchorId="1A8B24CB" wp14:editId="09A0860C">
-            <wp:extent cx="662047" cy="214630"/>
-            <wp:effectExtent l="0" t="0" r="5080" b="0"/>
-            <wp:docPr id="834529030" name="图片 1"/>
-            <wp:cNvGraphicFramePr>
-              <a:graphicFrameLocks xmlns:a="http://schemas.openxmlformats.org/drawingml/2006/main" noChangeAspect="1"/>
-            </wp:cNvGraphicFramePr>
-            <a:graphic xmlns:a="http://schemas.openxmlformats.org/drawingml/2006/main">
-              <a:graphicData uri="http://schemas.openxmlformats.org/drawingml/2006/picture">
-                <pic:pic xmlns:pic="http://schemas.openxmlformats.org/drawingml/2006/picture">
-                  <pic:nvPicPr>
-                    <pic:cNvPr id="834529030" name="图片 1"/>
-                    <pic:cNvPicPr>
-                      <a:picLocks noChangeAspect="1"/>
-                    </pic:cNvPicPr>
-                  </pic:nvPicPr>
-                  <pic:blipFill>
-                    <a:blip r:embed="rId7" cstate="print">
-                      <a:extLst>
-                        <a:ext uri="{28A0092B-C50C-407E-A947-70E740481C1C}">
-                          <a14:useLocalDpi xmlns:a14="http://schemas.microsoft.com/office/drawing/2010/main" val="0"/>
-                        </a:ext>
-                      </a:extLst>
-                    </a:blip>
-                    <a:stretch>
-                      <a:fillRect/>
-                    </a:stretch>
-                  </pic:blipFill>
-                  <pic:spPr>
-                    <a:xfrm>
-                      <a:off x="0" y="0"/>
-                      <a:ext cx="675052" cy="218846"/>
-                    </a:xfrm>
-                    <a:prstGeom prst="rect">
-                      <a:avLst/>
-                    </a:prstGeom>
-                  </pic:spPr>
-                </pic:pic>
-              </a:graphicData>
-            </a:graphic>
-          </wp:inline>
-        </w:drawing>
-      </w:r>
-      <w:r>
-        <w:rPr>
-          <w:rFonts w:hint="eastAsia"/>
-        </w:rPr>
-        <w:t xml:space="preserve"> </w:t>
-      </w:r>
-      <w:r>
-        <w:t>审核人（签字）：</w:t>
-      </w:r>
-      <w:r>
-        <w:rPr>
-          <w:noProof/>
-        </w:rPr>
-        <w:drawing>
-          <wp:inline distT="0" distB="0" distL="0" distR="0" wp14:anchorId="0529C6D3" wp14:editId="4219B5F2">
-            <wp:extent cx="556895" cy="245745"/>
-            <wp:effectExtent l="0" t="0" r="0" b="1905"/>
-            <wp:docPr id="608503808" name="图片 3"/>
-            <wp:cNvGraphicFramePr>
-              <a:graphicFrameLocks xmlns:a="http://schemas.openxmlformats.org/drawingml/2006/main" noChangeAspect="1"/>
-            </wp:cNvGraphicFramePr>
-            <a:graphic xmlns:a="http://schemas.openxmlformats.org/drawingml/2006/main">
-              <a:graphicData uri="http://schemas.openxmlformats.org/drawingml/2006/picture">
-                <pic:pic xmlns:pic="http://schemas.openxmlformats.org/drawingml/2006/picture">
-                  <pic:nvPicPr>
-                    <pic:cNvPr id="608503808" name="图片 3"/>
-                    <pic:cNvPicPr>
-                      <a:picLocks noChangeAspect="1"/>
-                    </pic:cNvPicPr>
-                  </pic:nvPicPr>
-                  <pic:blipFill>
-                    <a:blip r:embed="rId8" cstate="print">
-                      <a:extLst>
-                        <a:ext uri="{28A0092B-C50C-407E-A947-70E740481C1C}">
-                          <a14:useLocalDpi xmlns:a14="http://schemas.microsoft.com/office/drawing/2010/main" val="0"/>
-                        </a:ext>
-                      </a:extLst>
-                    </a:blip>
-                    <a:srcRect/>
-                    <a:stretch>
-                      <a:fillRect/>
-                    </a:stretch>
-                  </pic:blipFill>
-                  <pic:spPr bwMode="auto">
-                    <a:xfrm>
-                      <a:off x="0" y="0"/>
-                      <a:ext cx="556895" cy="245745"/>
-                    </a:xfrm>
-                    <a:prstGeom prst="rect">
-                      <a:avLst/>
-                    </a:prstGeom>
-                    <a:noFill/>
-                    <a:ln>
-                      <a:noFill/>
-                    </a:ln>
-                  </pic:spPr>
-                </pic:pic>
-              </a:graphicData>
-            </a:graphic>
-          </wp:inline>
-        </w:drawing>
-      </w:r>
-      <w:r>
-        <w:t xml:space="preserve"> </w:t>
-      </w:r>
-      <w:r>
-        <w:rPr>
-          <w:rFonts w:hint="eastAsia"/>
-        </w:rPr>
-        <w:t xml:space="preserve"> </w:t>
-      </w:r>
-      <w:r>
-        <w:t>制定时间：</w:t>
-      </w:r>
-      <w:r>
-        <w:t>2026</w:t>
-      </w:r>
-      <w:r>
-        <w:rPr>
-          <w:rFonts w:hint="eastAsia"/>
-        </w:rPr>
-        <w:t>.</w:t>
-      </w:r>
-      <w:r>
-        <w:t>7</w:t>
-      </w:r>
-      <w:r>
-        <w:rPr>
-          <w:rFonts w:hint="eastAsia"/>
-        </w:rPr>
-        <w:t>.13</w:t>
+      <w:r/>
+    </w:p>
+    <w:p>
+      <w:r>
+        <w:t>学生学习预期成果：</w:t>
+      </w:r>
+    </w:p>
+    <w:p>
+      <w:r>
+        <w:t>提交可运行的多端应用及技术选型对比报告，说明不同框架的应用场景与优势，掌握移动平台工程实践（权限管理、生命周期、性能优化）与 Git 团队协作流程，具备 AI 新范式全流程开发能力，从而支撑课程目标 1-4 的达成。</w:t>
+      </w:r>
+    </w:p>
+    <w:p/>
+    <w:p>
+      <w:r>
+        <w:t>主要仪器设备：微型计算机。</w:t>
       </w:r>
     </w:p>
     <w:p/>
